--- a/RA2511026020156.docx
+++ b/RA2511026020156.docx
@@ -607,7 +607,7 @@
                 <w:rFonts w:ascii="Times New Roman" w:hAnsi="Times New Roman"/>
                 <w:sz w:val="19"/>
               </w:rPr>
-              <w:t>42</w:t>
+              <w:t>43</w:t>
             </w:r>
           </w:p>
         </w:tc>
@@ -643,7 +643,7 @@
                 <w:rFonts w:ascii="Times New Roman" w:hAnsi="Times New Roman"/>
                 <w:sz w:val="19"/>
               </w:rPr>
-              <w:t>44</w:t>
+              <w:t>45</w:t>
             </w:r>
           </w:p>
         </w:tc>
@@ -679,7 +679,7 @@
                 <w:rFonts w:ascii="Times New Roman" w:hAnsi="Times New Roman"/>
                 <w:sz w:val="19"/>
               </w:rPr>
-              <w:t>48</w:t>
+              <w:t>49</w:t>
             </w:r>
           </w:p>
         </w:tc>
@@ -715,7 +715,7 @@
                 <w:rFonts w:ascii="Times New Roman" w:hAnsi="Times New Roman"/>
                 <w:sz w:val="19"/>
               </w:rPr>
-              <w:t>50</w:t>
+              <w:t>51</w:t>
             </w:r>
           </w:p>
         </w:tc>
@@ -5862,9 +5862,10 @@
         <w:tblLook w:firstColumn="1" w:firstRow="1" w:lastColumn="0" w:lastRow="0" w:noHBand="0" w:noVBand="1" w:val="04A0"/>
       </w:tblPr>
       <w:tblGrid>
-        <w:gridCol w:w="3009"/>
-        <w:gridCol w:w="3009"/>
-        <w:gridCol w:w="3009"/>
+        <w:gridCol w:w="2256"/>
+        <w:gridCol w:w="2256"/>
+        <w:gridCol w:w="2256"/>
+        <w:gridCol w:w="2256"/>
       </w:tblGrid>
       <w:tr>
         <w:trPr>
@@ -5872,7 +5873,7 @@
         </w:trPr>
         <w:tc>
           <w:tcPr>
-            <w:tcW w:type="dxa" w:w="3240"/>
+            <w:tcW w:type="dxa" w:w="2203"/>
             <w:vAlign w:val="center"/>
             <w:tcBorders>
               <w:top w:val="single" w:sz="6" w:color="7F8C9A"/>
@@ -5886,6 +5887,7 @@
           <w:p>
             <w:pPr>
               <w:spacing w:before="20" w:after="20"/>
+              <w:jc w:val="center"/>
             </w:pPr>
             <w:r>
               <w:rPr>
@@ -5893,13 +5895,13 @@
                 <w:b/>
                 <w:sz w:val="16"/>
               </w:rPr>
-              <w:t>MARK ALLOCATION</w:t>
-            </w:r>
-          </w:p>
-        </w:tc>
-        <w:tc>
-          <w:tcPr>
-            <w:tcW w:type="dxa" w:w="2808"/>
+              <w:t>Program (4)</w:t>
+            </w:r>
+          </w:p>
+        </w:tc>
+        <w:tc>
+          <w:tcPr>
+            <w:tcW w:type="dxa" w:w="2203"/>
             <w:vAlign w:val="center"/>
             <w:tcBorders>
               <w:top w:val="single" w:sz="6" w:color="7F8C9A"/>
@@ -5913,19 +5915,21 @@
           <w:p>
             <w:pPr>
               <w:spacing w:before="20" w:after="20"/>
-            </w:pPr>
-            <w:r>
-              <w:rPr>
-                <w:rFonts w:ascii="Times New Roman" w:hAnsi="Times New Roman"/>
+              <w:jc w:val="center"/>
+            </w:pPr>
+            <w:r>
+              <w:rPr>
+                <w:rFonts w:ascii="Times New Roman" w:hAnsi="Times New Roman"/>
+                <w:b/>
                 <w:sz w:val="16"/>
               </w:rPr>
-              <w:t>Allocated: ______</w:t>
-            </w:r>
-          </w:p>
-        </w:tc>
-        <w:tc>
-          <w:tcPr>
-            <w:tcW w:type="dxa" w:w="2808"/>
+              <w:t>Output (3)</w:t>
+            </w:r>
+          </w:p>
+        </w:tc>
+        <w:tc>
+          <w:tcPr>
+            <w:tcW w:type="dxa" w:w="2203"/>
             <w:vAlign w:val="center"/>
             <w:tcBorders>
               <w:top w:val="single" w:sz="6" w:color="7F8C9A"/>
@@ -5939,13 +5943,156 @@
           <w:p>
             <w:pPr>
               <w:spacing w:before="20" w:after="20"/>
-            </w:pPr>
-            <w:r>
-              <w:rPr>
-                <w:rFonts w:ascii="Times New Roman" w:hAnsi="Times New Roman"/>
+              <w:jc w:val="center"/>
+            </w:pPr>
+            <w:r>
+              <w:rPr>
+                <w:rFonts w:ascii="Times New Roman" w:hAnsi="Times New Roman"/>
+                <w:b/>
                 <w:sz w:val="16"/>
               </w:rPr>
-              <w:t>Awarded: ______</w:t>
+              <w:t>Viva (3)</w:t>
+            </w:r>
+          </w:p>
+        </w:tc>
+        <w:tc>
+          <w:tcPr>
+            <w:tcW w:type="dxa" w:w="2203"/>
+            <w:vAlign w:val="center"/>
+            <w:tcBorders>
+              <w:top w:val="single" w:sz="6" w:color="7F8C9A"/>
+              <w:left w:val="single" w:sz="6" w:color="7F8C9A"/>
+              <w:bottom w:val="single" w:sz="6" w:color="7F8C9A"/>
+              <w:right w:val="single" w:sz="6" w:color="7F8C9A"/>
+              <w:insideH w:val="single" w:sz="6" w:color="7F8C9A"/>
+              <w:insideV w:val="single" w:sz="6" w:color="7F8C9A"/>
+            </w:tcBorders>
+          </w:tcPr>
+          <w:p>
+            <w:pPr>
+              <w:spacing w:before="20" w:after="20"/>
+              <w:jc w:val="center"/>
+            </w:pPr>
+            <w:r>
+              <w:rPr>
+                <w:rFonts w:ascii="Times New Roman" w:hAnsi="Times New Roman"/>
+                <w:b/>
+                <w:sz w:val="16"/>
+              </w:rPr>
+              <w:t>Result (10)</w:t>
+            </w:r>
+          </w:p>
+        </w:tc>
+      </w:tr>
+      <w:tr>
+        <w:trPr>
+          <w:cantSplit/>
+        </w:trPr>
+        <w:tc>
+          <w:tcPr>
+            <w:tcW w:type="dxa" w:w="2203"/>
+            <w:vAlign w:val="center"/>
+            <w:tcBorders>
+              <w:top w:val="single" w:sz="6" w:color="7F8C9A"/>
+              <w:left w:val="single" w:sz="6" w:color="7F8C9A"/>
+              <w:bottom w:val="single" w:sz="6" w:color="7F8C9A"/>
+              <w:right w:val="single" w:sz="6" w:color="7F8C9A"/>
+              <w:insideH w:val="single" w:sz="6" w:color="7F8C9A"/>
+              <w:insideV w:val="single" w:sz="6" w:color="7F8C9A"/>
+            </w:tcBorders>
+          </w:tcPr>
+          <w:p>
+            <w:pPr>
+              <w:spacing w:before="20" w:after="20"/>
+              <w:jc w:val="center"/>
+            </w:pPr>
+            <w:r>
+              <w:rPr>
+                <w:rFonts w:ascii="Times New Roman" w:hAnsi="Times New Roman"/>
+                <w:b w:val="0"/>
+                <w:sz w:val="16"/>
+              </w:rPr>
+            </w:r>
+          </w:p>
+        </w:tc>
+        <w:tc>
+          <w:tcPr>
+            <w:tcW w:type="dxa" w:w="2203"/>
+            <w:vAlign w:val="center"/>
+            <w:tcBorders>
+              <w:top w:val="single" w:sz="6" w:color="7F8C9A"/>
+              <w:left w:val="single" w:sz="6" w:color="7F8C9A"/>
+              <w:bottom w:val="single" w:sz="6" w:color="7F8C9A"/>
+              <w:right w:val="single" w:sz="6" w:color="7F8C9A"/>
+              <w:insideH w:val="single" w:sz="6" w:color="7F8C9A"/>
+              <w:insideV w:val="single" w:sz="6" w:color="7F8C9A"/>
+            </w:tcBorders>
+          </w:tcPr>
+          <w:p>
+            <w:pPr>
+              <w:spacing w:before="20" w:after="20"/>
+              <w:jc w:val="center"/>
+            </w:pPr>
+            <w:r>
+              <w:rPr>
+                <w:rFonts w:ascii="Times New Roman" w:hAnsi="Times New Roman"/>
+                <w:b w:val="0"/>
+                <w:sz w:val="16"/>
+              </w:rPr>
+            </w:r>
+          </w:p>
+        </w:tc>
+        <w:tc>
+          <w:tcPr>
+            <w:tcW w:type="dxa" w:w="2203"/>
+            <w:vAlign w:val="center"/>
+            <w:tcBorders>
+              <w:top w:val="single" w:sz="6" w:color="7F8C9A"/>
+              <w:left w:val="single" w:sz="6" w:color="7F8C9A"/>
+              <w:bottom w:val="single" w:sz="6" w:color="7F8C9A"/>
+              <w:right w:val="single" w:sz="6" w:color="7F8C9A"/>
+              <w:insideH w:val="single" w:sz="6" w:color="7F8C9A"/>
+              <w:insideV w:val="single" w:sz="6" w:color="7F8C9A"/>
+            </w:tcBorders>
+          </w:tcPr>
+          <w:p>
+            <w:pPr>
+              <w:spacing w:before="20" w:after="20"/>
+              <w:jc w:val="center"/>
+            </w:pPr>
+            <w:r>
+              <w:rPr>
+                <w:rFonts w:ascii="Times New Roman" w:hAnsi="Times New Roman"/>
+                <w:b w:val="0"/>
+                <w:sz w:val="16"/>
+              </w:rPr>
+            </w:r>
+          </w:p>
+        </w:tc>
+        <w:tc>
+          <w:tcPr>
+            <w:tcW w:type="dxa" w:w="2203"/>
+            <w:vAlign w:val="center"/>
+            <w:tcBorders>
+              <w:top w:val="single" w:sz="6" w:color="7F8C9A"/>
+              <w:left w:val="single" w:sz="6" w:color="7F8C9A"/>
+              <w:bottom w:val="single" w:sz="6" w:color="7F8C9A"/>
+              <w:right w:val="single" w:sz="6" w:color="7F8C9A"/>
+              <w:insideH w:val="single" w:sz="6" w:color="7F8C9A"/>
+              <w:insideV w:val="single" w:sz="6" w:color="7F8C9A"/>
+            </w:tcBorders>
+          </w:tcPr>
+          <w:p>
+            <w:pPr>
+              <w:spacing w:before="20" w:after="20"/>
+              <w:jc w:val="center"/>
+            </w:pPr>
+            <w:r>
+              <w:rPr>
+                <w:rFonts w:ascii="Times New Roman" w:hAnsi="Times New Roman"/>
+                <w:b w:val="0"/>
+                <w:sz w:val="16"/>
+              </w:rPr>
             </w:r>
           </w:p>
         </w:tc>
@@ -6290,9 +6437,10 @@
         <w:tblLook w:firstColumn="1" w:firstRow="1" w:lastColumn="0" w:lastRow="0" w:noHBand="0" w:noVBand="1" w:val="04A0"/>
       </w:tblPr>
       <w:tblGrid>
-        <w:gridCol w:w="3009"/>
-        <w:gridCol w:w="3009"/>
-        <w:gridCol w:w="3009"/>
+        <w:gridCol w:w="2256"/>
+        <w:gridCol w:w="2256"/>
+        <w:gridCol w:w="2256"/>
+        <w:gridCol w:w="2256"/>
       </w:tblGrid>
       <w:tr>
         <w:trPr>
@@ -6300,7 +6448,7 @@
         </w:trPr>
         <w:tc>
           <w:tcPr>
-            <w:tcW w:type="dxa" w:w="3240"/>
+            <w:tcW w:type="dxa" w:w="2203"/>
             <w:vAlign w:val="center"/>
             <w:tcBorders>
               <w:top w:val="single" w:sz="6" w:color="7F8C9A"/>
@@ -6314,6 +6462,7 @@
           <w:p>
             <w:pPr>
               <w:spacing w:before="20" w:after="20"/>
+              <w:jc w:val="center"/>
             </w:pPr>
             <w:r>
               <w:rPr>
@@ -6321,13 +6470,13 @@
                 <w:b/>
                 <w:sz w:val="16"/>
               </w:rPr>
-              <w:t>MARK ALLOCATION</w:t>
-            </w:r>
-          </w:p>
-        </w:tc>
-        <w:tc>
-          <w:tcPr>
-            <w:tcW w:type="dxa" w:w="2808"/>
+              <w:t>Program (4)</w:t>
+            </w:r>
+          </w:p>
+        </w:tc>
+        <w:tc>
+          <w:tcPr>
+            <w:tcW w:type="dxa" w:w="2203"/>
             <w:vAlign w:val="center"/>
             <w:tcBorders>
               <w:top w:val="single" w:sz="6" w:color="7F8C9A"/>
@@ -6341,19 +6490,21 @@
           <w:p>
             <w:pPr>
               <w:spacing w:before="20" w:after="20"/>
-            </w:pPr>
-            <w:r>
-              <w:rPr>
-                <w:rFonts w:ascii="Times New Roman" w:hAnsi="Times New Roman"/>
+              <w:jc w:val="center"/>
+            </w:pPr>
+            <w:r>
+              <w:rPr>
+                <w:rFonts w:ascii="Times New Roman" w:hAnsi="Times New Roman"/>
+                <w:b/>
                 <w:sz w:val="16"/>
               </w:rPr>
-              <w:t>Allocated: ______</w:t>
-            </w:r>
-          </w:p>
-        </w:tc>
-        <w:tc>
-          <w:tcPr>
-            <w:tcW w:type="dxa" w:w="2808"/>
+              <w:t>Output (3)</w:t>
+            </w:r>
+          </w:p>
+        </w:tc>
+        <w:tc>
+          <w:tcPr>
+            <w:tcW w:type="dxa" w:w="2203"/>
             <w:vAlign w:val="center"/>
             <w:tcBorders>
               <w:top w:val="single" w:sz="6" w:color="7F8C9A"/>
@@ -6367,13 +6518,156 @@
           <w:p>
             <w:pPr>
               <w:spacing w:before="20" w:after="20"/>
-            </w:pPr>
-            <w:r>
-              <w:rPr>
-                <w:rFonts w:ascii="Times New Roman" w:hAnsi="Times New Roman"/>
+              <w:jc w:val="center"/>
+            </w:pPr>
+            <w:r>
+              <w:rPr>
+                <w:rFonts w:ascii="Times New Roman" w:hAnsi="Times New Roman"/>
+                <w:b/>
                 <w:sz w:val="16"/>
               </w:rPr>
-              <w:t>Awarded: ______</w:t>
+              <w:t>Viva (3)</w:t>
+            </w:r>
+          </w:p>
+        </w:tc>
+        <w:tc>
+          <w:tcPr>
+            <w:tcW w:type="dxa" w:w="2203"/>
+            <w:vAlign w:val="center"/>
+            <w:tcBorders>
+              <w:top w:val="single" w:sz="6" w:color="7F8C9A"/>
+              <w:left w:val="single" w:sz="6" w:color="7F8C9A"/>
+              <w:bottom w:val="single" w:sz="6" w:color="7F8C9A"/>
+              <w:right w:val="single" w:sz="6" w:color="7F8C9A"/>
+              <w:insideH w:val="single" w:sz="6" w:color="7F8C9A"/>
+              <w:insideV w:val="single" w:sz="6" w:color="7F8C9A"/>
+            </w:tcBorders>
+          </w:tcPr>
+          <w:p>
+            <w:pPr>
+              <w:spacing w:before="20" w:after="20"/>
+              <w:jc w:val="center"/>
+            </w:pPr>
+            <w:r>
+              <w:rPr>
+                <w:rFonts w:ascii="Times New Roman" w:hAnsi="Times New Roman"/>
+                <w:b/>
+                <w:sz w:val="16"/>
+              </w:rPr>
+              <w:t>Result (10)</w:t>
+            </w:r>
+          </w:p>
+        </w:tc>
+      </w:tr>
+      <w:tr>
+        <w:trPr>
+          <w:cantSplit/>
+        </w:trPr>
+        <w:tc>
+          <w:tcPr>
+            <w:tcW w:type="dxa" w:w="2203"/>
+            <w:vAlign w:val="center"/>
+            <w:tcBorders>
+              <w:top w:val="single" w:sz="6" w:color="7F8C9A"/>
+              <w:left w:val="single" w:sz="6" w:color="7F8C9A"/>
+              <w:bottom w:val="single" w:sz="6" w:color="7F8C9A"/>
+              <w:right w:val="single" w:sz="6" w:color="7F8C9A"/>
+              <w:insideH w:val="single" w:sz="6" w:color="7F8C9A"/>
+              <w:insideV w:val="single" w:sz="6" w:color="7F8C9A"/>
+            </w:tcBorders>
+          </w:tcPr>
+          <w:p>
+            <w:pPr>
+              <w:spacing w:before="20" w:after="20"/>
+              <w:jc w:val="center"/>
+            </w:pPr>
+            <w:r>
+              <w:rPr>
+                <w:rFonts w:ascii="Times New Roman" w:hAnsi="Times New Roman"/>
+                <w:b w:val="0"/>
+                <w:sz w:val="16"/>
+              </w:rPr>
+            </w:r>
+          </w:p>
+        </w:tc>
+        <w:tc>
+          <w:tcPr>
+            <w:tcW w:type="dxa" w:w="2203"/>
+            <w:vAlign w:val="center"/>
+            <w:tcBorders>
+              <w:top w:val="single" w:sz="6" w:color="7F8C9A"/>
+              <w:left w:val="single" w:sz="6" w:color="7F8C9A"/>
+              <w:bottom w:val="single" w:sz="6" w:color="7F8C9A"/>
+              <w:right w:val="single" w:sz="6" w:color="7F8C9A"/>
+              <w:insideH w:val="single" w:sz="6" w:color="7F8C9A"/>
+              <w:insideV w:val="single" w:sz="6" w:color="7F8C9A"/>
+            </w:tcBorders>
+          </w:tcPr>
+          <w:p>
+            <w:pPr>
+              <w:spacing w:before="20" w:after="20"/>
+              <w:jc w:val="center"/>
+            </w:pPr>
+            <w:r>
+              <w:rPr>
+                <w:rFonts w:ascii="Times New Roman" w:hAnsi="Times New Roman"/>
+                <w:b w:val="0"/>
+                <w:sz w:val="16"/>
+              </w:rPr>
+            </w:r>
+          </w:p>
+        </w:tc>
+        <w:tc>
+          <w:tcPr>
+            <w:tcW w:type="dxa" w:w="2203"/>
+            <w:vAlign w:val="center"/>
+            <w:tcBorders>
+              <w:top w:val="single" w:sz="6" w:color="7F8C9A"/>
+              <w:left w:val="single" w:sz="6" w:color="7F8C9A"/>
+              <w:bottom w:val="single" w:sz="6" w:color="7F8C9A"/>
+              <w:right w:val="single" w:sz="6" w:color="7F8C9A"/>
+              <w:insideH w:val="single" w:sz="6" w:color="7F8C9A"/>
+              <w:insideV w:val="single" w:sz="6" w:color="7F8C9A"/>
+            </w:tcBorders>
+          </w:tcPr>
+          <w:p>
+            <w:pPr>
+              <w:spacing w:before="20" w:after="20"/>
+              <w:jc w:val="center"/>
+            </w:pPr>
+            <w:r>
+              <w:rPr>
+                <w:rFonts w:ascii="Times New Roman" w:hAnsi="Times New Roman"/>
+                <w:b w:val="0"/>
+                <w:sz w:val="16"/>
+              </w:rPr>
+            </w:r>
+          </w:p>
+        </w:tc>
+        <w:tc>
+          <w:tcPr>
+            <w:tcW w:type="dxa" w:w="2203"/>
+            <w:vAlign w:val="center"/>
+            <w:tcBorders>
+              <w:top w:val="single" w:sz="6" w:color="7F8C9A"/>
+              <w:left w:val="single" w:sz="6" w:color="7F8C9A"/>
+              <w:bottom w:val="single" w:sz="6" w:color="7F8C9A"/>
+              <w:right w:val="single" w:sz="6" w:color="7F8C9A"/>
+              <w:insideH w:val="single" w:sz="6" w:color="7F8C9A"/>
+              <w:insideV w:val="single" w:sz="6" w:color="7F8C9A"/>
+            </w:tcBorders>
+          </w:tcPr>
+          <w:p>
+            <w:pPr>
+              <w:spacing w:before="20" w:after="20"/>
+              <w:jc w:val="center"/>
+            </w:pPr>
+            <w:r>
+              <w:rPr>
+                <w:rFonts w:ascii="Times New Roman" w:hAnsi="Times New Roman"/>
+                <w:b w:val="0"/>
+                <w:sz w:val="16"/>
+              </w:rPr>
             </w:r>
           </w:p>
         </w:tc>
@@ -6582,9 +6876,10 @@
         <w:tblLook w:firstColumn="1" w:firstRow="1" w:lastColumn="0" w:lastRow="0" w:noHBand="0" w:noVBand="1" w:val="04A0"/>
       </w:tblPr>
       <w:tblGrid>
-        <w:gridCol w:w="3009"/>
-        <w:gridCol w:w="3009"/>
-        <w:gridCol w:w="3009"/>
+        <w:gridCol w:w="2256"/>
+        <w:gridCol w:w="2256"/>
+        <w:gridCol w:w="2256"/>
+        <w:gridCol w:w="2256"/>
       </w:tblGrid>
       <w:tr>
         <w:trPr>
@@ -6592,7 +6887,7 @@
         </w:trPr>
         <w:tc>
           <w:tcPr>
-            <w:tcW w:type="dxa" w:w="3240"/>
+            <w:tcW w:type="dxa" w:w="2203"/>
             <w:vAlign w:val="center"/>
             <w:tcBorders>
               <w:top w:val="single" w:sz="6" w:color="7F8C9A"/>
@@ -6606,6 +6901,7 @@
           <w:p>
             <w:pPr>
               <w:spacing w:before="20" w:after="20"/>
+              <w:jc w:val="center"/>
             </w:pPr>
             <w:r>
               <w:rPr>
@@ -6613,13 +6909,13 @@
                 <w:b/>
                 <w:sz w:val="16"/>
               </w:rPr>
-              <w:t>MARK ALLOCATION</w:t>
-            </w:r>
-          </w:p>
-        </w:tc>
-        <w:tc>
-          <w:tcPr>
-            <w:tcW w:type="dxa" w:w="2808"/>
+              <w:t>Program (4)</w:t>
+            </w:r>
+          </w:p>
+        </w:tc>
+        <w:tc>
+          <w:tcPr>
+            <w:tcW w:type="dxa" w:w="2203"/>
             <w:vAlign w:val="center"/>
             <w:tcBorders>
               <w:top w:val="single" w:sz="6" w:color="7F8C9A"/>
@@ -6633,19 +6929,21 @@
           <w:p>
             <w:pPr>
               <w:spacing w:before="20" w:after="20"/>
-            </w:pPr>
-            <w:r>
-              <w:rPr>
-                <w:rFonts w:ascii="Times New Roman" w:hAnsi="Times New Roman"/>
+              <w:jc w:val="center"/>
+            </w:pPr>
+            <w:r>
+              <w:rPr>
+                <w:rFonts w:ascii="Times New Roman" w:hAnsi="Times New Roman"/>
+                <w:b/>
                 <w:sz w:val="16"/>
               </w:rPr>
-              <w:t>Allocated: ______</w:t>
-            </w:r>
-          </w:p>
-        </w:tc>
-        <w:tc>
-          <w:tcPr>
-            <w:tcW w:type="dxa" w:w="2808"/>
+              <w:t>Output (3)</w:t>
+            </w:r>
+          </w:p>
+        </w:tc>
+        <w:tc>
+          <w:tcPr>
+            <w:tcW w:type="dxa" w:w="2203"/>
             <w:vAlign w:val="center"/>
             <w:tcBorders>
               <w:top w:val="single" w:sz="6" w:color="7F8C9A"/>
@@ -6659,288 +6957,21 @@
           <w:p>
             <w:pPr>
               <w:spacing w:before="20" w:after="20"/>
-            </w:pPr>
-            <w:r>
-              <w:rPr>
-                <w:rFonts w:ascii="Times New Roman" w:hAnsi="Times New Roman"/>
+              <w:jc w:val="center"/>
+            </w:pPr>
+            <w:r>
+              <w:rPr>
+                <w:rFonts w:ascii="Times New Roman" w:hAnsi="Times New Roman"/>
+                <w:b/>
                 <w:sz w:val="16"/>
               </w:rPr>
-              <w:t>Awarded: ______</w:t>
-            </w:r>
-          </w:p>
-        </w:tc>
-      </w:tr>
-    </w:tbl>
-    <w:p>
-      <w:pPr>
-        <w:spacing w:after="80"/>
-      </w:pPr>
-      <w:r>
-        <w:rPr>
-          <w:rFonts w:ascii="Times New Roman" w:hAnsi="Times New Roman"/>
-          <w:b/>
-          <w:sz w:val="22"/>
-        </w:rPr>
-        <w:t>Compile and run:</w:t>
-      </w:r>
-      <w:r>
-        <w:rPr>
-          <w:rFonts w:ascii="Times New Roman" w:hAnsi="Times New Roman"/>
-          <w:sz w:val="22"/>
-        </w:rPr>
-        <w:t xml:space="preserve"> clang Experiment-04/experiment4.c -Wall -Wextra -pthread -o Experiment-04/experiment4 &amp;&amp; ./Experiment-04/experiment4</w:t>
-      </w:r>
-    </w:p>
-    <w:p>
-      <w:pPr>
-        <w:ind w:left="216"/>
-      </w:pPr>
-      <w:r>
-        <w:rPr>
-          <w:rFonts w:ascii="Times New Roman" w:hAnsi="Times New Roman"/>
-          <w:i/>
-          <w:sz w:val="20"/>
-        </w:rPr>
-        <w:t>Actual Mac screenshot for the mutex/monitor-style program pending.</w:t>
-      </w:r>
-    </w:p>
-    <w:p>
-      <w:pPr>
-        <w:spacing w:after="80"/>
-      </w:pPr>
-      <w:r>
-        <w:rPr>
-          <w:rFonts w:ascii="Times New Roman" w:hAnsi="Times New Roman"/>
-          <w:b/>
-          <w:sz w:val="22"/>
-        </w:rPr>
-        <w:t>Result:</w:t>
-      </w:r>
-      <w:r>
-        <w:rPr>
-          <w:rFonts w:ascii="Times New Roman" w:hAnsi="Times New Roman"/>
-          <w:sz w:val="22"/>
-        </w:rPr>
-        <w:t xml:space="preserve"> The semaphore run allows the 700 withdrawal and declines the 500 withdrawal after the balance falls to 300. The second program protects the balance update with a mutex.</w:t>
-      </w:r>
-    </w:p>
-    <w:p>
-      <w:pPr>
-        <w:pStyle w:val="Heading1"/>
-        <w:keepNext/>
-        <w:pageBreakBefore/>
-      </w:pPr>
-      <w:r>
-        <w:t>Experiment No. 5  Reader-Writer Problem</w:t>
-      </w:r>
-    </w:p>
-    <w:p>
-      <w:pPr>
-        <w:spacing w:after="80"/>
-      </w:pPr>
-      <w:r>
-        <w:rPr>
-          <w:rFonts w:ascii="Times New Roman" w:hAnsi="Times New Roman"/>
-          <w:b/>
-          <w:sz w:val="22"/>
-        </w:rPr>
-        <w:t>Aim:</w:t>
-      </w:r>
-      <w:r>
-        <w:rPr>
-          <w:rFonts w:ascii="Times New Roman" w:hAnsi="Times New Roman"/>
-          <w:sz w:val="22"/>
-        </w:rPr>
-        <w:t xml:space="preserve"> To model readers accessing a shared hospital record and a doctor updating that record.</w:t>
-      </w:r>
-    </w:p>
-    <w:p>
-      <w:pPr>
-        <w:spacing w:after="80"/>
-      </w:pPr>
-      <w:r>
-        <w:rPr>
-          <w:rFonts w:ascii="Times New Roman" w:hAnsi="Times New Roman"/>
-          <w:i w:val="0"/>
-          <w:sz w:val="22"/>
-        </w:rPr>
-        <w:t>Theory: The reader-writer problem concerns safe access to shared data when reader operations and writer updates can overlap. A synchronization primitive is needed to prevent data races.</w:t>
-      </w:r>
-    </w:p>
-    <w:p>
-      <w:pPr>
-        <w:spacing w:after="80"/>
-      </w:pPr>
-      <w:r>
-        <w:rPr>
-          <w:rFonts w:ascii="Times New Roman" w:hAnsi="Times New Roman"/>
-          <w:b/>
-          <w:sz w:val="22"/>
-        </w:rPr>
-        <w:t>Algorithm:</w:t>
-      </w:r>
-      <w:r>
-        <w:rPr>
-          <w:rFonts w:ascii="Times New Roman" w:hAnsi="Times New Roman"/>
-          <w:sz w:val="22"/>
-        </w:rPr>
-      </w:r>
-    </w:p>
-    <w:p>
-      <w:pPr>
-        <w:spacing w:after="40"/>
-      </w:pPr>
-      <w:r>
-        <w:rPr>
-          <w:rFonts w:ascii="Times New Roman" w:hAnsi="Times New Roman"/>
-          <w:sz w:val="22"/>
-        </w:rPr>
-        <w:t>1. Initialize the shared patient record.</w:t>
-      </w:r>
-    </w:p>
-    <w:p>
-      <w:pPr>
-        <w:spacing w:after="40"/>
-      </w:pPr>
-      <w:r>
-        <w:rPr>
-          <w:rFonts w:ascii="Times New Roman" w:hAnsi="Times New Roman"/>
-          <w:sz w:val="22"/>
-        </w:rPr>
-        <w:t>2. Create reader threads that display the current record.</w:t>
-      </w:r>
-    </w:p>
-    <w:p>
-      <w:pPr>
-        <w:spacing w:after="40"/>
-      </w:pPr>
-      <w:r>
-        <w:rPr>
-          <w:rFonts w:ascii="Times New Roman" w:hAnsi="Times New Roman"/>
-          <w:sz w:val="22"/>
-        </w:rPr>
-        <w:t>3. Create a writer thread that updates the record.</w:t>
-      </w:r>
-    </w:p>
-    <w:p>
-      <w:pPr>
-        <w:spacing w:after="40"/>
-      </w:pPr>
-      <w:r>
-        <w:rPr>
-          <w:rFonts w:ascii="Times New Roman" w:hAnsi="Times New Roman"/>
-          <w:sz w:val="22"/>
-        </w:rPr>
-        <w:t>4. Join every thread and display the observed values.</w:t>
-      </w:r>
-    </w:p>
-    <w:p>
-      <w:pPr>
-        <w:spacing w:after="80"/>
-      </w:pPr>
-      <w:r>
-        <w:rPr>
-          <w:rFonts w:ascii="Times New Roman" w:hAnsi="Times New Roman"/>
-          <w:i w:val="0"/>
-          <w:sz w:val="22"/>
-        </w:rPr>
-        <w:t>Program: hospital record reader and writer</w:t>
-      </w:r>
-    </w:p>
-    <w:p>
-      <w:pPr>
-        <w:spacing w:before="40" w:after="160" w:line="240" w:lineRule="auto"/>
-        <w:ind w:left="173" w:right="115"/>
-      </w:pPr>
-      <w:r>
-        <w:rPr>
-          <w:rFonts w:ascii="Courier New" w:hAnsi="Courier New" w:eastAsia="Courier New"/>
-          <w:sz w:val="15"/>
-        </w:rPr>
-        <w:t>#include &lt;stdio.h&gt;</w:t>
-        <w:br/>
-        <w:t>#include &lt;pthread.h&gt;</w:t>
-        <w:br/>
-        <w:br/>
-        <w:t>int record = 0;</w:t>
-        <w:br/>
-        <w:br/>
-        <w:t>void *reader(void *arg)</w:t>
-        <w:br/>
-        <w:t>{</w:t>
-        <w:br/>
-        <w:t xml:space="preserve">    printf("Patient record = %d\n", record);</w:t>
-        <w:br/>
-        <w:br/>
-        <w:t xml:space="preserve">    return NULL;</w:t>
-        <w:br/>
-        <w:t>}</w:t>
-        <w:br/>
-        <w:br/>
-        <w:t>void *writer(void *arg)</w:t>
-        <w:br/>
-        <w:t>{</w:t>
-        <w:br/>
-        <w:t xml:space="preserve">    record++;</w:t>
-        <w:br/>
-        <w:br/>
-        <w:t xml:space="preserve">    printf("Doctor updated record = %d\n", record);</w:t>
-        <w:br/>
-        <w:br/>
-        <w:t xml:space="preserve">    return NULL;</w:t>
-        <w:br/>
-        <w:t>}</w:t>
-        <w:br/>
-        <w:br/>
-        <w:t>int main()</w:t>
-        <w:br/>
-        <w:t>{</w:t>
-        <w:br/>
-        <w:t xml:space="preserve">    pthread_t r1, r2, r3, w;</w:t>
-        <w:br/>
-        <w:br/>
-        <w:t xml:space="preserve">    pthread_create(&amp;r1, NULL, reader, NULL);</w:t>
-        <w:br/>
-        <w:t xml:space="preserve">    pthread_create(&amp;r2, NULL, reader, NULL);</w:t>
-        <w:br/>
-        <w:t xml:space="preserve">    pthread_create(&amp;r3, NULL, reader, NULL);</w:t>
-        <w:br/>
-        <w:t xml:space="preserve">    pthread_create(&amp;w, NULL, writer, NULL);</w:t>
-        <w:br/>
-        <w:br/>
-        <w:t xml:space="preserve">    pthread_join(r1, NULL);</w:t>
-        <w:br/>
-        <w:t xml:space="preserve">    pthread_join(r2, NULL);</w:t>
-        <w:br/>
-        <w:t xml:space="preserve">    pthread_join(r3, NULL);</w:t>
-        <w:br/>
-        <w:t xml:space="preserve">    pthread_join(w, NULL);</w:t>
-        <w:br/>
-        <w:br/>
-        <w:t xml:space="preserve">    return 0;</w:t>
-        <w:br/>
-        <w:t>}</w:t>
-      </w:r>
-    </w:p>
-    <w:tbl>
-      <w:tblPr>
-        <w:tblW w:type="auto" w:w="0"/>
-        <w:jc w:val="center"/>
-        <w:tblLayout w:type="fixed"/>
-        <w:tblLook w:firstColumn="1" w:firstRow="1" w:lastColumn="0" w:lastRow="0" w:noHBand="0" w:noVBand="1" w:val="04A0"/>
-      </w:tblPr>
-      <w:tblGrid>
-        <w:gridCol w:w="3009"/>
-        <w:gridCol w:w="3009"/>
-        <w:gridCol w:w="3009"/>
-      </w:tblGrid>
-      <w:tr>
-        <w:trPr>
-          <w:cantSplit/>
-        </w:trPr>
-        <w:tc>
-          <w:tcPr>
-            <w:tcW w:type="dxa" w:w="3240"/>
+              <w:t>Viva (3)</w:t>
+            </w:r>
+          </w:p>
+        </w:tc>
+        <w:tc>
+          <w:tcPr>
+            <w:tcW w:type="dxa" w:w="2203"/>
             <w:vAlign w:val="center"/>
             <w:tcBorders>
               <w:top w:val="single" w:sz="6" w:color="7F8C9A"/>
@@ -6954,6 +6985,7 @@
           <w:p>
             <w:pPr>
               <w:spacing w:before="20" w:after="20"/>
+              <w:jc w:val="center"/>
             </w:pPr>
             <w:r>
               <w:rPr>
@@ -6961,13 +6993,18 @@
                 <w:b/>
                 <w:sz w:val="16"/>
               </w:rPr>
-              <w:t>MARK ALLOCATION</w:t>
-            </w:r>
-          </w:p>
-        </w:tc>
-        <w:tc>
-          <w:tcPr>
-            <w:tcW w:type="dxa" w:w="2808"/>
+              <w:t>Result (10)</w:t>
+            </w:r>
+          </w:p>
+        </w:tc>
+      </w:tr>
+      <w:tr>
+        <w:trPr>
+          <w:cantSplit/>
+        </w:trPr>
+        <w:tc>
+          <w:tcPr>
+            <w:tcW w:type="dxa" w:w="2203"/>
             <w:vAlign w:val="center"/>
             <w:tcBorders>
               <w:top w:val="single" w:sz="6" w:color="7F8C9A"/>
@@ -6981,19 +7018,20 @@
           <w:p>
             <w:pPr>
               <w:spacing w:before="20" w:after="20"/>
-            </w:pPr>
-            <w:r>
-              <w:rPr>
-                <w:rFonts w:ascii="Times New Roman" w:hAnsi="Times New Roman"/>
+              <w:jc w:val="center"/>
+            </w:pPr>
+            <w:r>
+              <w:rPr>
+                <w:rFonts w:ascii="Times New Roman" w:hAnsi="Times New Roman"/>
+                <w:b w:val="0"/>
                 <w:sz w:val="16"/>
               </w:rPr>
-              <w:t>Allocated: ______</w:t>
-            </w:r>
-          </w:p>
-        </w:tc>
-        <w:tc>
-          <w:tcPr>
-            <w:tcW w:type="dxa" w:w="2808"/>
+            </w:r>
+          </w:p>
+        </w:tc>
+        <w:tc>
+          <w:tcPr>
+            <w:tcW w:type="dxa" w:w="2203"/>
             <w:vAlign w:val="center"/>
             <w:tcBorders>
               <w:top w:val="single" w:sz="6" w:color="7F8C9A"/>
@@ -7007,13 +7045,563 @@
           <w:p>
             <w:pPr>
               <w:spacing w:before="20" w:after="20"/>
-            </w:pPr>
-            <w:r>
-              <w:rPr>
-                <w:rFonts w:ascii="Times New Roman" w:hAnsi="Times New Roman"/>
+              <w:jc w:val="center"/>
+            </w:pPr>
+            <w:r>
+              <w:rPr>
+                <w:rFonts w:ascii="Times New Roman" w:hAnsi="Times New Roman"/>
+                <w:b w:val="0"/>
                 <w:sz w:val="16"/>
               </w:rPr>
-              <w:t>Awarded: ______</w:t>
+            </w:r>
+          </w:p>
+        </w:tc>
+        <w:tc>
+          <w:tcPr>
+            <w:tcW w:type="dxa" w:w="2203"/>
+            <w:vAlign w:val="center"/>
+            <w:tcBorders>
+              <w:top w:val="single" w:sz="6" w:color="7F8C9A"/>
+              <w:left w:val="single" w:sz="6" w:color="7F8C9A"/>
+              <w:bottom w:val="single" w:sz="6" w:color="7F8C9A"/>
+              <w:right w:val="single" w:sz="6" w:color="7F8C9A"/>
+              <w:insideH w:val="single" w:sz="6" w:color="7F8C9A"/>
+              <w:insideV w:val="single" w:sz="6" w:color="7F8C9A"/>
+            </w:tcBorders>
+          </w:tcPr>
+          <w:p>
+            <w:pPr>
+              <w:spacing w:before="20" w:after="20"/>
+              <w:jc w:val="center"/>
+            </w:pPr>
+            <w:r>
+              <w:rPr>
+                <w:rFonts w:ascii="Times New Roman" w:hAnsi="Times New Roman"/>
+                <w:b w:val="0"/>
+                <w:sz w:val="16"/>
+              </w:rPr>
+            </w:r>
+          </w:p>
+        </w:tc>
+        <w:tc>
+          <w:tcPr>
+            <w:tcW w:type="dxa" w:w="2203"/>
+            <w:vAlign w:val="center"/>
+            <w:tcBorders>
+              <w:top w:val="single" w:sz="6" w:color="7F8C9A"/>
+              <w:left w:val="single" w:sz="6" w:color="7F8C9A"/>
+              <w:bottom w:val="single" w:sz="6" w:color="7F8C9A"/>
+              <w:right w:val="single" w:sz="6" w:color="7F8C9A"/>
+              <w:insideH w:val="single" w:sz="6" w:color="7F8C9A"/>
+              <w:insideV w:val="single" w:sz="6" w:color="7F8C9A"/>
+            </w:tcBorders>
+          </w:tcPr>
+          <w:p>
+            <w:pPr>
+              <w:spacing w:before="20" w:after="20"/>
+              <w:jc w:val="center"/>
+            </w:pPr>
+            <w:r>
+              <w:rPr>
+                <w:rFonts w:ascii="Times New Roman" w:hAnsi="Times New Roman"/>
+                <w:b w:val="0"/>
+                <w:sz w:val="16"/>
+              </w:rPr>
+            </w:r>
+          </w:p>
+        </w:tc>
+      </w:tr>
+    </w:tbl>
+    <w:p>
+      <w:pPr>
+        <w:spacing w:after="80"/>
+      </w:pPr>
+      <w:r>
+        <w:rPr>
+          <w:rFonts w:ascii="Times New Roman" w:hAnsi="Times New Roman"/>
+          <w:b/>
+          <w:sz w:val="22"/>
+        </w:rPr>
+        <w:t>Compile and run:</w:t>
+      </w:r>
+      <w:r>
+        <w:rPr>
+          <w:rFonts w:ascii="Times New Roman" w:hAnsi="Times New Roman"/>
+          <w:sz w:val="22"/>
+        </w:rPr>
+        <w:t xml:space="preserve"> clang Experiment-04/experiment4.c -Wall -Wextra -pthread -o Experiment-04/experiment4 &amp;&amp; ./Experiment-04/experiment4</w:t>
+      </w:r>
+    </w:p>
+    <w:p>
+      <w:pPr>
+        <w:ind w:left="216"/>
+      </w:pPr>
+      <w:r>
+        <w:rPr>
+          <w:rFonts w:ascii="Times New Roman" w:hAnsi="Times New Roman"/>
+          <w:i/>
+          <w:sz w:val="20"/>
+        </w:rPr>
+        <w:t>Actual Mac screenshot for the mutex/monitor-style program pending.</w:t>
+      </w:r>
+    </w:p>
+    <w:p>
+      <w:pPr>
+        <w:spacing w:after="80"/>
+      </w:pPr>
+      <w:r>
+        <w:rPr>
+          <w:rFonts w:ascii="Times New Roman" w:hAnsi="Times New Roman"/>
+          <w:b/>
+          <w:sz w:val="22"/>
+        </w:rPr>
+        <w:t>Result:</w:t>
+      </w:r>
+      <w:r>
+        <w:rPr>
+          <w:rFonts w:ascii="Times New Roman" w:hAnsi="Times New Roman"/>
+          <w:sz w:val="22"/>
+        </w:rPr>
+        <w:t xml:space="preserve"> The semaphore run allows the 700 withdrawal and declines the 500 withdrawal after the balance falls to 300. The second program protects the balance update with a mutex.</w:t>
+      </w:r>
+    </w:p>
+    <w:p>
+      <w:pPr>
+        <w:pStyle w:val="Heading1"/>
+        <w:keepNext/>
+        <w:pageBreakBefore/>
+      </w:pPr>
+      <w:r>
+        <w:t>Experiment No. 5  Reader-Writer Problem</w:t>
+      </w:r>
+    </w:p>
+    <w:p>
+      <w:pPr>
+        <w:spacing w:after="80"/>
+      </w:pPr>
+      <w:r>
+        <w:rPr>
+          <w:rFonts w:ascii="Times New Roman" w:hAnsi="Times New Roman"/>
+          <w:b/>
+          <w:sz w:val="22"/>
+        </w:rPr>
+        <w:t>Aim:</w:t>
+      </w:r>
+      <w:r>
+        <w:rPr>
+          <w:rFonts w:ascii="Times New Roman" w:hAnsi="Times New Roman"/>
+          <w:sz w:val="22"/>
+        </w:rPr>
+        <w:t xml:space="preserve"> To model readers accessing a shared hospital record and a doctor updating that record.</w:t>
+      </w:r>
+    </w:p>
+    <w:p>
+      <w:pPr>
+        <w:spacing w:after="80"/>
+      </w:pPr>
+      <w:r>
+        <w:rPr>
+          <w:rFonts w:ascii="Times New Roman" w:hAnsi="Times New Roman"/>
+          <w:i w:val="0"/>
+          <w:sz w:val="22"/>
+        </w:rPr>
+        <w:t>Theory: The reader-writer problem concerns safe access to shared data when reader operations and writer updates can overlap. A synchronization primitive is needed to prevent data races.</w:t>
+      </w:r>
+    </w:p>
+    <w:p>
+      <w:pPr>
+        <w:spacing w:after="80"/>
+      </w:pPr>
+      <w:r>
+        <w:rPr>
+          <w:rFonts w:ascii="Times New Roman" w:hAnsi="Times New Roman"/>
+          <w:b/>
+          <w:sz w:val="22"/>
+        </w:rPr>
+        <w:t>Algorithm:</w:t>
+      </w:r>
+      <w:r>
+        <w:rPr>
+          <w:rFonts w:ascii="Times New Roman" w:hAnsi="Times New Roman"/>
+          <w:sz w:val="22"/>
+        </w:rPr>
+      </w:r>
+    </w:p>
+    <w:p>
+      <w:pPr>
+        <w:spacing w:after="40"/>
+      </w:pPr>
+      <w:r>
+        <w:rPr>
+          <w:rFonts w:ascii="Times New Roman" w:hAnsi="Times New Roman"/>
+          <w:sz w:val="22"/>
+        </w:rPr>
+        <w:t>1. Initialize the shared patient record.</w:t>
+      </w:r>
+    </w:p>
+    <w:p>
+      <w:pPr>
+        <w:spacing w:after="40"/>
+      </w:pPr>
+      <w:r>
+        <w:rPr>
+          <w:rFonts w:ascii="Times New Roman" w:hAnsi="Times New Roman"/>
+          <w:sz w:val="22"/>
+        </w:rPr>
+        <w:t>2. Create reader threads that display the current record.</w:t>
+      </w:r>
+    </w:p>
+    <w:p>
+      <w:pPr>
+        <w:spacing w:after="40"/>
+      </w:pPr>
+      <w:r>
+        <w:rPr>
+          <w:rFonts w:ascii="Times New Roman" w:hAnsi="Times New Roman"/>
+          <w:sz w:val="22"/>
+        </w:rPr>
+        <w:t>3. Create a writer thread that updates the record.</w:t>
+      </w:r>
+    </w:p>
+    <w:p>
+      <w:pPr>
+        <w:spacing w:after="40"/>
+      </w:pPr>
+      <w:r>
+        <w:rPr>
+          <w:rFonts w:ascii="Times New Roman" w:hAnsi="Times New Roman"/>
+          <w:sz w:val="22"/>
+        </w:rPr>
+        <w:t>4. Join every thread and display the observed values.</w:t>
+      </w:r>
+    </w:p>
+    <w:p>
+      <w:pPr>
+        <w:spacing w:after="80"/>
+      </w:pPr>
+      <w:r>
+        <w:rPr>
+          <w:rFonts w:ascii="Times New Roman" w:hAnsi="Times New Roman"/>
+          <w:i w:val="0"/>
+          <w:sz w:val="22"/>
+        </w:rPr>
+        <w:t>Program: hospital record reader and writer</w:t>
+      </w:r>
+    </w:p>
+    <w:p>
+      <w:pPr>
+        <w:spacing w:before="40" w:after="160" w:line="240" w:lineRule="auto"/>
+        <w:ind w:left="173" w:right="115"/>
+      </w:pPr>
+      <w:r>
+        <w:rPr>
+          <w:rFonts w:ascii="Courier New" w:hAnsi="Courier New" w:eastAsia="Courier New"/>
+          <w:sz w:val="15"/>
+        </w:rPr>
+        <w:t>#include &lt;stdio.h&gt;</w:t>
+        <w:br/>
+        <w:t>#include &lt;pthread.h&gt;</w:t>
+        <w:br/>
+        <w:br/>
+        <w:t>int record = 0;</w:t>
+        <w:br/>
+        <w:br/>
+        <w:t>void *reader(void *arg)</w:t>
+        <w:br/>
+        <w:t>{</w:t>
+        <w:br/>
+        <w:t xml:space="preserve">    printf("Patient record = %d\n", record);</w:t>
+        <w:br/>
+        <w:br/>
+        <w:t xml:space="preserve">    return NULL;</w:t>
+        <w:br/>
+        <w:t>}</w:t>
+        <w:br/>
+        <w:br/>
+        <w:t>void *writer(void *arg)</w:t>
+        <w:br/>
+        <w:t>{</w:t>
+        <w:br/>
+        <w:t xml:space="preserve">    record++;</w:t>
+        <w:br/>
+        <w:br/>
+        <w:t xml:space="preserve">    printf("Doctor updated record = %d\n", record);</w:t>
+        <w:br/>
+        <w:br/>
+        <w:t xml:space="preserve">    return NULL;</w:t>
+        <w:br/>
+        <w:t>}</w:t>
+        <w:br/>
+        <w:br/>
+        <w:t>int main()</w:t>
+        <w:br/>
+        <w:t>{</w:t>
+        <w:br/>
+        <w:t xml:space="preserve">    pthread_t r1, r2, r3, w;</w:t>
+        <w:br/>
+        <w:br/>
+        <w:t xml:space="preserve">    pthread_create(&amp;r1, NULL, reader, NULL);</w:t>
+        <w:br/>
+        <w:t xml:space="preserve">    pthread_create(&amp;r2, NULL, reader, NULL);</w:t>
+        <w:br/>
+        <w:t xml:space="preserve">    pthread_create(&amp;r3, NULL, reader, NULL);</w:t>
+        <w:br/>
+        <w:t xml:space="preserve">    pthread_create(&amp;w, NULL, writer, NULL);</w:t>
+        <w:br/>
+        <w:br/>
+        <w:t xml:space="preserve">    pthread_join(r1, NULL);</w:t>
+        <w:br/>
+        <w:t xml:space="preserve">    pthread_join(r2, NULL);</w:t>
+        <w:br/>
+        <w:t xml:space="preserve">    pthread_join(r3, NULL);</w:t>
+        <w:br/>
+        <w:t xml:space="preserve">    pthread_join(w, NULL);</w:t>
+        <w:br/>
+        <w:br/>
+        <w:t xml:space="preserve">    return 0;</w:t>
+        <w:br/>
+        <w:t>}</w:t>
+      </w:r>
+    </w:p>
+    <w:tbl>
+      <w:tblPr>
+        <w:tblW w:type="auto" w:w="0"/>
+        <w:jc w:val="center"/>
+        <w:tblLayout w:type="fixed"/>
+        <w:tblLook w:firstColumn="1" w:firstRow="1" w:lastColumn="0" w:lastRow="0" w:noHBand="0" w:noVBand="1" w:val="04A0"/>
+      </w:tblPr>
+      <w:tblGrid>
+        <w:gridCol w:w="2256"/>
+        <w:gridCol w:w="2256"/>
+        <w:gridCol w:w="2256"/>
+        <w:gridCol w:w="2256"/>
+      </w:tblGrid>
+      <w:tr>
+        <w:trPr>
+          <w:cantSplit/>
+        </w:trPr>
+        <w:tc>
+          <w:tcPr>
+            <w:tcW w:type="dxa" w:w="2203"/>
+            <w:vAlign w:val="center"/>
+            <w:tcBorders>
+              <w:top w:val="single" w:sz="6" w:color="7F8C9A"/>
+              <w:left w:val="single" w:sz="6" w:color="7F8C9A"/>
+              <w:bottom w:val="single" w:sz="6" w:color="7F8C9A"/>
+              <w:right w:val="single" w:sz="6" w:color="7F8C9A"/>
+              <w:insideH w:val="single" w:sz="6" w:color="7F8C9A"/>
+              <w:insideV w:val="single" w:sz="6" w:color="7F8C9A"/>
+            </w:tcBorders>
+          </w:tcPr>
+          <w:p>
+            <w:pPr>
+              <w:spacing w:before="20" w:after="20"/>
+              <w:jc w:val="center"/>
+            </w:pPr>
+            <w:r>
+              <w:rPr>
+                <w:rFonts w:ascii="Times New Roman" w:hAnsi="Times New Roman"/>
+                <w:b/>
+                <w:sz w:val="16"/>
+              </w:rPr>
+              <w:t>Program (4)</w:t>
+            </w:r>
+          </w:p>
+        </w:tc>
+        <w:tc>
+          <w:tcPr>
+            <w:tcW w:type="dxa" w:w="2203"/>
+            <w:vAlign w:val="center"/>
+            <w:tcBorders>
+              <w:top w:val="single" w:sz="6" w:color="7F8C9A"/>
+              <w:left w:val="single" w:sz="6" w:color="7F8C9A"/>
+              <w:bottom w:val="single" w:sz="6" w:color="7F8C9A"/>
+              <w:right w:val="single" w:sz="6" w:color="7F8C9A"/>
+              <w:insideH w:val="single" w:sz="6" w:color="7F8C9A"/>
+              <w:insideV w:val="single" w:sz="6" w:color="7F8C9A"/>
+            </w:tcBorders>
+          </w:tcPr>
+          <w:p>
+            <w:pPr>
+              <w:spacing w:before="20" w:after="20"/>
+              <w:jc w:val="center"/>
+            </w:pPr>
+            <w:r>
+              <w:rPr>
+                <w:rFonts w:ascii="Times New Roman" w:hAnsi="Times New Roman"/>
+                <w:b/>
+                <w:sz w:val="16"/>
+              </w:rPr>
+              <w:t>Output (3)</w:t>
+            </w:r>
+          </w:p>
+        </w:tc>
+        <w:tc>
+          <w:tcPr>
+            <w:tcW w:type="dxa" w:w="2203"/>
+            <w:vAlign w:val="center"/>
+            <w:tcBorders>
+              <w:top w:val="single" w:sz="6" w:color="7F8C9A"/>
+              <w:left w:val="single" w:sz="6" w:color="7F8C9A"/>
+              <w:bottom w:val="single" w:sz="6" w:color="7F8C9A"/>
+              <w:right w:val="single" w:sz="6" w:color="7F8C9A"/>
+              <w:insideH w:val="single" w:sz="6" w:color="7F8C9A"/>
+              <w:insideV w:val="single" w:sz="6" w:color="7F8C9A"/>
+            </w:tcBorders>
+          </w:tcPr>
+          <w:p>
+            <w:pPr>
+              <w:spacing w:before="20" w:after="20"/>
+              <w:jc w:val="center"/>
+            </w:pPr>
+            <w:r>
+              <w:rPr>
+                <w:rFonts w:ascii="Times New Roman" w:hAnsi="Times New Roman"/>
+                <w:b/>
+                <w:sz w:val="16"/>
+              </w:rPr>
+              <w:t>Viva (3)</w:t>
+            </w:r>
+          </w:p>
+        </w:tc>
+        <w:tc>
+          <w:tcPr>
+            <w:tcW w:type="dxa" w:w="2203"/>
+            <w:vAlign w:val="center"/>
+            <w:tcBorders>
+              <w:top w:val="single" w:sz="6" w:color="7F8C9A"/>
+              <w:left w:val="single" w:sz="6" w:color="7F8C9A"/>
+              <w:bottom w:val="single" w:sz="6" w:color="7F8C9A"/>
+              <w:right w:val="single" w:sz="6" w:color="7F8C9A"/>
+              <w:insideH w:val="single" w:sz="6" w:color="7F8C9A"/>
+              <w:insideV w:val="single" w:sz="6" w:color="7F8C9A"/>
+            </w:tcBorders>
+          </w:tcPr>
+          <w:p>
+            <w:pPr>
+              <w:spacing w:before="20" w:after="20"/>
+              <w:jc w:val="center"/>
+            </w:pPr>
+            <w:r>
+              <w:rPr>
+                <w:rFonts w:ascii="Times New Roman" w:hAnsi="Times New Roman"/>
+                <w:b/>
+                <w:sz w:val="16"/>
+              </w:rPr>
+              <w:t>Result (10)</w:t>
+            </w:r>
+          </w:p>
+        </w:tc>
+      </w:tr>
+      <w:tr>
+        <w:trPr>
+          <w:cantSplit/>
+        </w:trPr>
+        <w:tc>
+          <w:tcPr>
+            <w:tcW w:type="dxa" w:w="2203"/>
+            <w:vAlign w:val="center"/>
+            <w:tcBorders>
+              <w:top w:val="single" w:sz="6" w:color="7F8C9A"/>
+              <w:left w:val="single" w:sz="6" w:color="7F8C9A"/>
+              <w:bottom w:val="single" w:sz="6" w:color="7F8C9A"/>
+              <w:right w:val="single" w:sz="6" w:color="7F8C9A"/>
+              <w:insideH w:val="single" w:sz="6" w:color="7F8C9A"/>
+              <w:insideV w:val="single" w:sz="6" w:color="7F8C9A"/>
+            </w:tcBorders>
+          </w:tcPr>
+          <w:p>
+            <w:pPr>
+              <w:spacing w:before="20" w:after="20"/>
+              <w:jc w:val="center"/>
+            </w:pPr>
+            <w:r>
+              <w:rPr>
+                <w:rFonts w:ascii="Times New Roman" w:hAnsi="Times New Roman"/>
+                <w:b w:val="0"/>
+                <w:sz w:val="16"/>
+              </w:rPr>
+            </w:r>
+          </w:p>
+        </w:tc>
+        <w:tc>
+          <w:tcPr>
+            <w:tcW w:type="dxa" w:w="2203"/>
+            <w:vAlign w:val="center"/>
+            <w:tcBorders>
+              <w:top w:val="single" w:sz="6" w:color="7F8C9A"/>
+              <w:left w:val="single" w:sz="6" w:color="7F8C9A"/>
+              <w:bottom w:val="single" w:sz="6" w:color="7F8C9A"/>
+              <w:right w:val="single" w:sz="6" w:color="7F8C9A"/>
+              <w:insideH w:val="single" w:sz="6" w:color="7F8C9A"/>
+              <w:insideV w:val="single" w:sz="6" w:color="7F8C9A"/>
+            </w:tcBorders>
+          </w:tcPr>
+          <w:p>
+            <w:pPr>
+              <w:spacing w:before="20" w:after="20"/>
+              <w:jc w:val="center"/>
+            </w:pPr>
+            <w:r>
+              <w:rPr>
+                <w:rFonts w:ascii="Times New Roman" w:hAnsi="Times New Roman"/>
+                <w:b w:val="0"/>
+                <w:sz w:val="16"/>
+              </w:rPr>
+            </w:r>
+          </w:p>
+        </w:tc>
+        <w:tc>
+          <w:tcPr>
+            <w:tcW w:type="dxa" w:w="2203"/>
+            <w:vAlign w:val="center"/>
+            <w:tcBorders>
+              <w:top w:val="single" w:sz="6" w:color="7F8C9A"/>
+              <w:left w:val="single" w:sz="6" w:color="7F8C9A"/>
+              <w:bottom w:val="single" w:sz="6" w:color="7F8C9A"/>
+              <w:right w:val="single" w:sz="6" w:color="7F8C9A"/>
+              <w:insideH w:val="single" w:sz="6" w:color="7F8C9A"/>
+              <w:insideV w:val="single" w:sz="6" w:color="7F8C9A"/>
+            </w:tcBorders>
+          </w:tcPr>
+          <w:p>
+            <w:pPr>
+              <w:spacing w:before="20" w:after="20"/>
+              <w:jc w:val="center"/>
+            </w:pPr>
+            <w:r>
+              <w:rPr>
+                <w:rFonts w:ascii="Times New Roman" w:hAnsi="Times New Roman"/>
+                <w:b w:val="0"/>
+                <w:sz w:val="16"/>
+              </w:rPr>
+            </w:r>
+          </w:p>
+        </w:tc>
+        <w:tc>
+          <w:tcPr>
+            <w:tcW w:type="dxa" w:w="2203"/>
+            <w:vAlign w:val="center"/>
+            <w:tcBorders>
+              <w:top w:val="single" w:sz="6" w:color="7F8C9A"/>
+              <w:left w:val="single" w:sz="6" w:color="7F8C9A"/>
+              <w:bottom w:val="single" w:sz="6" w:color="7F8C9A"/>
+              <w:right w:val="single" w:sz="6" w:color="7F8C9A"/>
+              <w:insideH w:val="single" w:sz="6" w:color="7F8C9A"/>
+              <w:insideV w:val="single" w:sz="6" w:color="7F8C9A"/>
+            </w:tcBorders>
+          </w:tcPr>
+          <w:p>
+            <w:pPr>
+              <w:spacing w:before="20" w:after="20"/>
+              <w:jc w:val="center"/>
+            </w:pPr>
+            <w:r>
+              <w:rPr>
+                <w:rFonts w:ascii="Times New Roman" w:hAnsi="Times New Roman"/>
+                <w:b w:val="0"/>
+                <w:sz w:val="16"/>
+              </w:rPr>
             </w:r>
           </w:p>
         </w:tc>
@@ -7315,9 +7903,10 @@
         <w:tblLook w:firstColumn="1" w:firstRow="1" w:lastColumn="0" w:lastRow="0" w:noHBand="0" w:noVBand="1" w:val="04A0"/>
       </w:tblPr>
       <w:tblGrid>
-        <w:gridCol w:w="3009"/>
-        <w:gridCol w:w="3009"/>
-        <w:gridCol w:w="3009"/>
+        <w:gridCol w:w="2256"/>
+        <w:gridCol w:w="2256"/>
+        <w:gridCol w:w="2256"/>
+        <w:gridCol w:w="2256"/>
       </w:tblGrid>
       <w:tr>
         <w:trPr>
@@ -7325,7 +7914,7 @@
         </w:trPr>
         <w:tc>
           <w:tcPr>
-            <w:tcW w:type="dxa" w:w="3240"/>
+            <w:tcW w:type="dxa" w:w="2203"/>
             <w:vAlign w:val="center"/>
             <w:tcBorders>
               <w:top w:val="single" w:sz="6" w:color="7F8C9A"/>
@@ -7339,6 +7928,7 @@
           <w:p>
             <w:pPr>
               <w:spacing w:before="20" w:after="20"/>
+              <w:jc w:val="center"/>
             </w:pPr>
             <w:r>
               <w:rPr>
@@ -7346,13 +7936,13 @@
                 <w:b/>
                 <w:sz w:val="16"/>
               </w:rPr>
-              <w:t>MARK ALLOCATION</w:t>
-            </w:r>
-          </w:p>
-        </w:tc>
-        <w:tc>
-          <w:tcPr>
-            <w:tcW w:type="dxa" w:w="2808"/>
+              <w:t>Program (4)</w:t>
+            </w:r>
+          </w:p>
+        </w:tc>
+        <w:tc>
+          <w:tcPr>
+            <w:tcW w:type="dxa" w:w="2203"/>
             <w:vAlign w:val="center"/>
             <w:tcBorders>
               <w:top w:val="single" w:sz="6" w:color="7F8C9A"/>
@@ -7366,19 +7956,21 @@
           <w:p>
             <w:pPr>
               <w:spacing w:before="20" w:after="20"/>
-            </w:pPr>
-            <w:r>
-              <w:rPr>
-                <w:rFonts w:ascii="Times New Roman" w:hAnsi="Times New Roman"/>
+              <w:jc w:val="center"/>
+            </w:pPr>
+            <w:r>
+              <w:rPr>
+                <w:rFonts w:ascii="Times New Roman" w:hAnsi="Times New Roman"/>
+                <w:b/>
                 <w:sz w:val="16"/>
               </w:rPr>
-              <w:t>Allocated: ______</w:t>
-            </w:r>
-          </w:p>
-        </w:tc>
-        <w:tc>
-          <w:tcPr>
-            <w:tcW w:type="dxa" w:w="2808"/>
+              <w:t>Output (3)</w:t>
+            </w:r>
+          </w:p>
+        </w:tc>
+        <w:tc>
+          <w:tcPr>
+            <w:tcW w:type="dxa" w:w="2203"/>
             <w:vAlign w:val="center"/>
             <w:tcBorders>
               <w:top w:val="single" w:sz="6" w:color="7F8C9A"/>
@@ -7392,13 +7984,156 @@
           <w:p>
             <w:pPr>
               <w:spacing w:before="20" w:after="20"/>
-            </w:pPr>
-            <w:r>
-              <w:rPr>
-                <w:rFonts w:ascii="Times New Roman" w:hAnsi="Times New Roman"/>
+              <w:jc w:val="center"/>
+            </w:pPr>
+            <w:r>
+              <w:rPr>
+                <w:rFonts w:ascii="Times New Roman" w:hAnsi="Times New Roman"/>
+                <w:b/>
                 <w:sz w:val="16"/>
               </w:rPr>
-              <w:t>Awarded: ______</w:t>
+              <w:t>Viva (3)</w:t>
+            </w:r>
+          </w:p>
+        </w:tc>
+        <w:tc>
+          <w:tcPr>
+            <w:tcW w:type="dxa" w:w="2203"/>
+            <w:vAlign w:val="center"/>
+            <w:tcBorders>
+              <w:top w:val="single" w:sz="6" w:color="7F8C9A"/>
+              <w:left w:val="single" w:sz="6" w:color="7F8C9A"/>
+              <w:bottom w:val="single" w:sz="6" w:color="7F8C9A"/>
+              <w:right w:val="single" w:sz="6" w:color="7F8C9A"/>
+              <w:insideH w:val="single" w:sz="6" w:color="7F8C9A"/>
+              <w:insideV w:val="single" w:sz="6" w:color="7F8C9A"/>
+            </w:tcBorders>
+          </w:tcPr>
+          <w:p>
+            <w:pPr>
+              <w:spacing w:before="20" w:after="20"/>
+              <w:jc w:val="center"/>
+            </w:pPr>
+            <w:r>
+              <w:rPr>
+                <w:rFonts w:ascii="Times New Roman" w:hAnsi="Times New Roman"/>
+                <w:b/>
+                <w:sz w:val="16"/>
+              </w:rPr>
+              <w:t>Result (10)</w:t>
+            </w:r>
+          </w:p>
+        </w:tc>
+      </w:tr>
+      <w:tr>
+        <w:trPr>
+          <w:cantSplit/>
+        </w:trPr>
+        <w:tc>
+          <w:tcPr>
+            <w:tcW w:type="dxa" w:w="2203"/>
+            <w:vAlign w:val="center"/>
+            <w:tcBorders>
+              <w:top w:val="single" w:sz="6" w:color="7F8C9A"/>
+              <w:left w:val="single" w:sz="6" w:color="7F8C9A"/>
+              <w:bottom w:val="single" w:sz="6" w:color="7F8C9A"/>
+              <w:right w:val="single" w:sz="6" w:color="7F8C9A"/>
+              <w:insideH w:val="single" w:sz="6" w:color="7F8C9A"/>
+              <w:insideV w:val="single" w:sz="6" w:color="7F8C9A"/>
+            </w:tcBorders>
+          </w:tcPr>
+          <w:p>
+            <w:pPr>
+              <w:spacing w:before="20" w:after="20"/>
+              <w:jc w:val="center"/>
+            </w:pPr>
+            <w:r>
+              <w:rPr>
+                <w:rFonts w:ascii="Times New Roman" w:hAnsi="Times New Roman"/>
+                <w:b w:val="0"/>
+                <w:sz w:val="16"/>
+              </w:rPr>
+            </w:r>
+          </w:p>
+        </w:tc>
+        <w:tc>
+          <w:tcPr>
+            <w:tcW w:type="dxa" w:w="2203"/>
+            <w:vAlign w:val="center"/>
+            <w:tcBorders>
+              <w:top w:val="single" w:sz="6" w:color="7F8C9A"/>
+              <w:left w:val="single" w:sz="6" w:color="7F8C9A"/>
+              <w:bottom w:val="single" w:sz="6" w:color="7F8C9A"/>
+              <w:right w:val="single" w:sz="6" w:color="7F8C9A"/>
+              <w:insideH w:val="single" w:sz="6" w:color="7F8C9A"/>
+              <w:insideV w:val="single" w:sz="6" w:color="7F8C9A"/>
+            </w:tcBorders>
+          </w:tcPr>
+          <w:p>
+            <w:pPr>
+              <w:spacing w:before="20" w:after="20"/>
+              <w:jc w:val="center"/>
+            </w:pPr>
+            <w:r>
+              <w:rPr>
+                <w:rFonts w:ascii="Times New Roman" w:hAnsi="Times New Roman"/>
+                <w:b w:val="0"/>
+                <w:sz w:val="16"/>
+              </w:rPr>
+            </w:r>
+          </w:p>
+        </w:tc>
+        <w:tc>
+          <w:tcPr>
+            <w:tcW w:type="dxa" w:w="2203"/>
+            <w:vAlign w:val="center"/>
+            <w:tcBorders>
+              <w:top w:val="single" w:sz="6" w:color="7F8C9A"/>
+              <w:left w:val="single" w:sz="6" w:color="7F8C9A"/>
+              <w:bottom w:val="single" w:sz="6" w:color="7F8C9A"/>
+              <w:right w:val="single" w:sz="6" w:color="7F8C9A"/>
+              <w:insideH w:val="single" w:sz="6" w:color="7F8C9A"/>
+              <w:insideV w:val="single" w:sz="6" w:color="7F8C9A"/>
+            </w:tcBorders>
+          </w:tcPr>
+          <w:p>
+            <w:pPr>
+              <w:spacing w:before="20" w:after="20"/>
+              <w:jc w:val="center"/>
+            </w:pPr>
+            <w:r>
+              <w:rPr>
+                <w:rFonts w:ascii="Times New Roman" w:hAnsi="Times New Roman"/>
+                <w:b w:val="0"/>
+                <w:sz w:val="16"/>
+              </w:rPr>
+            </w:r>
+          </w:p>
+        </w:tc>
+        <w:tc>
+          <w:tcPr>
+            <w:tcW w:type="dxa" w:w="2203"/>
+            <w:vAlign w:val="center"/>
+            <w:tcBorders>
+              <w:top w:val="single" w:sz="6" w:color="7F8C9A"/>
+              <w:left w:val="single" w:sz="6" w:color="7F8C9A"/>
+              <w:bottom w:val="single" w:sz="6" w:color="7F8C9A"/>
+              <w:right w:val="single" w:sz="6" w:color="7F8C9A"/>
+              <w:insideH w:val="single" w:sz="6" w:color="7F8C9A"/>
+              <w:insideV w:val="single" w:sz="6" w:color="7F8C9A"/>
+            </w:tcBorders>
+          </w:tcPr>
+          <w:p>
+            <w:pPr>
+              <w:spacing w:before="20" w:after="20"/>
+              <w:jc w:val="center"/>
+            </w:pPr>
+            <w:r>
+              <w:rPr>
+                <w:rFonts w:ascii="Times New Roman" w:hAnsi="Times New Roman"/>
+                <w:b w:val="0"/>
+                <w:sz w:val="16"/>
+              </w:rPr>
             </w:r>
           </w:p>
         </w:tc>
@@ -7855,9 +8590,10 @@
         <w:tblLook w:firstColumn="1" w:firstRow="1" w:lastColumn="0" w:lastRow="0" w:noHBand="0" w:noVBand="1" w:val="04A0"/>
       </w:tblPr>
       <w:tblGrid>
-        <w:gridCol w:w="3009"/>
-        <w:gridCol w:w="3009"/>
-        <w:gridCol w:w="3009"/>
+        <w:gridCol w:w="2256"/>
+        <w:gridCol w:w="2256"/>
+        <w:gridCol w:w="2256"/>
+        <w:gridCol w:w="2256"/>
       </w:tblGrid>
       <w:tr>
         <w:trPr>
@@ -7865,7 +8601,7 @@
         </w:trPr>
         <w:tc>
           <w:tcPr>
-            <w:tcW w:type="dxa" w:w="3240"/>
+            <w:tcW w:type="dxa" w:w="2203"/>
             <w:vAlign w:val="center"/>
             <w:tcBorders>
               <w:top w:val="single" w:sz="6" w:color="7F8C9A"/>
@@ -7879,6 +8615,7 @@
           <w:p>
             <w:pPr>
               <w:spacing w:before="20" w:after="20"/>
+              <w:jc w:val="center"/>
             </w:pPr>
             <w:r>
               <w:rPr>
@@ -7886,13 +8623,13 @@
                 <w:b/>
                 <w:sz w:val="16"/>
               </w:rPr>
-              <w:t>MARK ALLOCATION</w:t>
-            </w:r>
-          </w:p>
-        </w:tc>
-        <w:tc>
-          <w:tcPr>
-            <w:tcW w:type="dxa" w:w="2808"/>
+              <w:t>Program (4)</w:t>
+            </w:r>
+          </w:p>
+        </w:tc>
+        <w:tc>
+          <w:tcPr>
+            <w:tcW w:type="dxa" w:w="2203"/>
             <w:vAlign w:val="center"/>
             <w:tcBorders>
               <w:top w:val="single" w:sz="6" w:color="7F8C9A"/>
@@ -7906,19 +8643,21 @@
           <w:p>
             <w:pPr>
               <w:spacing w:before="20" w:after="20"/>
-            </w:pPr>
-            <w:r>
-              <w:rPr>
-                <w:rFonts w:ascii="Times New Roman" w:hAnsi="Times New Roman"/>
+              <w:jc w:val="center"/>
+            </w:pPr>
+            <w:r>
+              <w:rPr>
+                <w:rFonts w:ascii="Times New Roman" w:hAnsi="Times New Roman"/>
+                <w:b/>
                 <w:sz w:val="16"/>
               </w:rPr>
-              <w:t>Allocated: ______</w:t>
-            </w:r>
-          </w:p>
-        </w:tc>
-        <w:tc>
-          <w:tcPr>
-            <w:tcW w:type="dxa" w:w="2808"/>
+              <w:t>Output (3)</w:t>
+            </w:r>
+          </w:p>
+        </w:tc>
+        <w:tc>
+          <w:tcPr>
+            <w:tcW w:type="dxa" w:w="2203"/>
             <w:vAlign w:val="center"/>
             <w:tcBorders>
               <w:top w:val="single" w:sz="6" w:color="7F8C9A"/>
@@ -7932,13 +8671,156 @@
           <w:p>
             <w:pPr>
               <w:spacing w:before="20" w:after="20"/>
-            </w:pPr>
-            <w:r>
-              <w:rPr>
-                <w:rFonts w:ascii="Times New Roman" w:hAnsi="Times New Roman"/>
+              <w:jc w:val="center"/>
+            </w:pPr>
+            <w:r>
+              <w:rPr>
+                <w:rFonts w:ascii="Times New Roman" w:hAnsi="Times New Roman"/>
+                <w:b/>
                 <w:sz w:val="16"/>
               </w:rPr>
-              <w:t>Awarded: ______</w:t>
+              <w:t>Viva (3)</w:t>
+            </w:r>
+          </w:p>
+        </w:tc>
+        <w:tc>
+          <w:tcPr>
+            <w:tcW w:type="dxa" w:w="2203"/>
+            <w:vAlign w:val="center"/>
+            <w:tcBorders>
+              <w:top w:val="single" w:sz="6" w:color="7F8C9A"/>
+              <w:left w:val="single" w:sz="6" w:color="7F8C9A"/>
+              <w:bottom w:val="single" w:sz="6" w:color="7F8C9A"/>
+              <w:right w:val="single" w:sz="6" w:color="7F8C9A"/>
+              <w:insideH w:val="single" w:sz="6" w:color="7F8C9A"/>
+              <w:insideV w:val="single" w:sz="6" w:color="7F8C9A"/>
+            </w:tcBorders>
+          </w:tcPr>
+          <w:p>
+            <w:pPr>
+              <w:spacing w:before="20" w:after="20"/>
+              <w:jc w:val="center"/>
+            </w:pPr>
+            <w:r>
+              <w:rPr>
+                <w:rFonts w:ascii="Times New Roman" w:hAnsi="Times New Roman"/>
+                <w:b/>
+                <w:sz w:val="16"/>
+              </w:rPr>
+              <w:t>Result (10)</w:t>
+            </w:r>
+          </w:p>
+        </w:tc>
+      </w:tr>
+      <w:tr>
+        <w:trPr>
+          <w:cantSplit/>
+        </w:trPr>
+        <w:tc>
+          <w:tcPr>
+            <w:tcW w:type="dxa" w:w="2203"/>
+            <w:vAlign w:val="center"/>
+            <w:tcBorders>
+              <w:top w:val="single" w:sz="6" w:color="7F8C9A"/>
+              <w:left w:val="single" w:sz="6" w:color="7F8C9A"/>
+              <w:bottom w:val="single" w:sz="6" w:color="7F8C9A"/>
+              <w:right w:val="single" w:sz="6" w:color="7F8C9A"/>
+              <w:insideH w:val="single" w:sz="6" w:color="7F8C9A"/>
+              <w:insideV w:val="single" w:sz="6" w:color="7F8C9A"/>
+            </w:tcBorders>
+          </w:tcPr>
+          <w:p>
+            <w:pPr>
+              <w:spacing w:before="20" w:after="20"/>
+              <w:jc w:val="center"/>
+            </w:pPr>
+            <w:r>
+              <w:rPr>
+                <w:rFonts w:ascii="Times New Roman" w:hAnsi="Times New Roman"/>
+                <w:b w:val="0"/>
+                <w:sz w:val="16"/>
+              </w:rPr>
+            </w:r>
+          </w:p>
+        </w:tc>
+        <w:tc>
+          <w:tcPr>
+            <w:tcW w:type="dxa" w:w="2203"/>
+            <w:vAlign w:val="center"/>
+            <w:tcBorders>
+              <w:top w:val="single" w:sz="6" w:color="7F8C9A"/>
+              <w:left w:val="single" w:sz="6" w:color="7F8C9A"/>
+              <w:bottom w:val="single" w:sz="6" w:color="7F8C9A"/>
+              <w:right w:val="single" w:sz="6" w:color="7F8C9A"/>
+              <w:insideH w:val="single" w:sz="6" w:color="7F8C9A"/>
+              <w:insideV w:val="single" w:sz="6" w:color="7F8C9A"/>
+            </w:tcBorders>
+          </w:tcPr>
+          <w:p>
+            <w:pPr>
+              <w:spacing w:before="20" w:after="20"/>
+              <w:jc w:val="center"/>
+            </w:pPr>
+            <w:r>
+              <w:rPr>
+                <w:rFonts w:ascii="Times New Roman" w:hAnsi="Times New Roman"/>
+                <w:b w:val="0"/>
+                <w:sz w:val="16"/>
+              </w:rPr>
+            </w:r>
+          </w:p>
+        </w:tc>
+        <w:tc>
+          <w:tcPr>
+            <w:tcW w:type="dxa" w:w="2203"/>
+            <w:vAlign w:val="center"/>
+            <w:tcBorders>
+              <w:top w:val="single" w:sz="6" w:color="7F8C9A"/>
+              <w:left w:val="single" w:sz="6" w:color="7F8C9A"/>
+              <w:bottom w:val="single" w:sz="6" w:color="7F8C9A"/>
+              <w:right w:val="single" w:sz="6" w:color="7F8C9A"/>
+              <w:insideH w:val="single" w:sz="6" w:color="7F8C9A"/>
+              <w:insideV w:val="single" w:sz="6" w:color="7F8C9A"/>
+            </w:tcBorders>
+          </w:tcPr>
+          <w:p>
+            <w:pPr>
+              <w:spacing w:before="20" w:after="20"/>
+              <w:jc w:val="center"/>
+            </w:pPr>
+            <w:r>
+              <w:rPr>
+                <w:rFonts w:ascii="Times New Roman" w:hAnsi="Times New Roman"/>
+                <w:b w:val="0"/>
+                <w:sz w:val="16"/>
+              </w:rPr>
+            </w:r>
+          </w:p>
+        </w:tc>
+        <w:tc>
+          <w:tcPr>
+            <w:tcW w:type="dxa" w:w="2203"/>
+            <w:vAlign w:val="center"/>
+            <w:tcBorders>
+              <w:top w:val="single" w:sz="6" w:color="7F8C9A"/>
+              <w:left w:val="single" w:sz="6" w:color="7F8C9A"/>
+              <w:bottom w:val="single" w:sz="6" w:color="7F8C9A"/>
+              <w:right w:val="single" w:sz="6" w:color="7F8C9A"/>
+              <w:insideH w:val="single" w:sz="6" w:color="7F8C9A"/>
+              <w:insideV w:val="single" w:sz="6" w:color="7F8C9A"/>
+            </w:tcBorders>
+          </w:tcPr>
+          <w:p>
+            <w:pPr>
+              <w:spacing w:before="20" w:after="20"/>
+              <w:jc w:val="center"/>
+            </w:pPr>
+            <w:r>
+              <w:rPr>
+                <w:rFonts w:ascii="Times New Roman" w:hAnsi="Times New Roman"/>
+                <w:b w:val="0"/>
+                <w:sz w:val="16"/>
+              </w:rPr>
             </w:r>
           </w:p>
         </w:tc>
@@ -8471,9 +9353,10 @@
         <w:tblLook w:firstColumn="1" w:firstRow="1" w:lastColumn="0" w:lastRow="0" w:noHBand="0" w:noVBand="1" w:val="04A0"/>
       </w:tblPr>
       <w:tblGrid>
-        <w:gridCol w:w="3009"/>
-        <w:gridCol w:w="3009"/>
-        <w:gridCol w:w="3009"/>
+        <w:gridCol w:w="2256"/>
+        <w:gridCol w:w="2256"/>
+        <w:gridCol w:w="2256"/>
+        <w:gridCol w:w="2256"/>
       </w:tblGrid>
       <w:tr>
         <w:trPr>
@@ -8481,7 +9364,7 @@
         </w:trPr>
         <w:tc>
           <w:tcPr>
-            <w:tcW w:type="dxa" w:w="3240"/>
+            <w:tcW w:type="dxa" w:w="2203"/>
             <w:vAlign w:val="center"/>
             <w:tcBorders>
               <w:top w:val="single" w:sz="6" w:color="7F8C9A"/>
@@ -8495,6 +9378,7 @@
           <w:p>
             <w:pPr>
               <w:spacing w:before="20" w:after="20"/>
+              <w:jc w:val="center"/>
             </w:pPr>
             <w:r>
               <w:rPr>
@@ -8502,13 +9386,13 @@
                 <w:b/>
                 <w:sz w:val="16"/>
               </w:rPr>
-              <w:t>MARK ALLOCATION</w:t>
-            </w:r>
-          </w:p>
-        </w:tc>
-        <w:tc>
-          <w:tcPr>
-            <w:tcW w:type="dxa" w:w="2808"/>
+              <w:t>Program (4)</w:t>
+            </w:r>
+          </w:p>
+        </w:tc>
+        <w:tc>
+          <w:tcPr>
+            <w:tcW w:type="dxa" w:w="2203"/>
             <w:vAlign w:val="center"/>
             <w:tcBorders>
               <w:top w:val="single" w:sz="6" w:color="7F8C9A"/>
@@ -8522,19 +9406,21 @@
           <w:p>
             <w:pPr>
               <w:spacing w:before="20" w:after="20"/>
-            </w:pPr>
-            <w:r>
-              <w:rPr>
-                <w:rFonts w:ascii="Times New Roman" w:hAnsi="Times New Roman"/>
+              <w:jc w:val="center"/>
+            </w:pPr>
+            <w:r>
+              <w:rPr>
+                <w:rFonts w:ascii="Times New Roman" w:hAnsi="Times New Roman"/>
+                <w:b/>
                 <w:sz w:val="16"/>
               </w:rPr>
-              <w:t>Allocated: ______</w:t>
-            </w:r>
-          </w:p>
-        </w:tc>
-        <w:tc>
-          <w:tcPr>
-            <w:tcW w:type="dxa" w:w="2808"/>
+              <w:t>Output (3)</w:t>
+            </w:r>
+          </w:p>
+        </w:tc>
+        <w:tc>
+          <w:tcPr>
+            <w:tcW w:type="dxa" w:w="2203"/>
             <w:vAlign w:val="center"/>
             <w:tcBorders>
               <w:top w:val="single" w:sz="6" w:color="7F8C9A"/>
@@ -8548,13 +9434,156 @@
           <w:p>
             <w:pPr>
               <w:spacing w:before="20" w:after="20"/>
-            </w:pPr>
-            <w:r>
-              <w:rPr>
-                <w:rFonts w:ascii="Times New Roman" w:hAnsi="Times New Roman"/>
+              <w:jc w:val="center"/>
+            </w:pPr>
+            <w:r>
+              <w:rPr>
+                <w:rFonts w:ascii="Times New Roman" w:hAnsi="Times New Roman"/>
+                <w:b/>
                 <w:sz w:val="16"/>
               </w:rPr>
-              <w:t>Awarded: ______</w:t>
+              <w:t>Viva (3)</w:t>
+            </w:r>
+          </w:p>
+        </w:tc>
+        <w:tc>
+          <w:tcPr>
+            <w:tcW w:type="dxa" w:w="2203"/>
+            <w:vAlign w:val="center"/>
+            <w:tcBorders>
+              <w:top w:val="single" w:sz="6" w:color="7F8C9A"/>
+              <w:left w:val="single" w:sz="6" w:color="7F8C9A"/>
+              <w:bottom w:val="single" w:sz="6" w:color="7F8C9A"/>
+              <w:right w:val="single" w:sz="6" w:color="7F8C9A"/>
+              <w:insideH w:val="single" w:sz="6" w:color="7F8C9A"/>
+              <w:insideV w:val="single" w:sz="6" w:color="7F8C9A"/>
+            </w:tcBorders>
+          </w:tcPr>
+          <w:p>
+            <w:pPr>
+              <w:spacing w:before="20" w:after="20"/>
+              <w:jc w:val="center"/>
+            </w:pPr>
+            <w:r>
+              <w:rPr>
+                <w:rFonts w:ascii="Times New Roman" w:hAnsi="Times New Roman"/>
+                <w:b/>
+                <w:sz w:val="16"/>
+              </w:rPr>
+              <w:t>Result (10)</w:t>
+            </w:r>
+          </w:p>
+        </w:tc>
+      </w:tr>
+      <w:tr>
+        <w:trPr>
+          <w:cantSplit/>
+        </w:trPr>
+        <w:tc>
+          <w:tcPr>
+            <w:tcW w:type="dxa" w:w="2203"/>
+            <w:vAlign w:val="center"/>
+            <w:tcBorders>
+              <w:top w:val="single" w:sz="6" w:color="7F8C9A"/>
+              <w:left w:val="single" w:sz="6" w:color="7F8C9A"/>
+              <w:bottom w:val="single" w:sz="6" w:color="7F8C9A"/>
+              <w:right w:val="single" w:sz="6" w:color="7F8C9A"/>
+              <w:insideH w:val="single" w:sz="6" w:color="7F8C9A"/>
+              <w:insideV w:val="single" w:sz="6" w:color="7F8C9A"/>
+            </w:tcBorders>
+          </w:tcPr>
+          <w:p>
+            <w:pPr>
+              <w:spacing w:before="20" w:after="20"/>
+              <w:jc w:val="center"/>
+            </w:pPr>
+            <w:r>
+              <w:rPr>
+                <w:rFonts w:ascii="Times New Roman" w:hAnsi="Times New Roman"/>
+                <w:b w:val="0"/>
+                <w:sz w:val="16"/>
+              </w:rPr>
+            </w:r>
+          </w:p>
+        </w:tc>
+        <w:tc>
+          <w:tcPr>
+            <w:tcW w:type="dxa" w:w="2203"/>
+            <w:vAlign w:val="center"/>
+            <w:tcBorders>
+              <w:top w:val="single" w:sz="6" w:color="7F8C9A"/>
+              <w:left w:val="single" w:sz="6" w:color="7F8C9A"/>
+              <w:bottom w:val="single" w:sz="6" w:color="7F8C9A"/>
+              <w:right w:val="single" w:sz="6" w:color="7F8C9A"/>
+              <w:insideH w:val="single" w:sz="6" w:color="7F8C9A"/>
+              <w:insideV w:val="single" w:sz="6" w:color="7F8C9A"/>
+            </w:tcBorders>
+          </w:tcPr>
+          <w:p>
+            <w:pPr>
+              <w:spacing w:before="20" w:after="20"/>
+              <w:jc w:val="center"/>
+            </w:pPr>
+            <w:r>
+              <w:rPr>
+                <w:rFonts w:ascii="Times New Roman" w:hAnsi="Times New Roman"/>
+                <w:b w:val="0"/>
+                <w:sz w:val="16"/>
+              </w:rPr>
+            </w:r>
+          </w:p>
+        </w:tc>
+        <w:tc>
+          <w:tcPr>
+            <w:tcW w:type="dxa" w:w="2203"/>
+            <w:vAlign w:val="center"/>
+            <w:tcBorders>
+              <w:top w:val="single" w:sz="6" w:color="7F8C9A"/>
+              <w:left w:val="single" w:sz="6" w:color="7F8C9A"/>
+              <w:bottom w:val="single" w:sz="6" w:color="7F8C9A"/>
+              <w:right w:val="single" w:sz="6" w:color="7F8C9A"/>
+              <w:insideH w:val="single" w:sz="6" w:color="7F8C9A"/>
+              <w:insideV w:val="single" w:sz="6" w:color="7F8C9A"/>
+            </w:tcBorders>
+          </w:tcPr>
+          <w:p>
+            <w:pPr>
+              <w:spacing w:before="20" w:after="20"/>
+              <w:jc w:val="center"/>
+            </w:pPr>
+            <w:r>
+              <w:rPr>
+                <w:rFonts w:ascii="Times New Roman" w:hAnsi="Times New Roman"/>
+                <w:b w:val="0"/>
+                <w:sz w:val="16"/>
+              </w:rPr>
+            </w:r>
+          </w:p>
+        </w:tc>
+        <w:tc>
+          <w:tcPr>
+            <w:tcW w:type="dxa" w:w="2203"/>
+            <w:vAlign w:val="center"/>
+            <w:tcBorders>
+              <w:top w:val="single" w:sz="6" w:color="7F8C9A"/>
+              <w:left w:val="single" w:sz="6" w:color="7F8C9A"/>
+              <w:bottom w:val="single" w:sz="6" w:color="7F8C9A"/>
+              <w:right w:val="single" w:sz="6" w:color="7F8C9A"/>
+              <w:insideH w:val="single" w:sz="6" w:color="7F8C9A"/>
+              <w:insideV w:val="single" w:sz="6" w:color="7F8C9A"/>
+            </w:tcBorders>
+          </w:tcPr>
+          <w:p>
+            <w:pPr>
+              <w:spacing w:before="20" w:after="20"/>
+              <w:jc w:val="center"/>
+            </w:pPr>
+            <w:r>
+              <w:rPr>
+                <w:rFonts w:ascii="Times New Roman" w:hAnsi="Times New Roman"/>
+                <w:b w:val="0"/>
+                <w:sz w:val="16"/>
+              </w:rPr>
             </w:r>
           </w:p>
         </w:tc>
@@ -8891,9 +9920,10 @@
         <w:tblLook w:firstColumn="1" w:firstRow="1" w:lastColumn="0" w:lastRow="0" w:noHBand="0" w:noVBand="1" w:val="04A0"/>
       </w:tblPr>
       <w:tblGrid>
-        <w:gridCol w:w="3009"/>
-        <w:gridCol w:w="3009"/>
-        <w:gridCol w:w="3009"/>
+        <w:gridCol w:w="2256"/>
+        <w:gridCol w:w="2256"/>
+        <w:gridCol w:w="2256"/>
+        <w:gridCol w:w="2256"/>
       </w:tblGrid>
       <w:tr>
         <w:trPr>
@@ -8901,7 +9931,7 @@
         </w:trPr>
         <w:tc>
           <w:tcPr>
-            <w:tcW w:type="dxa" w:w="3240"/>
+            <w:tcW w:type="dxa" w:w="2203"/>
             <w:vAlign w:val="center"/>
             <w:tcBorders>
               <w:top w:val="single" w:sz="6" w:color="7F8C9A"/>
@@ -8915,6 +9945,7 @@
           <w:p>
             <w:pPr>
               <w:spacing w:before="20" w:after="20"/>
+              <w:jc w:val="center"/>
             </w:pPr>
             <w:r>
               <w:rPr>
@@ -8922,13 +9953,13 @@
                 <w:b/>
                 <w:sz w:val="16"/>
               </w:rPr>
-              <w:t>MARK ALLOCATION</w:t>
-            </w:r>
-          </w:p>
-        </w:tc>
-        <w:tc>
-          <w:tcPr>
-            <w:tcW w:type="dxa" w:w="2808"/>
+              <w:t>Program (4)</w:t>
+            </w:r>
+          </w:p>
+        </w:tc>
+        <w:tc>
+          <w:tcPr>
+            <w:tcW w:type="dxa" w:w="2203"/>
             <w:vAlign w:val="center"/>
             <w:tcBorders>
               <w:top w:val="single" w:sz="6" w:color="7F8C9A"/>
@@ -8942,19 +9973,21 @@
           <w:p>
             <w:pPr>
               <w:spacing w:before="20" w:after="20"/>
-            </w:pPr>
-            <w:r>
-              <w:rPr>
-                <w:rFonts w:ascii="Times New Roman" w:hAnsi="Times New Roman"/>
+              <w:jc w:val="center"/>
+            </w:pPr>
+            <w:r>
+              <w:rPr>
+                <w:rFonts w:ascii="Times New Roman" w:hAnsi="Times New Roman"/>
+                <w:b/>
                 <w:sz w:val="16"/>
               </w:rPr>
-              <w:t>Allocated: ______</w:t>
-            </w:r>
-          </w:p>
-        </w:tc>
-        <w:tc>
-          <w:tcPr>
-            <w:tcW w:type="dxa" w:w="2808"/>
+              <w:t>Output (3)</w:t>
+            </w:r>
+          </w:p>
+        </w:tc>
+        <w:tc>
+          <w:tcPr>
+            <w:tcW w:type="dxa" w:w="2203"/>
             <w:vAlign w:val="center"/>
             <w:tcBorders>
               <w:top w:val="single" w:sz="6" w:color="7F8C9A"/>
@@ -8968,13 +10001,156 @@
           <w:p>
             <w:pPr>
               <w:spacing w:before="20" w:after="20"/>
-            </w:pPr>
-            <w:r>
-              <w:rPr>
-                <w:rFonts w:ascii="Times New Roman" w:hAnsi="Times New Roman"/>
+              <w:jc w:val="center"/>
+            </w:pPr>
+            <w:r>
+              <w:rPr>
+                <w:rFonts w:ascii="Times New Roman" w:hAnsi="Times New Roman"/>
+                <w:b/>
                 <w:sz w:val="16"/>
               </w:rPr>
-              <w:t>Awarded: ______</w:t>
+              <w:t>Viva (3)</w:t>
+            </w:r>
+          </w:p>
+        </w:tc>
+        <w:tc>
+          <w:tcPr>
+            <w:tcW w:type="dxa" w:w="2203"/>
+            <w:vAlign w:val="center"/>
+            <w:tcBorders>
+              <w:top w:val="single" w:sz="6" w:color="7F8C9A"/>
+              <w:left w:val="single" w:sz="6" w:color="7F8C9A"/>
+              <w:bottom w:val="single" w:sz="6" w:color="7F8C9A"/>
+              <w:right w:val="single" w:sz="6" w:color="7F8C9A"/>
+              <w:insideH w:val="single" w:sz="6" w:color="7F8C9A"/>
+              <w:insideV w:val="single" w:sz="6" w:color="7F8C9A"/>
+            </w:tcBorders>
+          </w:tcPr>
+          <w:p>
+            <w:pPr>
+              <w:spacing w:before="20" w:after="20"/>
+              <w:jc w:val="center"/>
+            </w:pPr>
+            <w:r>
+              <w:rPr>
+                <w:rFonts w:ascii="Times New Roman" w:hAnsi="Times New Roman"/>
+                <w:b/>
+                <w:sz w:val="16"/>
+              </w:rPr>
+              <w:t>Result (10)</w:t>
+            </w:r>
+          </w:p>
+        </w:tc>
+      </w:tr>
+      <w:tr>
+        <w:trPr>
+          <w:cantSplit/>
+        </w:trPr>
+        <w:tc>
+          <w:tcPr>
+            <w:tcW w:type="dxa" w:w="2203"/>
+            <w:vAlign w:val="center"/>
+            <w:tcBorders>
+              <w:top w:val="single" w:sz="6" w:color="7F8C9A"/>
+              <w:left w:val="single" w:sz="6" w:color="7F8C9A"/>
+              <w:bottom w:val="single" w:sz="6" w:color="7F8C9A"/>
+              <w:right w:val="single" w:sz="6" w:color="7F8C9A"/>
+              <w:insideH w:val="single" w:sz="6" w:color="7F8C9A"/>
+              <w:insideV w:val="single" w:sz="6" w:color="7F8C9A"/>
+            </w:tcBorders>
+          </w:tcPr>
+          <w:p>
+            <w:pPr>
+              <w:spacing w:before="20" w:after="20"/>
+              <w:jc w:val="center"/>
+            </w:pPr>
+            <w:r>
+              <w:rPr>
+                <w:rFonts w:ascii="Times New Roman" w:hAnsi="Times New Roman"/>
+                <w:b w:val="0"/>
+                <w:sz w:val="16"/>
+              </w:rPr>
+            </w:r>
+          </w:p>
+        </w:tc>
+        <w:tc>
+          <w:tcPr>
+            <w:tcW w:type="dxa" w:w="2203"/>
+            <w:vAlign w:val="center"/>
+            <w:tcBorders>
+              <w:top w:val="single" w:sz="6" w:color="7F8C9A"/>
+              <w:left w:val="single" w:sz="6" w:color="7F8C9A"/>
+              <w:bottom w:val="single" w:sz="6" w:color="7F8C9A"/>
+              <w:right w:val="single" w:sz="6" w:color="7F8C9A"/>
+              <w:insideH w:val="single" w:sz="6" w:color="7F8C9A"/>
+              <w:insideV w:val="single" w:sz="6" w:color="7F8C9A"/>
+            </w:tcBorders>
+          </w:tcPr>
+          <w:p>
+            <w:pPr>
+              <w:spacing w:before="20" w:after="20"/>
+              <w:jc w:val="center"/>
+            </w:pPr>
+            <w:r>
+              <w:rPr>
+                <w:rFonts w:ascii="Times New Roman" w:hAnsi="Times New Roman"/>
+                <w:b w:val="0"/>
+                <w:sz w:val="16"/>
+              </w:rPr>
+            </w:r>
+          </w:p>
+        </w:tc>
+        <w:tc>
+          <w:tcPr>
+            <w:tcW w:type="dxa" w:w="2203"/>
+            <w:vAlign w:val="center"/>
+            <w:tcBorders>
+              <w:top w:val="single" w:sz="6" w:color="7F8C9A"/>
+              <w:left w:val="single" w:sz="6" w:color="7F8C9A"/>
+              <w:bottom w:val="single" w:sz="6" w:color="7F8C9A"/>
+              <w:right w:val="single" w:sz="6" w:color="7F8C9A"/>
+              <w:insideH w:val="single" w:sz="6" w:color="7F8C9A"/>
+              <w:insideV w:val="single" w:sz="6" w:color="7F8C9A"/>
+            </w:tcBorders>
+          </w:tcPr>
+          <w:p>
+            <w:pPr>
+              <w:spacing w:before="20" w:after="20"/>
+              <w:jc w:val="center"/>
+            </w:pPr>
+            <w:r>
+              <w:rPr>
+                <w:rFonts w:ascii="Times New Roman" w:hAnsi="Times New Roman"/>
+                <w:b w:val="0"/>
+                <w:sz w:val="16"/>
+              </w:rPr>
+            </w:r>
+          </w:p>
+        </w:tc>
+        <w:tc>
+          <w:tcPr>
+            <w:tcW w:type="dxa" w:w="2203"/>
+            <w:vAlign w:val="center"/>
+            <w:tcBorders>
+              <w:top w:val="single" w:sz="6" w:color="7F8C9A"/>
+              <w:left w:val="single" w:sz="6" w:color="7F8C9A"/>
+              <w:bottom w:val="single" w:sz="6" w:color="7F8C9A"/>
+              <w:right w:val="single" w:sz="6" w:color="7F8C9A"/>
+              <w:insideH w:val="single" w:sz="6" w:color="7F8C9A"/>
+              <w:insideV w:val="single" w:sz="6" w:color="7F8C9A"/>
+            </w:tcBorders>
+          </w:tcPr>
+          <w:p>
+            <w:pPr>
+              <w:spacing w:before="20" w:after="20"/>
+              <w:jc w:val="center"/>
+            </w:pPr>
+            <w:r>
+              <w:rPr>
+                <w:rFonts w:ascii="Times New Roman" w:hAnsi="Times New Roman"/>
+                <w:b w:val="0"/>
+                <w:sz w:val="16"/>
+              </w:rPr>
             </w:r>
           </w:p>
         </w:tc>
@@ -9231,9 +10407,10 @@
         <w:tblLook w:firstColumn="1" w:firstRow="1" w:lastColumn="0" w:lastRow="0" w:noHBand="0" w:noVBand="1" w:val="04A0"/>
       </w:tblPr>
       <w:tblGrid>
-        <w:gridCol w:w="3009"/>
-        <w:gridCol w:w="3009"/>
-        <w:gridCol w:w="3009"/>
+        <w:gridCol w:w="2256"/>
+        <w:gridCol w:w="2256"/>
+        <w:gridCol w:w="2256"/>
+        <w:gridCol w:w="2256"/>
       </w:tblGrid>
       <w:tr>
         <w:trPr>
@@ -9241,7 +10418,7 @@
         </w:trPr>
         <w:tc>
           <w:tcPr>
-            <w:tcW w:type="dxa" w:w="3240"/>
+            <w:tcW w:type="dxa" w:w="2203"/>
             <w:vAlign w:val="center"/>
             <w:tcBorders>
               <w:top w:val="single" w:sz="6" w:color="7F8C9A"/>
@@ -9255,6 +10432,7 @@
           <w:p>
             <w:pPr>
               <w:spacing w:before="20" w:after="20"/>
+              <w:jc w:val="center"/>
             </w:pPr>
             <w:r>
               <w:rPr>
@@ -9262,13 +10440,13 @@
                 <w:b/>
                 <w:sz w:val="16"/>
               </w:rPr>
-              <w:t>MARK ALLOCATION</w:t>
-            </w:r>
-          </w:p>
-        </w:tc>
-        <w:tc>
-          <w:tcPr>
-            <w:tcW w:type="dxa" w:w="2808"/>
+              <w:t>Program (4)</w:t>
+            </w:r>
+          </w:p>
+        </w:tc>
+        <w:tc>
+          <w:tcPr>
+            <w:tcW w:type="dxa" w:w="2203"/>
             <w:vAlign w:val="center"/>
             <w:tcBorders>
               <w:top w:val="single" w:sz="6" w:color="7F8C9A"/>
@@ -9282,19 +10460,21 @@
           <w:p>
             <w:pPr>
               <w:spacing w:before="20" w:after="20"/>
-            </w:pPr>
-            <w:r>
-              <w:rPr>
-                <w:rFonts w:ascii="Times New Roman" w:hAnsi="Times New Roman"/>
+              <w:jc w:val="center"/>
+            </w:pPr>
+            <w:r>
+              <w:rPr>
+                <w:rFonts w:ascii="Times New Roman" w:hAnsi="Times New Roman"/>
+                <w:b/>
                 <w:sz w:val="16"/>
               </w:rPr>
-              <w:t>Allocated: ______</w:t>
-            </w:r>
-          </w:p>
-        </w:tc>
-        <w:tc>
-          <w:tcPr>
-            <w:tcW w:type="dxa" w:w="2808"/>
+              <w:t>Output (3)</w:t>
+            </w:r>
+          </w:p>
+        </w:tc>
+        <w:tc>
+          <w:tcPr>
+            <w:tcW w:type="dxa" w:w="2203"/>
             <w:vAlign w:val="center"/>
             <w:tcBorders>
               <w:top w:val="single" w:sz="6" w:color="7F8C9A"/>
@@ -9308,13 +10488,156 @@
           <w:p>
             <w:pPr>
               <w:spacing w:before="20" w:after="20"/>
-            </w:pPr>
-            <w:r>
-              <w:rPr>
-                <w:rFonts w:ascii="Times New Roman" w:hAnsi="Times New Roman"/>
+              <w:jc w:val="center"/>
+            </w:pPr>
+            <w:r>
+              <w:rPr>
+                <w:rFonts w:ascii="Times New Roman" w:hAnsi="Times New Roman"/>
+                <w:b/>
                 <w:sz w:val="16"/>
               </w:rPr>
-              <w:t>Awarded: ______</w:t>
+              <w:t>Viva (3)</w:t>
+            </w:r>
+          </w:p>
+        </w:tc>
+        <w:tc>
+          <w:tcPr>
+            <w:tcW w:type="dxa" w:w="2203"/>
+            <w:vAlign w:val="center"/>
+            <w:tcBorders>
+              <w:top w:val="single" w:sz="6" w:color="7F8C9A"/>
+              <w:left w:val="single" w:sz="6" w:color="7F8C9A"/>
+              <w:bottom w:val="single" w:sz="6" w:color="7F8C9A"/>
+              <w:right w:val="single" w:sz="6" w:color="7F8C9A"/>
+              <w:insideH w:val="single" w:sz="6" w:color="7F8C9A"/>
+              <w:insideV w:val="single" w:sz="6" w:color="7F8C9A"/>
+            </w:tcBorders>
+          </w:tcPr>
+          <w:p>
+            <w:pPr>
+              <w:spacing w:before="20" w:after="20"/>
+              <w:jc w:val="center"/>
+            </w:pPr>
+            <w:r>
+              <w:rPr>
+                <w:rFonts w:ascii="Times New Roman" w:hAnsi="Times New Roman"/>
+                <w:b/>
+                <w:sz w:val="16"/>
+              </w:rPr>
+              <w:t>Result (10)</w:t>
+            </w:r>
+          </w:p>
+        </w:tc>
+      </w:tr>
+      <w:tr>
+        <w:trPr>
+          <w:cantSplit/>
+        </w:trPr>
+        <w:tc>
+          <w:tcPr>
+            <w:tcW w:type="dxa" w:w="2203"/>
+            <w:vAlign w:val="center"/>
+            <w:tcBorders>
+              <w:top w:val="single" w:sz="6" w:color="7F8C9A"/>
+              <w:left w:val="single" w:sz="6" w:color="7F8C9A"/>
+              <w:bottom w:val="single" w:sz="6" w:color="7F8C9A"/>
+              <w:right w:val="single" w:sz="6" w:color="7F8C9A"/>
+              <w:insideH w:val="single" w:sz="6" w:color="7F8C9A"/>
+              <w:insideV w:val="single" w:sz="6" w:color="7F8C9A"/>
+            </w:tcBorders>
+          </w:tcPr>
+          <w:p>
+            <w:pPr>
+              <w:spacing w:before="20" w:after="20"/>
+              <w:jc w:val="center"/>
+            </w:pPr>
+            <w:r>
+              <w:rPr>
+                <w:rFonts w:ascii="Times New Roman" w:hAnsi="Times New Roman"/>
+                <w:b w:val="0"/>
+                <w:sz w:val="16"/>
+              </w:rPr>
+            </w:r>
+          </w:p>
+        </w:tc>
+        <w:tc>
+          <w:tcPr>
+            <w:tcW w:type="dxa" w:w="2203"/>
+            <w:vAlign w:val="center"/>
+            <w:tcBorders>
+              <w:top w:val="single" w:sz="6" w:color="7F8C9A"/>
+              <w:left w:val="single" w:sz="6" w:color="7F8C9A"/>
+              <w:bottom w:val="single" w:sz="6" w:color="7F8C9A"/>
+              <w:right w:val="single" w:sz="6" w:color="7F8C9A"/>
+              <w:insideH w:val="single" w:sz="6" w:color="7F8C9A"/>
+              <w:insideV w:val="single" w:sz="6" w:color="7F8C9A"/>
+            </w:tcBorders>
+          </w:tcPr>
+          <w:p>
+            <w:pPr>
+              <w:spacing w:before="20" w:after="20"/>
+              <w:jc w:val="center"/>
+            </w:pPr>
+            <w:r>
+              <w:rPr>
+                <w:rFonts w:ascii="Times New Roman" w:hAnsi="Times New Roman"/>
+                <w:b w:val="0"/>
+                <w:sz w:val="16"/>
+              </w:rPr>
+            </w:r>
+          </w:p>
+        </w:tc>
+        <w:tc>
+          <w:tcPr>
+            <w:tcW w:type="dxa" w:w="2203"/>
+            <w:vAlign w:val="center"/>
+            <w:tcBorders>
+              <w:top w:val="single" w:sz="6" w:color="7F8C9A"/>
+              <w:left w:val="single" w:sz="6" w:color="7F8C9A"/>
+              <w:bottom w:val="single" w:sz="6" w:color="7F8C9A"/>
+              <w:right w:val="single" w:sz="6" w:color="7F8C9A"/>
+              <w:insideH w:val="single" w:sz="6" w:color="7F8C9A"/>
+              <w:insideV w:val="single" w:sz="6" w:color="7F8C9A"/>
+            </w:tcBorders>
+          </w:tcPr>
+          <w:p>
+            <w:pPr>
+              <w:spacing w:before="20" w:after="20"/>
+              <w:jc w:val="center"/>
+            </w:pPr>
+            <w:r>
+              <w:rPr>
+                <w:rFonts w:ascii="Times New Roman" w:hAnsi="Times New Roman"/>
+                <w:b w:val="0"/>
+                <w:sz w:val="16"/>
+              </w:rPr>
+            </w:r>
+          </w:p>
+        </w:tc>
+        <w:tc>
+          <w:tcPr>
+            <w:tcW w:type="dxa" w:w="2203"/>
+            <w:vAlign w:val="center"/>
+            <w:tcBorders>
+              <w:top w:val="single" w:sz="6" w:color="7F8C9A"/>
+              <w:left w:val="single" w:sz="6" w:color="7F8C9A"/>
+              <w:bottom w:val="single" w:sz="6" w:color="7F8C9A"/>
+              <w:right w:val="single" w:sz="6" w:color="7F8C9A"/>
+              <w:insideH w:val="single" w:sz="6" w:color="7F8C9A"/>
+              <w:insideV w:val="single" w:sz="6" w:color="7F8C9A"/>
+            </w:tcBorders>
+          </w:tcPr>
+          <w:p>
+            <w:pPr>
+              <w:spacing w:before="20" w:after="20"/>
+              <w:jc w:val="center"/>
+            </w:pPr>
+            <w:r>
+              <w:rPr>
+                <w:rFonts w:ascii="Times New Roman" w:hAnsi="Times New Roman"/>
+                <w:b w:val="0"/>
+                <w:sz w:val="16"/>
+              </w:rPr>
             </w:r>
           </w:p>
         </w:tc>
@@ -9615,9 +10938,10 @@
         <w:tblLook w:firstColumn="1" w:firstRow="1" w:lastColumn="0" w:lastRow="0" w:noHBand="0" w:noVBand="1" w:val="04A0"/>
       </w:tblPr>
       <w:tblGrid>
-        <w:gridCol w:w="3009"/>
-        <w:gridCol w:w="3009"/>
-        <w:gridCol w:w="3009"/>
+        <w:gridCol w:w="2256"/>
+        <w:gridCol w:w="2256"/>
+        <w:gridCol w:w="2256"/>
+        <w:gridCol w:w="2256"/>
       </w:tblGrid>
       <w:tr>
         <w:trPr>
@@ -9625,7 +10949,7 @@
         </w:trPr>
         <w:tc>
           <w:tcPr>
-            <w:tcW w:type="dxa" w:w="3240"/>
+            <w:tcW w:type="dxa" w:w="2203"/>
             <w:vAlign w:val="center"/>
             <w:tcBorders>
               <w:top w:val="single" w:sz="6" w:color="7F8C9A"/>
@@ -9639,6 +10963,7 @@
           <w:p>
             <w:pPr>
               <w:spacing w:before="20" w:after="20"/>
+              <w:jc w:val="center"/>
             </w:pPr>
             <w:r>
               <w:rPr>
@@ -9646,13 +10971,13 @@
                 <w:b/>
                 <w:sz w:val="16"/>
               </w:rPr>
-              <w:t>MARK ALLOCATION</w:t>
-            </w:r>
-          </w:p>
-        </w:tc>
-        <w:tc>
-          <w:tcPr>
-            <w:tcW w:type="dxa" w:w="2808"/>
+              <w:t>Program (4)</w:t>
+            </w:r>
+          </w:p>
+        </w:tc>
+        <w:tc>
+          <w:tcPr>
+            <w:tcW w:type="dxa" w:w="2203"/>
             <w:vAlign w:val="center"/>
             <w:tcBorders>
               <w:top w:val="single" w:sz="6" w:color="7F8C9A"/>
@@ -9666,19 +10991,21 @@
           <w:p>
             <w:pPr>
               <w:spacing w:before="20" w:after="20"/>
-            </w:pPr>
-            <w:r>
-              <w:rPr>
-                <w:rFonts w:ascii="Times New Roman" w:hAnsi="Times New Roman"/>
+              <w:jc w:val="center"/>
+            </w:pPr>
+            <w:r>
+              <w:rPr>
+                <w:rFonts w:ascii="Times New Roman" w:hAnsi="Times New Roman"/>
+                <w:b/>
                 <w:sz w:val="16"/>
               </w:rPr>
-              <w:t>Allocated: ______</w:t>
-            </w:r>
-          </w:p>
-        </w:tc>
-        <w:tc>
-          <w:tcPr>
-            <w:tcW w:type="dxa" w:w="2808"/>
+              <w:t>Output (3)</w:t>
+            </w:r>
+          </w:p>
+        </w:tc>
+        <w:tc>
+          <w:tcPr>
+            <w:tcW w:type="dxa" w:w="2203"/>
             <w:vAlign w:val="center"/>
             <w:tcBorders>
               <w:top w:val="single" w:sz="6" w:color="7F8C9A"/>
@@ -9692,13 +11019,156 @@
           <w:p>
             <w:pPr>
               <w:spacing w:before="20" w:after="20"/>
-            </w:pPr>
-            <w:r>
-              <w:rPr>
-                <w:rFonts w:ascii="Times New Roman" w:hAnsi="Times New Roman"/>
+              <w:jc w:val="center"/>
+            </w:pPr>
+            <w:r>
+              <w:rPr>
+                <w:rFonts w:ascii="Times New Roman" w:hAnsi="Times New Roman"/>
+                <w:b/>
                 <w:sz w:val="16"/>
               </w:rPr>
-              <w:t>Awarded: ______</w:t>
+              <w:t>Viva (3)</w:t>
+            </w:r>
+          </w:p>
+        </w:tc>
+        <w:tc>
+          <w:tcPr>
+            <w:tcW w:type="dxa" w:w="2203"/>
+            <w:vAlign w:val="center"/>
+            <w:tcBorders>
+              <w:top w:val="single" w:sz="6" w:color="7F8C9A"/>
+              <w:left w:val="single" w:sz="6" w:color="7F8C9A"/>
+              <w:bottom w:val="single" w:sz="6" w:color="7F8C9A"/>
+              <w:right w:val="single" w:sz="6" w:color="7F8C9A"/>
+              <w:insideH w:val="single" w:sz="6" w:color="7F8C9A"/>
+              <w:insideV w:val="single" w:sz="6" w:color="7F8C9A"/>
+            </w:tcBorders>
+          </w:tcPr>
+          <w:p>
+            <w:pPr>
+              <w:spacing w:before="20" w:after="20"/>
+              <w:jc w:val="center"/>
+            </w:pPr>
+            <w:r>
+              <w:rPr>
+                <w:rFonts w:ascii="Times New Roman" w:hAnsi="Times New Roman"/>
+                <w:b/>
+                <w:sz w:val="16"/>
+              </w:rPr>
+              <w:t>Result (10)</w:t>
+            </w:r>
+          </w:p>
+        </w:tc>
+      </w:tr>
+      <w:tr>
+        <w:trPr>
+          <w:cantSplit/>
+        </w:trPr>
+        <w:tc>
+          <w:tcPr>
+            <w:tcW w:type="dxa" w:w="2203"/>
+            <w:vAlign w:val="center"/>
+            <w:tcBorders>
+              <w:top w:val="single" w:sz="6" w:color="7F8C9A"/>
+              <w:left w:val="single" w:sz="6" w:color="7F8C9A"/>
+              <w:bottom w:val="single" w:sz="6" w:color="7F8C9A"/>
+              <w:right w:val="single" w:sz="6" w:color="7F8C9A"/>
+              <w:insideH w:val="single" w:sz="6" w:color="7F8C9A"/>
+              <w:insideV w:val="single" w:sz="6" w:color="7F8C9A"/>
+            </w:tcBorders>
+          </w:tcPr>
+          <w:p>
+            <w:pPr>
+              <w:spacing w:before="20" w:after="20"/>
+              <w:jc w:val="center"/>
+            </w:pPr>
+            <w:r>
+              <w:rPr>
+                <w:rFonts w:ascii="Times New Roman" w:hAnsi="Times New Roman"/>
+                <w:b w:val="0"/>
+                <w:sz w:val="16"/>
+              </w:rPr>
+            </w:r>
+          </w:p>
+        </w:tc>
+        <w:tc>
+          <w:tcPr>
+            <w:tcW w:type="dxa" w:w="2203"/>
+            <w:vAlign w:val="center"/>
+            <w:tcBorders>
+              <w:top w:val="single" w:sz="6" w:color="7F8C9A"/>
+              <w:left w:val="single" w:sz="6" w:color="7F8C9A"/>
+              <w:bottom w:val="single" w:sz="6" w:color="7F8C9A"/>
+              <w:right w:val="single" w:sz="6" w:color="7F8C9A"/>
+              <w:insideH w:val="single" w:sz="6" w:color="7F8C9A"/>
+              <w:insideV w:val="single" w:sz="6" w:color="7F8C9A"/>
+            </w:tcBorders>
+          </w:tcPr>
+          <w:p>
+            <w:pPr>
+              <w:spacing w:before="20" w:after="20"/>
+              <w:jc w:val="center"/>
+            </w:pPr>
+            <w:r>
+              <w:rPr>
+                <w:rFonts w:ascii="Times New Roman" w:hAnsi="Times New Roman"/>
+                <w:b w:val="0"/>
+                <w:sz w:val="16"/>
+              </w:rPr>
+            </w:r>
+          </w:p>
+        </w:tc>
+        <w:tc>
+          <w:tcPr>
+            <w:tcW w:type="dxa" w:w="2203"/>
+            <w:vAlign w:val="center"/>
+            <w:tcBorders>
+              <w:top w:val="single" w:sz="6" w:color="7F8C9A"/>
+              <w:left w:val="single" w:sz="6" w:color="7F8C9A"/>
+              <w:bottom w:val="single" w:sz="6" w:color="7F8C9A"/>
+              <w:right w:val="single" w:sz="6" w:color="7F8C9A"/>
+              <w:insideH w:val="single" w:sz="6" w:color="7F8C9A"/>
+              <w:insideV w:val="single" w:sz="6" w:color="7F8C9A"/>
+            </w:tcBorders>
+          </w:tcPr>
+          <w:p>
+            <w:pPr>
+              <w:spacing w:before="20" w:after="20"/>
+              <w:jc w:val="center"/>
+            </w:pPr>
+            <w:r>
+              <w:rPr>
+                <w:rFonts w:ascii="Times New Roman" w:hAnsi="Times New Roman"/>
+                <w:b w:val="0"/>
+                <w:sz w:val="16"/>
+              </w:rPr>
+            </w:r>
+          </w:p>
+        </w:tc>
+        <w:tc>
+          <w:tcPr>
+            <w:tcW w:type="dxa" w:w="2203"/>
+            <w:vAlign w:val="center"/>
+            <w:tcBorders>
+              <w:top w:val="single" w:sz="6" w:color="7F8C9A"/>
+              <w:left w:val="single" w:sz="6" w:color="7F8C9A"/>
+              <w:bottom w:val="single" w:sz="6" w:color="7F8C9A"/>
+              <w:right w:val="single" w:sz="6" w:color="7F8C9A"/>
+              <w:insideH w:val="single" w:sz="6" w:color="7F8C9A"/>
+              <w:insideV w:val="single" w:sz="6" w:color="7F8C9A"/>
+            </w:tcBorders>
+          </w:tcPr>
+          <w:p>
+            <w:pPr>
+              <w:spacing w:before="20" w:after="20"/>
+              <w:jc w:val="center"/>
+            </w:pPr>
+            <w:r>
+              <w:rPr>
+                <w:rFonts w:ascii="Times New Roman" w:hAnsi="Times New Roman"/>
+                <w:b w:val="0"/>
+                <w:sz w:val="16"/>
+              </w:rPr>
             </w:r>
           </w:p>
         </w:tc>
@@ -9989,9 +11459,10 @@
         <w:tblLook w:firstColumn="1" w:firstRow="1" w:lastColumn="0" w:lastRow="0" w:noHBand="0" w:noVBand="1" w:val="04A0"/>
       </w:tblPr>
       <w:tblGrid>
-        <w:gridCol w:w="3009"/>
-        <w:gridCol w:w="3009"/>
-        <w:gridCol w:w="3009"/>
+        <w:gridCol w:w="2256"/>
+        <w:gridCol w:w="2256"/>
+        <w:gridCol w:w="2256"/>
+        <w:gridCol w:w="2256"/>
       </w:tblGrid>
       <w:tr>
         <w:trPr>
@@ -9999,7 +11470,7 @@
         </w:trPr>
         <w:tc>
           <w:tcPr>
-            <w:tcW w:type="dxa" w:w="3240"/>
+            <w:tcW w:type="dxa" w:w="2203"/>
             <w:vAlign w:val="center"/>
             <w:tcBorders>
               <w:top w:val="single" w:sz="6" w:color="7F8C9A"/>
@@ -10013,6 +11484,7 @@
           <w:p>
             <w:pPr>
               <w:spacing w:before="20" w:after="20"/>
+              <w:jc w:val="center"/>
             </w:pPr>
             <w:r>
               <w:rPr>
@@ -10020,13 +11492,13 @@
                 <w:b/>
                 <w:sz w:val="16"/>
               </w:rPr>
-              <w:t>MARK ALLOCATION</w:t>
-            </w:r>
-          </w:p>
-        </w:tc>
-        <w:tc>
-          <w:tcPr>
-            <w:tcW w:type="dxa" w:w="2808"/>
+              <w:t>Program (4)</w:t>
+            </w:r>
+          </w:p>
+        </w:tc>
+        <w:tc>
+          <w:tcPr>
+            <w:tcW w:type="dxa" w:w="2203"/>
             <w:vAlign w:val="center"/>
             <w:tcBorders>
               <w:top w:val="single" w:sz="6" w:color="7F8C9A"/>
@@ -10040,19 +11512,21 @@
           <w:p>
             <w:pPr>
               <w:spacing w:before="20" w:after="20"/>
-            </w:pPr>
-            <w:r>
-              <w:rPr>
-                <w:rFonts w:ascii="Times New Roman" w:hAnsi="Times New Roman"/>
+              <w:jc w:val="center"/>
+            </w:pPr>
+            <w:r>
+              <w:rPr>
+                <w:rFonts w:ascii="Times New Roman" w:hAnsi="Times New Roman"/>
+                <w:b/>
                 <w:sz w:val="16"/>
               </w:rPr>
-              <w:t>Allocated: ______</w:t>
-            </w:r>
-          </w:p>
-        </w:tc>
-        <w:tc>
-          <w:tcPr>
-            <w:tcW w:type="dxa" w:w="2808"/>
+              <w:t>Output (3)</w:t>
+            </w:r>
+          </w:p>
+        </w:tc>
+        <w:tc>
+          <w:tcPr>
+            <w:tcW w:type="dxa" w:w="2203"/>
             <w:vAlign w:val="center"/>
             <w:tcBorders>
               <w:top w:val="single" w:sz="6" w:color="7F8C9A"/>
@@ -10066,13 +11540,156 @@
           <w:p>
             <w:pPr>
               <w:spacing w:before="20" w:after="20"/>
-            </w:pPr>
-            <w:r>
-              <w:rPr>
-                <w:rFonts w:ascii="Times New Roman" w:hAnsi="Times New Roman"/>
+              <w:jc w:val="center"/>
+            </w:pPr>
+            <w:r>
+              <w:rPr>
+                <w:rFonts w:ascii="Times New Roman" w:hAnsi="Times New Roman"/>
+                <w:b/>
                 <w:sz w:val="16"/>
               </w:rPr>
-              <w:t>Awarded: ______</w:t>
+              <w:t>Viva (3)</w:t>
+            </w:r>
+          </w:p>
+        </w:tc>
+        <w:tc>
+          <w:tcPr>
+            <w:tcW w:type="dxa" w:w="2203"/>
+            <w:vAlign w:val="center"/>
+            <w:tcBorders>
+              <w:top w:val="single" w:sz="6" w:color="7F8C9A"/>
+              <w:left w:val="single" w:sz="6" w:color="7F8C9A"/>
+              <w:bottom w:val="single" w:sz="6" w:color="7F8C9A"/>
+              <w:right w:val="single" w:sz="6" w:color="7F8C9A"/>
+              <w:insideH w:val="single" w:sz="6" w:color="7F8C9A"/>
+              <w:insideV w:val="single" w:sz="6" w:color="7F8C9A"/>
+            </w:tcBorders>
+          </w:tcPr>
+          <w:p>
+            <w:pPr>
+              <w:spacing w:before="20" w:after="20"/>
+              <w:jc w:val="center"/>
+            </w:pPr>
+            <w:r>
+              <w:rPr>
+                <w:rFonts w:ascii="Times New Roman" w:hAnsi="Times New Roman"/>
+                <w:b/>
+                <w:sz w:val="16"/>
+              </w:rPr>
+              <w:t>Result (10)</w:t>
+            </w:r>
+          </w:p>
+        </w:tc>
+      </w:tr>
+      <w:tr>
+        <w:trPr>
+          <w:cantSplit/>
+        </w:trPr>
+        <w:tc>
+          <w:tcPr>
+            <w:tcW w:type="dxa" w:w="2203"/>
+            <w:vAlign w:val="center"/>
+            <w:tcBorders>
+              <w:top w:val="single" w:sz="6" w:color="7F8C9A"/>
+              <w:left w:val="single" w:sz="6" w:color="7F8C9A"/>
+              <w:bottom w:val="single" w:sz="6" w:color="7F8C9A"/>
+              <w:right w:val="single" w:sz="6" w:color="7F8C9A"/>
+              <w:insideH w:val="single" w:sz="6" w:color="7F8C9A"/>
+              <w:insideV w:val="single" w:sz="6" w:color="7F8C9A"/>
+            </w:tcBorders>
+          </w:tcPr>
+          <w:p>
+            <w:pPr>
+              <w:spacing w:before="20" w:after="20"/>
+              <w:jc w:val="center"/>
+            </w:pPr>
+            <w:r>
+              <w:rPr>
+                <w:rFonts w:ascii="Times New Roman" w:hAnsi="Times New Roman"/>
+                <w:b w:val="0"/>
+                <w:sz w:val="16"/>
+              </w:rPr>
+            </w:r>
+          </w:p>
+        </w:tc>
+        <w:tc>
+          <w:tcPr>
+            <w:tcW w:type="dxa" w:w="2203"/>
+            <w:vAlign w:val="center"/>
+            <w:tcBorders>
+              <w:top w:val="single" w:sz="6" w:color="7F8C9A"/>
+              <w:left w:val="single" w:sz="6" w:color="7F8C9A"/>
+              <w:bottom w:val="single" w:sz="6" w:color="7F8C9A"/>
+              <w:right w:val="single" w:sz="6" w:color="7F8C9A"/>
+              <w:insideH w:val="single" w:sz="6" w:color="7F8C9A"/>
+              <w:insideV w:val="single" w:sz="6" w:color="7F8C9A"/>
+            </w:tcBorders>
+          </w:tcPr>
+          <w:p>
+            <w:pPr>
+              <w:spacing w:before="20" w:after="20"/>
+              <w:jc w:val="center"/>
+            </w:pPr>
+            <w:r>
+              <w:rPr>
+                <w:rFonts w:ascii="Times New Roman" w:hAnsi="Times New Roman"/>
+                <w:b w:val="0"/>
+                <w:sz w:val="16"/>
+              </w:rPr>
+            </w:r>
+          </w:p>
+        </w:tc>
+        <w:tc>
+          <w:tcPr>
+            <w:tcW w:type="dxa" w:w="2203"/>
+            <w:vAlign w:val="center"/>
+            <w:tcBorders>
+              <w:top w:val="single" w:sz="6" w:color="7F8C9A"/>
+              <w:left w:val="single" w:sz="6" w:color="7F8C9A"/>
+              <w:bottom w:val="single" w:sz="6" w:color="7F8C9A"/>
+              <w:right w:val="single" w:sz="6" w:color="7F8C9A"/>
+              <w:insideH w:val="single" w:sz="6" w:color="7F8C9A"/>
+              <w:insideV w:val="single" w:sz="6" w:color="7F8C9A"/>
+            </w:tcBorders>
+          </w:tcPr>
+          <w:p>
+            <w:pPr>
+              <w:spacing w:before="20" w:after="20"/>
+              <w:jc w:val="center"/>
+            </w:pPr>
+            <w:r>
+              <w:rPr>
+                <w:rFonts w:ascii="Times New Roman" w:hAnsi="Times New Roman"/>
+                <w:b w:val="0"/>
+                <w:sz w:val="16"/>
+              </w:rPr>
+            </w:r>
+          </w:p>
+        </w:tc>
+        <w:tc>
+          <w:tcPr>
+            <w:tcW w:type="dxa" w:w="2203"/>
+            <w:vAlign w:val="center"/>
+            <w:tcBorders>
+              <w:top w:val="single" w:sz="6" w:color="7F8C9A"/>
+              <w:left w:val="single" w:sz="6" w:color="7F8C9A"/>
+              <w:bottom w:val="single" w:sz="6" w:color="7F8C9A"/>
+              <w:right w:val="single" w:sz="6" w:color="7F8C9A"/>
+              <w:insideH w:val="single" w:sz="6" w:color="7F8C9A"/>
+              <w:insideV w:val="single" w:sz="6" w:color="7F8C9A"/>
+            </w:tcBorders>
+          </w:tcPr>
+          <w:p>
+            <w:pPr>
+              <w:spacing w:before="20" w:after="20"/>
+              <w:jc w:val="center"/>
+            </w:pPr>
+            <w:r>
+              <w:rPr>
+                <w:rFonts w:ascii="Times New Roman" w:hAnsi="Times New Roman"/>
+                <w:b w:val="0"/>
+                <w:sz w:val="16"/>
+              </w:rPr>
             </w:r>
           </w:p>
         </w:tc>
@@ -10243,9 +11860,10 @@
         <w:tblLook w:firstColumn="1" w:firstRow="1" w:lastColumn="0" w:lastRow="0" w:noHBand="0" w:noVBand="1" w:val="04A0"/>
       </w:tblPr>
       <w:tblGrid>
-        <w:gridCol w:w="3009"/>
-        <w:gridCol w:w="3009"/>
-        <w:gridCol w:w="3009"/>
+        <w:gridCol w:w="2256"/>
+        <w:gridCol w:w="2256"/>
+        <w:gridCol w:w="2256"/>
+        <w:gridCol w:w="2256"/>
       </w:tblGrid>
       <w:tr>
         <w:trPr>
@@ -10253,7 +11871,7 @@
         </w:trPr>
         <w:tc>
           <w:tcPr>
-            <w:tcW w:type="dxa" w:w="3240"/>
+            <w:tcW w:type="dxa" w:w="2203"/>
             <w:vAlign w:val="center"/>
             <w:tcBorders>
               <w:top w:val="single" w:sz="6" w:color="7F8C9A"/>
@@ -10267,6 +11885,7 @@
           <w:p>
             <w:pPr>
               <w:spacing w:before="20" w:after="20"/>
+              <w:jc w:val="center"/>
             </w:pPr>
             <w:r>
               <w:rPr>
@@ -10274,13 +11893,13 @@
                 <w:b/>
                 <w:sz w:val="16"/>
               </w:rPr>
-              <w:t>MARK ALLOCATION</w:t>
-            </w:r>
-          </w:p>
-        </w:tc>
-        <w:tc>
-          <w:tcPr>
-            <w:tcW w:type="dxa" w:w="2808"/>
+              <w:t>Program (4)</w:t>
+            </w:r>
+          </w:p>
+        </w:tc>
+        <w:tc>
+          <w:tcPr>
+            <w:tcW w:type="dxa" w:w="2203"/>
             <w:vAlign w:val="center"/>
             <w:tcBorders>
               <w:top w:val="single" w:sz="6" w:color="7F8C9A"/>
@@ -10294,19 +11913,21 @@
           <w:p>
             <w:pPr>
               <w:spacing w:before="20" w:after="20"/>
-            </w:pPr>
-            <w:r>
-              <w:rPr>
-                <w:rFonts w:ascii="Times New Roman" w:hAnsi="Times New Roman"/>
+              <w:jc w:val="center"/>
+            </w:pPr>
+            <w:r>
+              <w:rPr>
+                <w:rFonts w:ascii="Times New Roman" w:hAnsi="Times New Roman"/>
+                <w:b/>
                 <w:sz w:val="16"/>
               </w:rPr>
-              <w:t>Allocated: ______</w:t>
-            </w:r>
-          </w:p>
-        </w:tc>
-        <w:tc>
-          <w:tcPr>
-            <w:tcW w:type="dxa" w:w="2808"/>
+              <w:t>Output (3)</w:t>
+            </w:r>
+          </w:p>
+        </w:tc>
+        <w:tc>
+          <w:tcPr>
+            <w:tcW w:type="dxa" w:w="2203"/>
             <w:vAlign w:val="center"/>
             <w:tcBorders>
               <w:top w:val="single" w:sz="6" w:color="7F8C9A"/>
@@ -10320,13 +11941,156 @@
           <w:p>
             <w:pPr>
               <w:spacing w:before="20" w:after="20"/>
-            </w:pPr>
-            <w:r>
-              <w:rPr>
-                <w:rFonts w:ascii="Times New Roman" w:hAnsi="Times New Roman"/>
+              <w:jc w:val="center"/>
+            </w:pPr>
+            <w:r>
+              <w:rPr>
+                <w:rFonts w:ascii="Times New Roman" w:hAnsi="Times New Roman"/>
+                <w:b/>
                 <w:sz w:val="16"/>
               </w:rPr>
-              <w:t>Awarded: ______</w:t>
+              <w:t>Viva (3)</w:t>
+            </w:r>
+          </w:p>
+        </w:tc>
+        <w:tc>
+          <w:tcPr>
+            <w:tcW w:type="dxa" w:w="2203"/>
+            <w:vAlign w:val="center"/>
+            <w:tcBorders>
+              <w:top w:val="single" w:sz="6" w:color="7F8C9A"/>
+              <w:left w:val="single" w:sz="6" w:color="7F8C9A"/>
+              <w:bottom w:val="single" w:sz="6" w:color="7F8C9A"/>
+              <w:right w:val="single" w:sz="6" w:color="7F8C9A"/>
+              <w:insideH w:val="single" w:sz="6" w:color="7F8C9A"/>
+              <w:insideV w:val="single" w:sz="6" w:color="7F8C9A"/>
+            </w:tcBorders>
+          </w:tcPr>
+          <w:p>
+            <w:pPr>
+              <w:spacing w:before="20" w:after="20"/>
+              <w:jc w:val="center"/>
+            </w:pPr>
+            <w:r>
+              <w:rPr>
+                <w:rFonts w:ascii="Times New Roman" w:hAnsi="Times New Roman"/>
+                <w:b/>
+                <w:sz w:val="16"/>
+              </w:rPr>
+              <w:t>Result (10)</w:t>
+            </w:r>
+          </w:p>
+        </w:tc>
+      </w:tr>
+      <w:tr>
+        <w:trPr>
+          <w:cantSplit/>
+        </w:trPr>
+        <w:tc>
+          <w:tcPr>
+            <w:tcW w:type="dxa" w:w="2203"/>
+            <w:vAlign w:val="center"/>
+            <w:tcBorders>
+              <w:top w:val="single" w:sz="6" w:color="7F8C9A"/>
+              <w:left w:val="single" w:sz="6" w:color="7F8C9A"/>
+              <w:bottom w:val="single" w:sz="6" w:color="7F8C9A"/>
+              <w:right w:val="single" w:sz="6" w:color="7F8C9A"/>
+              <w:insideH w:val="single" w:sz="6" w:color="7F8C9A"/>
+              <w:insideV w:val="single" w:sz="6" w:color="7F8C9A"/>
+            </w:tcBorders>
+          </w:tcPr>
+          <w:p>
+            <w:pPr>
+              <w:spacing w:before="20" w:after="20"/>
+              <w:jc w:val="center"/>
+            </w:pPr>
+            <w:r>
+              <w:rPr>
+                <w:rFonts w:ascii="Times New Roman" w:hAnsi="Times New Roman"/>
+                <w:b w:val="0"/>
+                <w:sz w:val="16"/>
+              </w:rPr>
+            </w:r>
+          </w:p>
+        </w:tc>
+        <w:tc>
+          <w:tcPr>
+            <w:tcW w:type="dxa" w:w="2203"/>
+            <w:vAlign w:val="center"/>
+            <w:tcBorders>
+              <w:top w:val="single" w:sz="6" w:color="7F8C9A"/>
+              <w:left w:val="single" w:sz="6" w:color="7F8C9A"/>
+              <w:bottom w:val="single" w:sz="6" w:color="7F8C9A"/>
+              <w:right w:val="single" w:sz="6" w:color="7F8C9A"/>
+              <w:insideH w:val="single" w:sz="6" w:color="7F8C9A"/>
+              <w:insideV w:val="single" w:sz="6" w:color="7F8C9A"/>
+            </w:tcBorders>
+          </w:tcPr>
+          <w:p>
+            <w:pPr>
+              <w:spacing w:before="20" w:after="20"/>
+              <w:jc w:val="center"/>
+            </w:pPr>
+            <w:r>
+              <w:rPr>
+                <w:rFonts w:ascii="Times New Roman" w:hAnsi="Times New Roman"/>
+                <w:b w:val="0"/>
+                <w:sz w:val="16"/>
+              </w:rPr>
+            </w:r>
+          </w:p>
+        </w:tc>
+        <w:tc>
+          <w:tcPr>
+            <w:tcW w:type="dxa" w:w="2203"/>
+            <w:vAlign w:val="center"/>
+            <w:tcBorders>
+              <w:top w:val="single" w:sz="6" w:color="7F8C9A"/>
+              <w:left w:val="single" w:sz="6" w:color="7F8C9A"/>
+              <w:bottom w:val="single" w:sz="6" w:color="7F8C9A"/>
+              <w:right w:val="single" w:sz="6" w:color="7F8C9A"/>
+              <w:insideH w:val="single" w:sz="6" w:color="7F8C9A"/>
+              <w:insideV w:val="single" w:sz="6" w:color="7F8C9A"/>
+            </w:tcBorders>
+          </w:tcPr>
+          <w:p>
+            <w:pPr>
+              <w:spacing w:before="20" w:after="20"/>
+              <w:jc w:val="center"/>
+            </w:pPr>
+            <w:r>
+              <w:rPr>
+                <w:rFonts w:ascii="Times New Roman" w:hAnsi="Times New Roman"/>
+                <w:b w:val="0"/>
+                <w:sz w:val="16"/>
+              </w:rPr>
+            </w:r>
+          </w:p>
+        </w:tc>
+        <w:tc>
+          <w:tcPr>
+            <w:tcW w:type="dxa" w:w="2203"/>
+            <w:vAlign w:val="center"/>
+            <w:tcBorders>
+              <w:top w:val="single" w:sz="6" w:color="7F8C9A"/>
+              <w:left w:val="single" w:sz="6" w:color="7F8C9A"/>
+              <w:bottom w:val="single" w:sz="6" w:color="7F8C9A"/>
+              <w:right w:val="single" w:sz="6" w:color="7F8C9A"/>
+              <w:insideH w:val="single" w:sz="6" w:color="7F8C9A"/>
+              <w:insideV w:val="single" w:sz="6" w:color="7F8C9A"/>
+            </w:tcBorders>
+          </w:tcPr>
+          <w:p>
+            <w:pPr>
+              <w:spacing w:before="20" w:after="20"/>
+              <w:jc w:val="center"/>
+            </w:pPr>
+            <w:r>
+              <w:rPr>
+                <w:rFonts w:ascii="Times New Roman" w:hAnsi="Times New Roman"/>
+                <w:b w:val="0"/>
+                <w:sz w:val="16"/>
+              </w:rPr>
             </w:r>
           </w:p>
         </w:tc>
@@ -10641,9 +12405,10 @@
         <w:tblLook w:firstColumn="1" w:firstRow="1" w:lastColumn="0" w:lastRow="0" w:noHBand="0" w:noVBand="1" w:val="04A0"/>
       </w:tblPr>
       <w:tblGrid>
-        <w:gridCol w:w="3009"/>
-        <w:gridCol w:w="3009"/>
-        <w:gridCol w:w="3009"/>
+        <w:gridCol w:w="2256"/>
+        <w:gridCol w:w="2256"/>
+        <w:gridCol w:w="2256"/>
+        <w:gridCol w:w="2256"/>
       </w:tblGrid>
       <w:tr>
         <w:trPr>
@@ -10651,7 +12416,7 @@
         </w:trPr>
         <w:tc>
           <w:tcPr>
-            <w:tcW w:type="dxa" w:w="3240"/>
+            <w:tcW w:type="dxa" w:w="2203"/>
             <w:vAlign w:val="center"/>
             <w:tcBorders>
               <w:top w:val="single" w:sz="6" w:color="7F8C9A"/>
@@ -10665,6 +12430,7 @@
           <w:p>
             <w:pPr>
               <w:spacing w:before="20" w:after="20"/>
+              <w:jc w:val="center"/>
             </w:pPr>
             <w:r>
               <w:rPr>
@@ -10672,13 +12438,13 @@
                 <w:b/>
                 <w:sz w:val="16"/>
               </w:rPr>
-              <w:t>MARK ALLOCATION</w:t>
-            </w:r>
-          </w:p>
-        </w:tc>
-        <w:tc>
-          <w:tcPr>
-            <w:tcW w:type="dxa" w:w="2808"/>
+              <w:t>Program (4)</w:t>
+            </w:r>
+          </w:p>
+        </w:tc>
+        <w:tc>
+          <w:tcPr>
+            <w:tcW w:type="dxa" w:w="2203"/>
             <w:vAlign w:val="center"/>
             <w:tcBorders>
               <w:top w:val="single" w:sz="6" w:color="7F8C9A"/>
@@ -10692,19 +12458,21 @@
           <w:p>
             <w:pPr>
               <w:spacing w:before="20" w:after="20"/>
-            </w:pPr>
-            <w:r>
-              <w:rPr>
-                <w:rFonts w:ascii="Times New Roman" w:hAnsi="Times New Roman"/>
+              <w:jc w:val="center"/>
+            </w:pPr>
+            <w:r>
+              <w:rPr>
+                <w:rFonts w:ascii="Times New Roman" w:hAnsi="Times New Roman"/>
+                <w:b/>
                 <w:sz w:val="16"/>
               </w:rPr>
-              <w:t>Allocated: ______</w:t>
-            </w:r>
-          </w:p>
-        </w:tc>
-        <w:tc>
-          <w:tcPr>
-            <w:tcW w:type="dxa" w:w="2808"/>
+              <w:t>Output (3)</w:t>
+            </w:r>
+          </w:p>
+        </w:tc>
+        <w:tc>
+          <w:tcPr>
+            <w:tcW w:type="dxa" w:w="2203"/>
             <w:vAlign w:val="center"/>
             <w:tcBorders>
               <w:top w:val="single" w:sz="6" w:color="7F8C9A"/>
@@ -10718,202 +12486,21 @@
           <w:p>
             <w:pPr>
               <w:spacing w:before="20" w:after="20"/>
-            </w:pPr>
-            <w:r>
-              <w:rPr>
-                <w:rFonts w:ascii="Times New Roman" w:hAnsi="Times New Roman"/>
+              <w:jc w:val="center"/>
+            </w:pPr>
+            <w:r>
+              <w:rPr>
+                <w:rFonts w:ascii="Times New Roman" w:hAnsi="Times New Roman"/>
+                <w:b/>
                 <w:sz w:val="16"/>
               </w:rPr>
-              <w:t>Awarded: ______</w:t>
-            </w:r>
-          </w:p>
-        </w:tc>
-      </w:tr>
-    </w:tbl>
-    <w:p>
-      <w:pPr>
-        <w:spacing w:after="80"/>
-      </w:pPr>
-      <w:r>
-        <w:rPr>
-          <w:rFonts w:ascii="Times New Roman" w:hAnsi="Times New Roman"/>
-          <w:b/>
-          <w:sz w:val="22"/>
-        </w:rPr>
-        <w:t>Compile and run:</w:t>
-      </w:r>
-      <w:r>
-        <w:rPr>
-          <w:rFonts w:ascii="Times New Roman" w:hAnsi="Times New Roman"/>
-          <w:sz w:val="22"/>
-        </w:rPr>
-        <w:t xml:space="preserve"> python3 Experiment-12/best_fit.py</w:t>
-      </w:r>
-    </w:p>
-    <w:p>
-      <w:pPr>
-        <w:keepNext/>
-      </w:pPr>
-      <w:r>
-        <w:rPr>
-          <w:rFonts w:ascii="Times New Roman" w:hAnsi="Times New Roman"/>
-          <w:b/>
-          <w:sz w:val="20"/>
-        </w:rPr>
-        <w:t>Verified sample result (Mac screenshot pending):</w:t>
-      </w:r>
-    </w:p>
-    <w:p>
-      <w:pPr>
-        <w:spacing w:after="140"/>
-        <w:ind w:left="173"/>
-      </w:pPr>
-      <w:r>
-        <w:rPr>
-          <w:rFonts w:ascii="Courier New" w:hAnsi="Courier New" w:eastAsia="Courier New"/>
-          <w:sz w:val="16"/>
-        </w:rPr>
-        <w:t>P1 → B4</w:t>
-        <w:br/>
-        <w:t>P2 → B2</w:t>
-        <w:br/>
-        <w:t>P3 → B3</w:t>
-        <w:br/>
-        <w:t>P4 → B5</w:t>
-        <w:br/>
-        <w:t>Remaining space: B1=100 B2=83 B3=88 B4=88 B5=174</w:t>
-      </w:r>
-    </w:p>
-    <w:p>
-      <w:pPr>
-        <w:ind w:left="216"/>
-      </w:pPr>
-      <w:r>
-        <w:rPr>
-          <w:rFonts w:ascii="Times New Roman" w:hAnsi="Times New Roman"/>
-          <w:i/>
-          <w:sz w:val="20"/>
-        </w:rPr>
-        <w:t>Actual Mac Terminal screenshot for Best Fit pending.</w:t>
-      </w:r>
-    </w:p>
-    <w:p>
-      <w:pPr>
-        <w:spacing w:after="80"/>
-      </w:pPr>
-      <w:r>
-        <w:rPr>
-          <w:rFonts w:ascii="Times New Roman" w:hAnsi="Times New Roman"/>
-          <w:i w:val="0"/>
-          <w:sz w:val="22"/>
-        </w:rPr>
-        <w:t>Program B: Worst Fit hospital emergency application memory allocation</w:t>
-      </w:r>
-    </w:p>
-    <w:p>
-      <w:pPr>
-        <w:spacing w:before="40" w:after="160" w:line="240" w:lineRule="auto"/>
-        <w:ind w:left="173" w:right="115"/>
-      </w:pPr>
-      <w:r>
-        <w:rPr>
-          <w:rFonts w:ascii="Courier New" w:hAnsi="Courier New" w:eastAsia="Courier New"/>
-          <w:sz w:val="15"/>
-        </w:rPr>
-        <w:t>#!/usr/bin/env python3</w:t>
-        <w:br/>
-        <w:t>"""Worst Fit allocation. A block's remainder can be used by later processes."""</w:t>
-        <w:br/>
-        <w:br/>
-        <w:t>def allocate(blocks, processes):</w:t>
-        <w:br/>
-        <w:t xml:space="preserve">    remaining = blocks[:]</w:t>
-        <w:br/>
-        <w:t xml:space="preserve">    result = []</w:t>
-        <w:br/>
-        <w:t xml:space="preserve">    for process_id, size in enumerate(processes, 1):</w:t>
-        <w:br/>
-        <w:t xml:space="preserve">        candidates = [i for i, free in enumerate(remaining) if free &gt;= size]</w:t>
-        <w:br/>
-        <w:t xml:space="preserve">        if not candidates:</w:t>
-        <w:br/>
-        <w:t xml:space="preserve">            result.append((process_id, size, None))</w:t>
-        <w:br/>
-        <w:t xml:space="preserve">            continue</w:t>
-        <w:br/>
-        <w:t xml:space="preserve">        # Lowest-index block breaks equal-size ties.</w:t>
-        <w:br/>
-        <w:t xml:space="preserve">        block = max(candidates, key=lambda i: (remaining[i], -i))</w:t>
-        <w:br/>
-        <w:t xml:space="preserve">        remaining[block] -= size</w:t>
-        <w:br/>
-        <w:t xml:space="preserve">        result.append((process_id, size, block + 1))</w:t>
-        <w:br/>
-        <w:t xml:space="preserve">    return result, remaining</w:t>
-        <w:br/>
-        <w:br/>
-        <w:t>def read_sizes(prompt):</w:t>
-        <w:br/>
-        <w:t xml:space="preserve">    values = list(map(int, input(prompt).split()))</w:t>
-        <w:br/>
-        <w:t xml:space="preserve">    if not values or any(x &lt;= 0 for x in values):</w:t>
-        <w:br/>
-        <w:t xml:space="preserve">        raise ValueError("Enter one or more positive sizes.")</w:t>
-        <w:br/>
-        <w:t xml:space="preserve">    return values</w:t>
-        <w:br/>
-        <w:br/>
-        <w:t>def main():</w:t>
-        <w:br/>
-        <w:t xml:space="preserve">    print("Hospital Emergency Application Memory Allocation - Worst Fit")</w:t>
-        <w:br/>
-        <w:t xml:space="preserve">    try:</w:t>
-        <w:br/>
-        <w:t xml:space="preserve">        blocks = read_sizes("Memory block sizes (space-separated): ")</w:t>
-        <w:br/>
-        <w:t xml:space="preserve">        processes = read_sizes("Process sizes (space-separated): ")</w:t>
-        <w:br/>
-        <w:t xml:space="preserve">    except ValueError as error:</w:t>
-        <w:br/>
-        <w:t xml:space="preserve">        raise SystemExit(str(error))</w:t>
-        <w:br/>
-        <w:t xml:space="preserve">    result, remaining = allocate(blocks, processes)</w:t>
-        <w:br/>
-        <w:t xml:space="preserve">    print("\nProcess\tSize\tAllocated block")</w:t>
-        <w:br/>
-        <w:t xml:space="preserve">    for pid, size, block in result:</w:t>
-        <w:br/>
-        <w:t xml:space="preserve">        print(f"P{pid}\t{size}\t{block if block is not None else 'Not allocated'}")</w:t>
-        <w:br/>
-        <w:t xml:space="preserve">    print("Remaining block space: " + " ".join(f"B{i+1}={x}" for i, x in enumerate(remaining)))</w:t>
-        <w:br/>
-        <w:t xml:space="preserve">    print("Assumption: blocks are variable-sized; each leftover region remains available.")</w:t>
-        <w:br/>
-        <w:br/>
-        <w:t>if __name__ == "__main__":</w:t>
-        <w:br/>
-        <w:t xml:space="preserve">    main()</w:t>
-      </w:r>
-    </w:p>
-    <w:tbl>
-      <w:tblPr>
-        <w:tblW w:type="auto" w:w="0"/>
-        <w:jc w:val="center"/>
-        <w:tblLayout w:type="fixed"/>
-        <w:tblLook w:firstColumn="1" w:firstRow="1" w:lastColumn="0" w:lastRow="0" w:noHBand="0" w:noVBand="1" w:val="04A0"/>
-      </w:tblPr>
-      <w:tblGrid>
-        <w:gridCol w:w="3009"/>
-        <w:gridCol w:w="3009"/>
-        <w:gridCol w:w="3009"/>
-      </w:tblGrid>
-      <w:tr>
-        <w:trPr>
-          <w:cantSplit/>
-        </w:trPr>
-        <w:tc>
-          <w:tcPr>
-            <w:tcW w:type="dxa" w:w="3240"/>
+              <w:t>Viva (3)</w:t>
+            </w:r>
+          </w:p>
+        </w:tc>
+        <w:tc>
+          <w:tcPr>
+            <w:tcW w:type="dxa" w:w="2203"/>
             <w:vAlign w:val="center"/>
             <w:tcBorders>
               <w:top w:val="single" w:sz="6" w:color="7F8C9A"/>
@@ -10927,6 +12514,7 @@
           <w:p>
             <w:pPr>
               <w:spacing w:before="20" w:after="20"/>
+              <w:jc w:val="center"/>
             </w:pPr>
             <w:r>
               <w:rPr>
@@ -10934,13 +12522,18 @@
                 <w:b/>
                 <w:sz w:val="16"/>
               </w:rPr>
-              <w:t>MARK ALLOCATION</w:t>
-            </w:r>
-          </w:p>
-        </w:tc>
-        <w:tc>
-          <w:tcPr>
-            <w:tcW w:type="dxa" w:w="2808"/>
+              <w:t>Result (10)</w:t>
+            </w:r>
+          </w:p>
+        </w:tc>
+      </w:tr>
+      <w:tr>
+        <w:trPr>
+          <w:cantSplit/>
+        </w:trPr>
+        <w:tc>
+          <w:tcPr>
+            <w:tcW w:type="dxa" w:w="2203"/>
             <w:vAlign w:val="center"/>
             <w:tcBorders>
               <w:top w:val="single" w:sz="6" w:color="7F8C9A"/>
@@ -10954,19 +12547,20 @@
           <w:p>
             <w:pPr>
               <w:spacing w:before="20" w:after="20"/>
-            </w:pPr>
-            <w:r>
-              <w:rPr>
-                <w:rFonts w:ascii="Times New Roman" w:hAnsi="Times New Roman"/>
+              <w:jc w:val="center"/>
+            </w:pPr>
+            <w:r>
+              <w:rPr>
+                <w:rFonts w:ascii="Times New Roman" w:hAnsi="Times New Roman"/>
+                <w:b w:val="0"/>
                 <w:sz w:val="16"/>
               </w:rPr>
-              <w:t>Allocated: ______</w:t>
-            </w:r>
-          </w:p>
-        </w:tc>
-        <w:tc>
-          <w:tcPr>
-            <w:tcW w:type="dxa" w:w="2808"/>
+            </w:r>
+          </w:p>
+        </w:tc>
+        <w:tc>
+          <w:tcPr>
+            <w:tcW w:type="dxa" w:w="2203"/>
             <w:vAlign w:val="center"/>
             <w:tcBorders>
               <w:top w:val="single" w:sz="6" w:color="7F8C9A"/>
@@ -10980,13 +12574,477 @@
           <w:p>
             <w:pPr>
               <w:spacing w:before="20" w:after="20"/>
-            </w:pPr>
-            <w:r>
-              <w:rPr>
-                <w:rFonts w:ascii="Times New Roman" w:hAnsi="Times New Roman"/>
+              <w:jc w:val="center"/>
+            </w:pPr>
+            <w:r>
+              <w:rPr>
+                <w:rFonts w:ascii="Times New Roman" w:hAnsi="Times New Roman"/>
+                <w:b w:val="0"/>
                 <w:sz w:val="16"/>
               </w:rPr>
-              <w:t>Awarded: ______</w:t>
+            </w:r>
+          </w:p>
+        </w:tc>
+        <w:tc>
+          <w:tcPr>
+            <w:tcW w:type="dxa" w:w="2203"/>
+            <w:vAlign w:val="center"/>
+            <w:tcBorders>
+              <w:top w:val="single" w:sz="6" w:color="7F8C9A"/>
+              <w:left w:val="single" w:sz="6" w:color="7F8C9A"/>
+              <w:bottom w:val="single" w:sz="6" w:color="7F8C9A"/>
+              <w:right w:val="single" w:sz="6" w:color="7F8C9A"/>
+              <w:insideH w:val="single" w:sz="6" w:color="7F8C9A"/>
+              <w:insideV w:val="single" w:sz="6" w:color="7F8C9A"/>
+            </w:tcBorders>
+          </w:tcPr>
+          <w:p>
+            <w:pPr>
+              <w:spacing w:before="20" w:after="20"/>
+              <w:jc w:val="center"/>
+            </w:pPr>
+            <w:r>
+              <w:rPr>
+                <w:rFonts w:ascii="Times New Roman" w:hAnsi="Times New Roman"/>
+                <w:b w:val="0"/>
+                <w:sz w:val="16"/>
+              </w:rPr>
+            </w:r>
+          </w:p>
+        </w:tc>
+        <w:tc>
+          <w:tcPr>
+            <w:tcW w:type="dxa" w:w="2203"/>
+            <w:vAlign w:val="center"/>
+            <w:tcBorders>
+              <w:top w:val="single" w:sz="6" w:color="7F8C9A"/>
+              <w:left w:val="single" w:sz="6" w:color="7F8C9A"/>
+              <w:bottom w:val="single" w:sz="6" w:color="7F8C9A"/>
+              <w:right w:val="single" w:sz="6" w:color="7F8C9A"/>
+              <w:insideH w:val="single" w:sz="6" w:color="7F8C9A"/>
+              <w:insideV w:val="single" w:sz="6" w:color="7F8C9A"/>
+            </w:tcBorders>
+          </w:tcPr>
+          <w:p>
+            <w:pPr>
+              <w:spacing w:before="20" w:after="20"/>
+              <w:jc w:val="center"/>
+            </w:pPr>
+            <w:r>
+              <w:rPr>
+                <w:rFonts w:ascii="Times New Roman" w:hAnsi="Times New Roman"/>
+                <w:b w:val="0"/>
+                <w:sz w:val="16"/>
+              </w:rPr>
+            </w:r>
+          </w:p>
+        </w:tc>
+      </w:tr>
+    </w:tbl>
+    <w:p>
+      <w:pPr>
+        <w:spacing w:after="80"/>
+      </w:pPr>
+      <w:r>
+        <w:rPr>
+          <w:rFonts w:ascii="Times New Roman" w:hAnsi="Times New Roman"/>
+          <w:b/>
+          <w:sz w:val="22"/>
+        </w:rPr>
+        <w:t>Compile and run:</w:t>
+      </w:r>
+      <w:r>
+        <w:rPr>
+          <w:rFonts w:ascii="Times New Roman" w:hAnsi="Times New Roman"/>
+          <w:sz w:val="22"/>
+        </w:rPr>
+        <w:t xml:space="preserve"> python3 Experiment-12/best_fit.py</w:t>
+      </w:r>
+    </w:p>
+    <w:p>
+      <w:pPr>
+        <w:keepNext/>
+      </w:pPr>
+      <w:r>
+        <w:rPr>
+          <w:rFonts w:ascii="Times New Roman" w:hAnsi="Times New Roman"/>
+          <w:b/>
+          <w:sz w:val="20"/>
+        </w:rPr>
+        <w:t>Verified sample result (Mac screenshot pending):</w:t>
+      </w:r>
+    </w:p>
+    <w:p>
+      <w:pPr>
+        <w:spacing w:after="140"/>
+        <w:ind w:left="173"/>
+      </w:pPr>
+      <w:r>
+        <w:rPr>
+          <w:rFonts w:ascii="Courier New" w:hAnsi="Courier New" w:eastAsia="Courier New"/>
+          <w:sz w:val="16"/>
+        </w:rPr>
+        <w:t>P1 → B4</w:t>
+        <w:br/>
+        <w:t>P2 → B2</w:t>
+        <w:br/>
+        <w:t>P3 → B3</w:t>
+        <w:br/>
+        <w:t>P4 → B5</w:t>
+        <w:br/>
+        <w:t>Remaining space: B1=100 B2=83 B3=88 B4=88 B5=174</w:t>
+      </w:r>
+    </w:p>
+    <w:p>
+      <w:pPr>
+        <w:ind w:left="216"/>
+      </w:pPr>
+      <w:r>
+        <w:rPr>
+          <w:rFonts w:ascii="Times New Roman" w:hAnsi="Times New Roman"/>
+          <w:i/>
+          <w:sz w:val="20"/>
+        </w:rPr>
+        <w:t>Actual Mac Terminal screenshot for Best Fit pending.</w:t>
+      </w:r>
+    </w:p>
+    <w:p>
+      <w:pPr>
+        <w:spacing w:after="80"/>
+      </w:pPr>
+      <w:r>
+        <w:rPr>
+          <w:rFonts w:ascii="Times New Roman" w:hAnsi="Times New Roman"/>
+          <w:i w:val="0"/>
+          <w:sz w:val="22"/>
+        </w:rPr>
+        <w:t>Program B: Worst Fit hospital emergency application memory allocation</w:t>
+      </w:r>
+    </w:p>
+    <w:p>
+      <w:pPr>
+        <w:spacing w:before="40" w:after="160" w:line="240" w:lineRule="auto"/>
+        <w:ind w:left="173" w:right="115"/>
+      </w:pPr>
+      <w:r>
+        <w:rPr>
+          <w:rFonts w:ascii="Courier New" w:hAnsi="Courier New" w:eastAsia="Courier New"/>
+          <w:sz w:val="15"/>
+        </w:rPr>
+        <w:t>#!/usr/bin/env python3</w:t>
+        <w:br/>
+        <w:t>"""Worst Fit allocation. A block's remainder can be used by later processes."""</w:t>
+        <w:br/>
+        <w:br/>
+        <w:t>def allocate(blocks, processes):</w:t>
+        <w:br/>
+        <w:t xml:space="preserve">    remaining = blocks[:]</w:t>
+        <w:br/>
+        <w:t xml:space="preserve">    result = []</w:t>
+        <w:br/>
+        <w:t xml:space="preserve">    for process_id, size in enumerate(processes, 1):</w:t>
+        <w:br/>
+        <w:t xml:space="preserve">        candidates = [i for i, free in enumerate(remaining) if free &gt;= size]</w:t>
+        <w:br/>
+        <w:t xml:space="preserve">        if not candidates:</w:t>
+        <w:br/>
+        <w:t xml:space="preserve">            result.append((process_id, size, None))</w:t>
+        <w:br/>
+        <w:t xml:space="preserve">            continue</w:t>
+        <w:br/>
+        <w:t xml:space="preserve">        # Lowest-index block breaks equal-size ties.</w:t>
+        <w:br/>
+        <w:t xml:space="preserve">        block = max(candidates, key=lambda i: (remaining[i], -i))</w:t>
+        <w:br/>
+        <w:t xml:space="preserve">        remaining[block] -= size</w:t>
+        <w:br/>
+        <w:t xml:space="preserve">        result.append((process_id, size, block + 1))</w:t>
+        <w:br/>
+        <w:t xml:space="preserve">    return result, remaining</w:t>
+        <w:br/>
+        <w:br/>
+        <w:t>def read_sizes(prompt):</w:t>
+        <w:br/>
+        <w:t xml:space="preserve">    values = list(map(int, input(prompt).split()))</w:t>
+        <w:br/>
+        <w:t xml:space="preserve">    if not values or any(x &lt;= 0 for x in values):</w:t>
+        <w:br/>
+        <w:t xml:space="preserve">        raise ValueError("Enter one or more positive sizes.")</w:t>
+        <w:br/>
+        <w:t xml:space="preserve">    return values</w:t>
+        <w:br/>
+        <w:br/>
+        <w:t>def main():</w:t>
+        <w:br/>
+        <w:t xml:space="preserve">    print("Hospital Emergency Application Memory Allocation - Worst Fit")</w:t>
+        <w:br/>
+        <w:t xml:space="preserve">    try:</w:t>
+        <w:br/>
+        <w:t xml:space="preserve">        blocks = read_sizes("Memory block sizes (space-separated): ")</w:t>
+        <w:br/>
+        <w:t xml:space="preserve">        processes = read_sizes("Process sizes (space-separated): ")</w:t>
+        <w:br/>
+        <w:t xml:space="preserve">    except ValueError as error:</w:t>
+        <w:br/>
+        <w:t xml:space="preserve">        raise SystemExit(str(error))</w:t>
+        <w:br/>
+        <w:t xml:space="preserve">    result, remaining = allocate(blocks, processes)</w:t>
+        <w:br/>
+        <w:t xml:space="preserve">    print("\nProcess\tSize\tAllocated block")</w:t>
+        <w:br/>
+        <w:t xml:space="preserve">    for pid, size, block in result:</w:t>
+        <w:br/>
+        <w:t xml:space="preserve">        print(f"P{pid}\t{size}\t{block if block is not None else 'Not allocated'}")</w:t>
+        <w:br/>
+        <w:t xml:space="preserve">    print("Remaining block space: " + " ".join(f"B{i+1}={x}" for i, x in enumerate(remaining)))</w:t>
+        <w:br/>
+        <w:t xml:space="preserve">    print("Assumption: blocks are variable-sized; each leftover region remains available.")</w:t>
+        <w:br/>
+        <w:br/>
+        <w:t>if __name__ == "__main__":</w:t>
+        <w:br/>
+        <w:t xml:space="preserve">    main()</w:t>
+      </w:r>
+    </w:p>
+    <w:tbl>
+      <w:tblPr>
+        <w:tblW w:type="auto" w:w="0"/>
+        <w:jc w:val="center"/>
+        <w:tblLayout w:type="fixed"/>
+        <w:tblLook w:firstColumn="1" w:firstRow="1" w:lastColumn="0" w:lastRow="0" w:noHBand="0" w:noVBand="1" w:val="04A0"/>
+      </w:tblPr>
+      <w:tblGrid>
+        <w:gridCol w:w="2256"/>
+        <w:gridCol w:w="2256"/>
+        <w:gridCol w:w="2256"/>
+        <w:gridCol w:w="2256"/>
+      </w:tblGrid>
+      <w:tr>
+        <w:trPr>
+          <w:cantSplit/>
+        </w:trPr>
+        <w:tc>
+          <w:tcPr>
+            <w:tcW w:type="dxa" w:w="2203"/>
+            <w:vAlign w:val="center"/>
+            <w:tcBorders>
+              <w:top w:val="single" w:sz="6" w:color="7F8C9A"/>
+              <w:left w:val="single" w:sz="6" w:color="7F8C9A"/>
+              <w:bottom w:val="single" w:sz="6" w:color="7F8C9A"/>
+              <w:right w:val="single" w:sz="6" w:color="7F8C9A"/>
+              <w:insideH w:val="single" w:sz="6" w:color="7F8C9A"/>
+              <w:insideV w:val="single" w:sz="6" w:color="7F8C9A"/>
+            </w:tcBorders>
+          </w:tcPr>
+          <w:p>
+            <w:pPr>
+              <w:spacing w:before="20" w:after="20"/>
+              <w:jc w:val="center"/>
+            </w:pPr>
+            <w:r>
+              <w:rPr>
+                <w:rFonts w:ascii="Times New Roman" w:hAnsi="Times New Roman"/>
+                <w:b/>
+                <w:sz w:val="16"/>
+              </w:rPr>
+              <w:t>Program (4)</w:t>
+            </w:r>
+          </w:p>
+        </w:tc>
+        <w:tc>
+          <w:tcPr>
+            <w:tcW w:type="dxa" w:w="2203"/>
+            <w:vAlign w:val="center"/>
+            <w:tcBorders>
+              <w:top w:val="single" w:sz="6" w:color="7F8C9A"/>
+              <w:left w:val="single" w:sz="6" w:color="7F8C9A"/>
+              <w:bottom w:val="single" w:sz="6" w:color="7F8C9A"/>
+              <w:right w:val="single" w:sz="6" w:color="7F8C9A"/>
+              <w:insideH w:val="single" w:sz="6" w:color="7F8C9A"/>
+              <w:insideV w:val="single" w:sz="6" w:color="7F8C9A"/>
+            </w:tcBorders>
+          </w:tcPr>
+          <w:p>
+            <w:pPr>
+              <w:spacing w:before="20" w:after="20"/>
+              <w:jc w:val="center"/>
+            </w:pPr>
+            <w:r>
+              <w:rPr>
+                <w:rFonts w:ascii="Times New Roman" w:hAnsi="Times New Roman"/>
+                <w:b/>
+                <w:sz w:val="16"/>
+              </w:rPr>
+              <w:t>Output (3)</w:t>
+            </w:r>
+          </w:p>
+        </w:tc>
+        <w:tc>
+          <w:tcPr>
+            <w:tcW w:type="dxa" w:w="2203"/>
+            <w:vAlign w:val="center"/>
+            <w:tcBorders>
+              <w:top w:val="single" w:sz="6" w:color="7F8C9A"/>
+              <w:left w:val="single" w:sz="6" w:color="7F8C9A"/>
+              <w:bottom w:val="single" w:sz="6" w:color="7F8C9A"/>
+              <w:right w:val="single" w:sz="6" w:color="7F8C9A"/>
+              <w:insideH w:val="single" w:sz="6" w:color="7F8C9A"/>
+              <w:insideV w:val="single" w:sz="6" w:color="7F8C9A"/>
+            </w:tcBorders>
+          </w:tcPr>
+          <w:p>
+            <w:pPr>
+              <w:spacing w:before="20" w:after="20"/>
+              <w:jc w:val="center"/>
+            </w:pPr>
+            <w:r>
+              <w:rPr>
+                <w:rFonts w:ascii="Times New Roman" w:hAnsi="Times New Roman"/>
+                <w:b/>
+                <w:sz w:val="16"/>
+              </w:rPr>
+              <w:t>Viva (3)</w:t>
+            </w:r>
+          </w:p>
+        </w:tc>
+        <w:tc>
+          <w:tcPr>
+            <w:tcW w:type="dxa" w:w="2203"/>
+            <w:vAlign w:val="center"/>
+            <w:tcBorders>
+              <w:top w:val="single" w:sz="6" w:color="7F8C9A"/>
+              <w:left w:val="single" w:sz="6" w:color="7F8C9A"/>
+              <w:bottom w:val="single" w:sz="6" w:color="7F8C9A"/>
+              <w:right w:val="single" w:sz="6" w:color="7F8C9A"/>
+              <w:insideH w:val="single" w:sz="6" w:color="7F8C9A"/>
+              <w:insideV w:val="single" w:sz="6" w:color="7F8C9A"/>
+            </w:tcBorders>
+          </w:tcPr>
+          <w:p>
+            <w:pPr>
+              <w:spacing w:before="20" w:after="20"/>
+              <w:jc w:val="center"/>
+            </w:pPr>
+            <w:r>
+              <w:rPr>
+                <w:rFonts w:ascii="Times New Roman" w:hAnsi="Times New Roman"/>
+                <w:b/>
+                <w:sz w:val="16"/>
+              </w:rPr>
+              <w:t>Result (10)</w:t>
+            </w:r>
+          </w:p>
+        </w:tc>
+      </w:tr>
+      <w:tr>
+        <w:trPr>
+          <w:cantSplit/>
+        </w:trPr>
+        <w:tc>
+          <w:tcPr>
+            <w:tcW w:type="dxa" w:w="2203"/>
+            <w:vAlign w:val="center"/>
+            <w:tcBorders>
+              <w:top w:val="single" w:sz="6" w:color="7F8C9A"/>
+              <w:left w:val="single" w:sz="6" w:color="7F8C9A"/>
+              <w:bottom w:val="single" w:sz="6" w:color="7F8C9A"/>
+              <w:right w:val="single" w:sz="6" w:color="7F8C9A"/>
+              <w:insideH w:val="single" w:sz="6" w:color="7F8C9A"/>
+              <w:insideV w:val="single" w:sz="6" w:color="7F8C9A"/>
+            </w:tcBorders>
+          </w:tcPr>
+          <w:p>
+            <w:pPr>
+              <w:spacing w:before="20" w:after="20"/>
+              <w:jc w:val="center"/>
+            </w:pPr>
+            <w:r>
+              <w:rPr>
+                <w:rFonts w:ascii="Times New Roman" w:hAnsi="Times New Roman"/>
+                <w:b w:val="0"/>
+                <w:sz w:val="16"/>
+              </w:rPr>
+            </w:r>
+          </w:p>
+        </w:tc>
+        <w:tc>
+          <w:tcPr>
+            <w:tcW w:type="dxa" w:w="2203"/>
+            <w:vAlign w:val="center"/>
+            <w:tcBorders>
+              <w:top w:val="single" w:sz="6" w:color="7F8C9A"/>
+              <w:left w:val="single" w:sz="6" w:color="7F8C9A"/>
+              <w:bottom w:val="single" w:sz="6" w:color="7F8C9A"/>
+              <w:right w:val="single" w:sz="6" w:color="7F8C9A"/>
+              <w:insideH w:val="single" w:sz="6" w:color="7F8C9A"/>
+              <w:insideV w:val="single" w:sz="6" w:color="7F8C9A"/>
+            </w:tcBorders>
+          </w:tcPr>
+          <w:p>
+            <w:pPr>
+              <w:spacing w:before="20" w:after="20"/>
+              <w:jc w:val="center"/>
+            </w:pPr>
+            <w:r>
+              <w:rPr>
+                <w:rFonts w:ascii="Times New Roman" w:hAnsi="Times New Roman"/>
+                <w:b w:val="0"/>
+                <w:sz w:val="16"/>
+              </w:rPr>
+            </w:r>
+          </w:p>
+        </w:tc>
+        <w:tc>
+          <w:tcPr>
+            <w:tcW w:type="dxa" w:w="2203"/>
+            <w:vAlign w:val="center"/>
+            <w:tcBorders>
+              <w:top w:val="single" w:sz="6" w:color="7F8C9A"/>
+              <w:left w:val="single" w:sz="6" w:color="7F8C9A"/>
+              <w:bottom w:val="single" w:sz="6" w:color="7F8C9A"/>
+              <w:right w:val="single" w:sz="6" w:color="7F8C9A"/>
+              <w:insideH w:val="single" w:sz="6" w:color="7F8C9A"/>
+              <w:insideV w:val="single" w:sz="6" w:color="7F8C9A"/>
+            </w:tcBorders>
+          </w:tcPr>
+          <w:p>
+            <w:pPr>
+              <w:spacing w:before="20" w:after="20"/>
+              <w:jc w:val="center"/>
+            </w:pPr>
+            <w:r>
+              <w:rPr>
+                <w:rFonts w:ascii="Times New Roman" w:hAnsi="Times New Roman"/>
+                <w:b w:val="0"/>
+                <w:sz w:val="16"/>
+              </w:rPr>
+            </w:r>
+          </w:p>
+        </w:tc>
+        <w:tc>
+          <w:tcPr>
+            <w:tcW w:type="dxa" w:w="2203"/>
+            <w:vAlign w:val="center"/>
+            <w:tcBorders>
+              <w:top w:val="single" w:sz="6" w:color="7F8C9A"/>
+              <w:left w:val="single" w:sz="6" w:color="7F8C9A"/>
+              <w:bottom w:val="single" w:sz="6" w:color="7F8C9A"/>
+              <w:right w:val="single" w:sz="6" w:color="7F8C9A"/>
+              <w:insideH w:val="single" w:sz="6" w:color="7F8C9A"/>
+              <w:insideV w:val="single" w:sz="6" w:color="7F8C9A"/>
+            </w:tcBorders>
+          </w:tcPr>
+          <w:p>
+            <w:pPr>
+              <w:spacing w:before="20" w:after="20"/>
+              <w:jc w:val="center"/>
+            </w:pPr>
+            <w:r>
+              <w:rPr>
+                <w:rFonts w:ascii="Times New Roman" w:hAnsi="Times New Roman"/>
+                <w:b w:val="0"/>
+                <w:sz w:val="16"/>
+              </w:rPr>
             </w:r>
           </w:p>
         </w:tc>
@@ -11423,9 +13481,10 @@
         <w:tblLook w:firstColumn="1" w:firstRow="1" w:lastColumn="0" w:lastRow="0" w:noHBand="0" w:noVBand="1" w:val="04A0"/>
       </w:tblPr>
       <w:tblGrid>
-        <w:gridCol w:w="3009"/>
-        <w:gridCol w:w="3009"/>
-        <w:gridCol w:w="3009"/>
+        <w:gridCol w:w="2256"/>
+        <w:gridCol w:w="2256"/>
+        <w:gridCol w:w="2256"/>
+        <w:gridCol w:w="2256"/>
       </w:tblGrid>
       <w:tr>
         <w:trPr>
@@ -11433,7 +13492,7 @@
         </w:trPr>
         <w:tc>
           <w:tcPr>
-            <w:tcW w:type="dxa" w:w="3240"/>
+            <w:tcW w:type="dxa" w:w="2203"/>
             <w:vAlign w:val="center"/>
             <w:tcBorders>
               <w:top w:val="single" w:sz="6" w:color="7F8C9A"/>
@@ -11447,6 +13506,7 @@
           <w:p>
             <w:pPr>
               <w:spacing w:before="20" w:after="20"/>
+              <w:jc w:val="center"/>
             </w:pPr>
             <w:r>
               <w:rPr>
@@ -11454,13 +13514,13 @@
                 <w:b/>
                 <w:sz w:val="16"/>
               </w:rPr>
-              <w:t>MARK ALLOCATION</w:t>
-            </w:r>
-          </w:p>
-        </w:tc>
-        <w:tc>
-          <w:tcPr>
-            <w:tcW w:type="dxa" w:w="2808"/>
+              <w:t>Program (4)</w:t>
+            </w:r>
+          </w:p>
+        </w:tc>
+        <w:tc>
+          <w:tcPr>
+            <w:tcW w:type="dxa" w:w="2203"/>
             <w:vAlign w:val="center"/>
             <w:tcBorders>
               <w:top w:val="single" w:sz="6" w:color="7F8C9A"/>
@@ -11474,19 +13534,21 @@
           <w:p>
             <w:pPr>
               <w:spacing w:before="20" w:after="20"/>
-            </w:pPr>
-            <w:r>
-              <w:rPr>
-                <w:rFonts w:ascii="Times New Roman" w:hAnsi="Times New Roman"/>
+              <w:jc w:val="center"/>
+            </w:pPr>
+            <w:r>
+              <w:rPr>
+                <w:rFonts w:ascii="Times New Roman" w:hAnsi="Times New Roman"/>
+                <w:b/>
                 <w:sz w:val="16"/>
               </w:rPr>
-              <w:t>Allocated: ______</w:t>
-            </w:r>
-          </w:p>
-        </w:tc>
-        <w:tc>
-          <w:tcPr>
-            <w:tcW w:type="dxa" w:w="2808"/>
+              <w:t>Output (3)</w:t>
+            </w:r>
+          </w:p>
+        </w:tc>
+        <w:tc>
+          <w:tcPr>
+            <w:tcW w:type="dxa" w:w="2203"/>
             <w:vAlign w:val="center"/>
             <w:tcBorders>
               <w:top w:val="single" w:sz="6" w:color="7F8C9A"/>
@@ -11500,13 +13562,156 @@
           <w:p>
             <w:pPr>
               <w:spacing w:before="20" w:after="20"/>
-            </w:pPr>
-            <w:r>
-              <w:rPr>
-                <w:rFonts w:ascii="Times New Roman" w:hAnsi="Times New Roman"/>
+              <w:jc w:val="center"/>
+            </w:pPr>
+            <w:r>
+              <w:rPr>
+                <w:rFonts w:ascii="Times New Roman" w:hAnsi="Times New Roman"/>
+                <w:b/>
                 <w:sz w:val="16"/>
               </w:rPr>
-              <w:t>Awarded: ______</w:t>
+              <w:t>Viva (3)</w:t>
+            </w:r>
+          </w:p>
+        </w:tc>
+        <w:tc>
+          <w:tcPr>
+            <w:tcW w:type="dxa" w:w="2203"/>
+            <w:vAlign w:val="center"/>
+            <w:tcBorders>
+              <w:top w:val="single" w:sz="6" w:color="7F8C9A"/>
+              <w:left w:val="single" w:sz="6" w:color="7F8C9A"/>
+              <w:bottom w:val="single" w:sz="6" w:color="7F8C9A"/>
+              <w:right w:val="single" w:sz="6" w:color="7F8C9A"/>
+              <w:insideH w:val="single" w:sz="6" w:color="7F8C9A"/>
+              <w:insideV w:val="single" w:sz="6" w:color="7F8C9A"/>
+            </w:tcBorders>
+          </w:tcPr>
+          <w:p>
+            <w:pPr>
+              <w:spacing w:before="20" w:after="20"/>
+              <w:jc w:val="center"/>
+            </w:pPr>
+            <w:r>
+              <w:rPr>
+                <w:rFonts w:ascii="Times New Roman" w:hAnsi="Times New Roman"/>
+                <w:b/>
+                <w:sz w:val="16"/>
+              </w:rPr>
+              <w:t>Result (10)</w:t>
+            </w:r>
+          </w:p>
+        </w:tc>
+      </w:tr>
+      <w:tr>
+        <w:trPr>
+          <w:cantSplit/>
+        </w:trPr>
+        <w:tc>
+          <w:tcPr>
+            <w:tcW w:type="dxa" w:w="2203"/>
+            <w:vAlign w:val="center"/>
+            <w:tcBorders>
+              <w:top w:val="single" w:sz="6" w:color="7F8C9A"/>
+              <w:left w:val="single" w:sz="6" w:color="7F8C9A"/>
+              <w:bottom w:val="single" w:sz="6" w:color="7F8C9A"/>
+              <w:right w:val="single" w:sz="6" w:color="7F8C9A"/>
+              <w:insideH w:val="single" w:sz="6" w:color="7F8C9A"/>
+              <w:insideV w:val="single" w:sz="6" w:color="7F8C9A"/>
+            </w:tcBorders>
+          </w:tcPr>
+          <w:p>
+            <w:pPr>
+              <w:spacing w:before="20" w:after="20"/>
+              <w:jc w:val="center"/>
+            </w:pPr>
+            <w:r>
+              <w:rPr>
+                <w:rFonts w:ascii="Times New Roman" w:hAnsi="Times New Roman"/>
+                <w:b w:val="0"/>
+                <w:sz w:val="16"/>
+              </w:rPr>
+            </w:r>
+          </w:p>
+        </w:tc>
+        <w:tc>
+          <w:tcPr>
+            <w:tcW w:type="dxa" w:w="2203"/>
+            <w:vAlign w:val="center"/>
+            <w:tcBorders>
+              <w:top w:val="single" w:sz="6" w:color="7F8C9A"/>
+              <w:left w:val="single" w:sz="6" w:color="7F8C9A"/>
+              <w:bottom w:val="single" w:sz="6" w:color="7F8C9A"/>
+              <w:right w:val="single" w:sz="6" w:color="7F8C9A"/>
+              <w:insideH w:val="single" w:sz="6" w:color="7F8C9A"/>
+              <w:insideV w:val="single" w:sz="6" w:color="7F8C9A"/>
+            </w:tcBorders>
+          </w:tcPr>
+          <w:p>
+            <w:pPr>
+              <w:spacing w:before="20" w:after="20"/>
+              <w:jc w:val="center"/>
+            </w:pPr>
+            <w:r>
+              <w:rPr>
+                <w:rFonts w:ascii="Times New Roman" w:hAnsi="Times New Roman"/>
+                <w:b w:val="0"/>
+                <w:sz w:val="16"/>
+              </w:rPr>
+            </w:r>
+          </w:p>
+        </w:tc>
+        <w:tc>
+          <w:tcPr>
+            <w:tcW w:type="dxa" w:w="2203"/>
+            <w:vAlign w:val="center"/>
+            <w:tcBorders>
+              <w:top w:val="single" w:sz="6" w:color="7F8C9A"/>
+              <w:left w:val="single" w:sz="6" w:color="7F8C9A"/>
+              <w:bottom w:val="single" w:sz="6" w:color="7F8C9A"/>
+              <w:right w:val="single" w:sz="6" w:color="7F8C9A"/>
+              <w:insideH w:val="single" w:sz="6" w:color="7F8C9A"/>
+              <w:insideV w:val="single" w:sz="6" w:color="7F8C9A"/>
+            </w:tcBorders>
+          </w:tcPr>
+          <w:p>
+            <w:pPr>
+              <w:spacing w:before="20" w:after="20"/>
+              <w:jc w:val="center"/>
+            </w:pPr>
+            <w:r>
+              <w:rPr>
+                <w:rFonts w:ascii="Times New Roman" w:hAnsi="Times New Roman"/>
+                <w:b w:val="0"/>
+                <w:sz w:val="16"/>
+              </w:rPr>
+            </w:r>
+          </w:p>
+        </w:tc>
+        <w:tc>
+          <w:tcPr>
+            <w:tcW w:type="dxa" w:w="2203"/>
+            <w:vAlign w:val="center"/>
+            <w:tcBorders>
+              <w:top w:val="single" w:sz="6" w:color="7F8C9A"/>
+              <w:left w:val="single" w:sz="6" w:color="7F8C9A"/>
+              <w:bottom w:val="single" w:sz="6" w:color="7F8C9A"/>
+              <w:right w:val="single" w:sz="6" w:color="7F8C9A"/>
+              <w:insideH w:val="single" w:sz="6" w:color="7F8C9A"/>
+              <w:insideV w:val="single" w:sz="6" w:color="7F8C9A"/>
+            </w:tcBorders>
+          </w:tcPr>
+          <w:p>
+            <w:pPr>
+              <w:spacing w:before="20" w:after="20"/>
+              <w:jc w:val="center"/>
+            </w:pPr>
+            <w:r>
+              <w:rPr>
+                <w:rFonts w:ascii="Times New Roman" w:hAnsi="Times New Roman"/>
+                <w:b w:val="0"/>
+                <w:sz w:val="16"/>
+              </w:rPr>
             </w:r>
           </w:p>
         </w:tc>
@@ -11984,9 +14189,10 @@
         <w:tblLook w:firstColumn="1" w:firstRow="1" w:lastColumn="0" w:lastRow="0" w:noHBand="0" w:noVBand="1" w:val="04A0"/>
       </w:tblPr>
       <w:tblGrid>
-        <w:gridCol w:w="3009"/>
-        <w:gridCol w:w="3009"/>
-        <w:gridCol w:w="3009"/>
+        <w:gridCol w:w="2256"/>
+        <w:gridCol w:w="2256"/>
+        <w:gridCol w:w="2256"/>
+        <w:gridCol w:w="2256"/>
       </w:tblGrid>
       <w:tr>
         <w:trPr>
@@ -11994,7 +14200,7 @@
         </w:trPr>
         <w:tc>
           <w:tcPr>
-            <w:tcW w:type="dxa" w:w="3240"/>
+            <w:tcW w:type="dxa" w:w="2203"/>
             <w:vAlign w:val="center"/>
             <w:tcBorders>
               <w:top w:val="single" w:sz="6" w:color="7F8C9A"/>
@@ -12008,6 +14214,7 @@
           <w:p>
             <w:pPr>
               <w:spacing w:before="20" w:after="20"/>
+              <w:jc w:val="center"/>
             </w:pPr>
             <w:r>
               <w:rPr>
@@ -12015,13 +14222,13 @@
                 <w:b/>
                 <w:sz w:val="16"/>
               </w:rPr>
-              <w:t>MARK ALLOCATION</w:t>
-            </w:r>
-          </w:p>
-        </w:tc>
-        <w:tc>
-          <w:tcPr>
-            <w:tcW w:type="dxa" w:w="2808"/>
+              <w:t>Program (4)</w:t>
+            </w:r>
+          </w:p>
+        </w:tc>
+        <w:tc>
+          <w:tcPr>
+            <w:tcW w:type="dxa" w:w="2203"/>
             <w:vAlign w:val="center"/>
             <w:tcBorders>
               <w:top w:val="single" w:sz="6" w:color="7F8C9A"/>
@@ -12035,19 +14242,21 @@
           <w:p>
             <w:pPr>
               <w:spacing w:before="20" w:after="20"/>
-            </w:pPr>
-            <w:r>
-              <w:rPr>
-                <w:rFonts w:ascii="Times New Roman" w:hAnsi="Times New Roman"/>
+              <w:jc w:val="center"/>
+            </w:pPr>
+            <w:r>
+              <w:rPr>
+                <w:rFonts w:ascii="Times New Roman" w:hAnsi="Times New Roman"/>
+                <w:b/>
                 <w:sz w:val="16"/>
               </w:rPr>
-              <w:t>Allocated: ______</w:t>
-            </w:r>
-          </w:p>
-        </w:tc>
-        <w:tc>
-          <w:tcPr>
-            <w:tcW w:type="dxa" w:w="2808"/>
+              <w:t>Output (3)</w:t>
+            </w:r>
+          </w:p>
+        </w:tc>
+        <w:tc>
+          <w:tcPr>
+            <w:tcW w:type="dxa" w:w="2203"/>
             <w:vAlign w:val="center"/>
             <w:tcBorders>
               <w:top w:val="single" w:sz="6" w:color="7F8C9A"/>
@@ -12061,229 +14270,21 @@
           <w:p>
             <w:pPr>
               <w:spacing w:before="20" w:after="20"/>
-            </w:pPr>
-            <w:r>
-              <w:rPr>
-                <w:rFonts w:ascii="Times New Roman" w:hAnsi="Times New Roman"/>
+              <w:jc w:val="center"/>
+            </w:pPr>
+            <w:r>
+              <w:rPr>
+                <w:rFonts w:ascii="Times New Roman" w:hAnsi="Times New Roman"/>
+                <w:b/>
                 <w:sz w:val="16"/>
               </w:rPr>
-              <w:t>Awarded: ______</w:t>
-            </w:r>
-          </w:p>
-        </w:tc>
-      </w:tr>
-    </w:tbl>
-    <w:p>
-      <w:pPr>
-        <w:spacing w:after="80"/>
-      </w:pPr>
-      <w:r>
-        <w:rPr>
-          <w:rFonts w:ascii="Times New Roman" w:hAnsi="Times New Roman"/>
-          <w:b/>
-          <w:sz w:val="22"/>
-        </w:rPr>
-        <w:t>Compile and run:</w:t>
-      </w:r>
-      <w:r>
-        <w:rPr>
-          <w:rFonts w:ascii="Times New Roman" w:hAnsi="Times New Roman"/>
-          <w:sz w:val="22"/>
-        </w:rPr>
-        <w:t xml:space="preserve"> clang Experiment-14/sequential_allocation.c -Wall -Wextra -o Experiment-14/sequential_allocation &amp;&amp; ./Experiment-14/sequential_allocation</w:t>
-      </w:r>
-    </w:p>
-    <w:p>
-      <w:pPr>
-        <w:keepNext/>
-      </w:pPr>
-      <w:r>
-        <w:rPr>
-          <w:rFonts w:ascii="Times New Roman" w:hAnsi="Times New Roman"/>
-          <w:b/>
-          <w:sz w:val="20"/>
-        </w:rPr>
-        <w:t>Illustrative output for inputs: 2 files; exam1 needs 3 blocks; exam2 needs 2 blocks.</w:t>
-      </w:r>
-    </w:p>
-    <w:p>
-      <w:r>
-        <w:rPr>
-          <w:rFonts w:ascii="Times New Roman" w:hAnsi="Times New Roman"/>
-          <w:i/>
-          <w:sz w:val="18"/>
-        </w:rPr>
-        <w:t>Illustrative sample output generated by running the program in the Codex workspace. This is not a screenshot from the student’s Mac.</w:t>
-      </w:r>
-    </w:p>
-    <w:p>
-      <w:pPr>
-        <w:spacing w:after="140"/>
-        <w:ind w:left="173"/>
-      </w:pPr>
-      <w:r>
-        <w:rPr>
-          <w:rFonts w:ascii="Courier New" w:hAnsi="Courier New" w:eastAsia="Courier New"/>
-          <w:sz w:val="16"/>
-        </w:rPr>
-        <w:t>File   Size   Starting block   Allocated blocks</w:t>
-        <w:br/>
-        <w:t>exam1  3      8                8 9 10</w:t>
-        <w:br/>
-        <w:t>exam2  2      11               11 12</w:t>
-        <w:br/>
-        <w:t>Simulation assumption: blocks 0-7 are reserved; each file receives one contiguous run.</w:t>
-      </w:r>
-    </w:p>
-    <w:p>
-      <w:pPr>
-        <w:ind w:left="216"/>
-      </w:pPr>
-      <w:r>
-        <w:rPr>
-          <w:rFonts w:ascii="Times New Roman" w:hAnsi="Times New Roman"/>
-          <w:i/>
-          <w:sz w:val="20"/>
-        </w:rPr>
-        <w:t>Actual Mac Terminal screenshot for sequential allocation pending.</w:t>
-      </w:r>
-    </w:p>
-    <w:p>
-      <w:pPr>
-        <w:spacing w:after="80"/>
-      </w:pPr>
-      <w:r>
-        <w:rPr>
-          <w:rFonts w:ascii="Times New Roman" w:hAnsi="Times New Roman"/>
-          <w:i w:val="0"/>
-          <w:sz w:val="22"/>
-        </w:rPr>
-        <w:t>Program B: indexed allocation</w:t>
-      </w:r>
-    </w:p>
-    <w:p>
-      <w:pPr>
-        <w:spacing w:before="40" w:after="160" w:line="240" w:lineRule="auto"/>
-        <w:ind w:left="173" w:right="115"/>
-      </w:pPr>
-      <w:r>
-        <w:rPr>
-          <w:rFonts w:ascii="Courier New" w:hAnsi="Courier New" w:eastAsia="Courier New"/>
-          <w:sz w:val="15"/>
-        </w:rPr>
-        <w:t>#include &lt;iostream&gt;</w:t>
-        <w:br/>
-        <w:t>#include &lt;string&gt;</w:t>
-        <w:br/>
-        <w:t>#include &lt;vector&gt;</w:t>
-        <w:br/>
-        <w:br/>
-        <w:t>int main() {</w:t>
-        <w:br/>
-        <w:t xml:space="preserve">    constexpr int disk_blocks = 12;</w:t>
-        <w:br/>
-        <w:t xml:space="preserve">    std::vector&lt;bool&gt; used(disk_blocks, false);</w:t>
-        <w:br/>
-        <w:t xml:space="preserve">    std::vector&lt;std::string&gt; names;</w:t>
-        <w:br/>
-        <w:t xml:space="preserve">    std::vector&lt;int&gt; indexes;</w:t>
-        <w:br/>
-        <w:t xml:space="preserve">    std::vector&lt;std::vector&lt;int&gt;&gt; data_blocks;</w:t>
-        <w:br/>
-        <w:t xml:space="preserve">    std::cout &lt;&lt; "College Examination Document Storage - Indexed File Allocation\n";</w:t>
-        <w:br/>
-        <w:t xml:space="preserve">    int count;</w:t>
-        <w:br/>
-        <w:t xml:space="preserve">    std::cout &lt;&lt; "Number of files (1-12): ";</w:t>
-        <w:br/>
-        <w:t xml:space="preserve">    if (!(std::cin &gt;&gt; count) || count &lt; 1 || count &gt; disk_blocks) {</w:t>
-        <w:br/>
-        <w:t xml:space="preserve">        std::cerr &lt;&lt; "Invalid file count.\n"; return 1;</w:t>
-        <w:br/>
-        <w:t xml:space="preserve">    }</w:t>
-        <w:br/>
-        <w:t xml:space="preserve">    for (int f = 0; f &lt; count; ++f) {</w:t>
-        <w:br/>
-        <w:t xml:space="preserve">        std::string name; int index, n;</w:t>
-        <w:br/>
-        <w:t xml:space="preserve">        std::cout &lt;&lt; "File name, index block, and data-block count: ";</w:t>
-        <w:br/>
-        <w:t xml:space="preserve">        if (!(std::cin &gt;&gt; name &gt;&gt; index &gt;&gt; n) || index &lt; 0 || index &gt;= disk_blocks || n &lt; 1 || n &gt;= disk_blocks) {</w:t>
-        <w:br/>
-        <w:t xml:space="preserve">            std::cerr &lt;&lt; "Invalid file details.\n"; return 1;</w:t>
-        <w:br/>
-        <w:t xml:space="preserve">        }</w:t>
-        <w:br/>
-        <w:t xml:space="preserve">        if (used[index]) { std::cerr &lt;&lt; "Index block is already allocated.\n"; return 1; }</w:t>
-        <w:br/>
-        <w:t xml:space="preserve">        std::vector&lt;int&gt; blocks(n);</w:t>
-        <w:br/>
-        <w:t xml:space="preserve">        std::cout &lt;&lt; "Enter " &lt;&lt; n &lt;&lt; " data block numbers: ";</w:t>
-        <w:br/>
-        <w:t xml:space="preserve">        for (int &amp;b : blocks) {</w:t>
-        <w:br/>
-        <w:t xml:space="preserve">            if (!(std::cin &gt;&gt; b) || b &lt; 0 || b &gt;= disk_blocks || b == index || used[b]) {</w:t>
-        <w:br/>
-        <w:t xml:space="preserve">                std::cerr &lt;&lt; "Data blocks must be valid, free, and different from the index block.\n"; return 1;</w:t>
-        <w:br/>
-        <w:t xml:space="preserve">            }</w:t>
-        <w:br/>
-        <w:t xml:space="preserve">        }</w:t>
-        <w:br/>
-        <w:t xml:space="preserve">        for (int i = 0; i &lt; n; ++i)</w:t>
-        <w:br/>
-        <w:t xml:space="preserve">            for (int j = 0; j &lt; i; ++j)</w:t>
-        <w:br/>
-        <w:t xml:space="preserve">                if (blocks[i] == blocks[j]) { std::cerr &lt;&lt; "Duplicate data block in one file.\n"; return 1; }</w:t>
-        <w:br/>
-        <w:t xml:space="preserve">        used[index] = true;</w:t>
-        <w:br/>
-        <w:t xml:space="preserve">        for (int b : blocks) used[b] = true;</w:t>
-        <w:br/>
-        <w:t xml:space="preserve">        names.push_back(name); indexes.push_back(index); data_blocks.push_back(blocks);</w:t>
-        <w:br/>
-        <w:t xml:space="preserve">    }</w:t>
-        <w:br/>
-        <w:t xml:space="preserve">    puts("\nFile\tIndex block\tData blocks");</w:t>
-        <w:br/>
-        <w:t xml:space="preserve">    for (int f = 0; f &lt; count; ++f) {</w:t>
-        <w:br/>
-        <w:t xml:space="preserve">        std::cout &lt;&lt; names[f] &lt;&lt; '\t' &lt;&lt; indexes[f] &lt;&lt; "\t\t";</w:t>
-        <w:br/>
-        <w:t xml:space="preserve">        for (std::size_t i = 0; i &lt; data_blocks[f].size(); ++i)</w:t>
-        <w:br/>
-        <w:t xml:space="preserve">            std::cout &lt;&lt; data_blocks[f][i] &lt;&lt; (i + 1 == data_blocks[f].size() ? "" : " ");</w:t>
-        <w:br/>
-        <w:t xml:space="preserve">        std::cout &lt;&lt; '\n';</w:t>
-        <w:br/>
-        <w:t xml:space="preserve">    }</w:t>
-        <w:br/>
-        <w:t xml:space="preserve">    std::cout &lt;&lt; "Simulation assumption: each disk block holds one data block or one index block.\n";</w:t>
-        <w:br/>
-        <w:t xml:space="preserve">    return 0;</w:t>
-        <w:br/>
-        <w:t>}</w:t>
-      </w:r>
-    </w:p>
-    <w:tbl>
-      <w:tblPr>
-        <w:tblW w:type="auto" w:w="0"/>
-        <w:jc w:val="center"/>
-        <w:tblLayout w:type="fixed"/>
-        <w:tblLook w:firstColumn="1" w:firstRow="1" w:lastColumn="0" w:lastRow="0" w:noHBand="0" w:noVBand="1" w:val="04A0"/>
-      </w:tblPr>
-      <w:tblGrid>
-        <w:gridCol w:w="3009"/>
-        <w:gridCol w:w="3009"/>
-        <w:gridCol w:w="3009"/>
-      </w:tblGrid>
-      <w:tr>
-        <w:trPr>
-          <w:cantSplit/>
-        </w:trPr>
-        <w:tc>
-          <w:tcPr>
-            <w:tcW w:type="dxa" w:w="3240"/>
+              <w:t>Viva (3)</w:t>
+            </w:r>
+          </w:p>
+        </w:tc>
+        <w:tc>
+          <w:tcPr>
+            <w:tcW w:type="dxa" w:w="2203"/>
             <w:vAlign w:val="center"/>
             <w:tcBorders>
               <w:top w:val="single" w:sz="6" w:color="7F8C9A"/>
@@ -12297,6 +14298,7 @@
           <w:p>
             <w:pPr>
               <w:spacing w:before="20" w:after="20"/>
+              <w:jc w:val="center"/>
             </w:pPr>
             <w:r>
               <w:rPr>
@@ -12304,13 +14306,18 @@
                 <w:b/>
                 <w:sz w:val="16"/>
               </w:rPr>
-              <w:t>MARK ALLOCATION</w:t>
-            </w:r>
-          </w:p>
-        </w:tc>
-        <w:tc>
-          <w:tcPr>
-            <w:tcW w:type="dxa" w:w="2808"/>
+              <w:t>Result (10)</w:t>
+            </w:r>
+          </w:p>
+        </w:tc>
+      </w:tr>
+      <w:tr>
+        <w:trPr>
+          <w:cantSplit/>
+        </w:trPr>
+        <w:tc>
+          <w:tcPr>
+            <w:tcW w:type="dxa" w:w="2203"/>
             <w:vAlign w:val="center"/>
             <w:tcBorders>
               <w:top w:val="single" w:sz="6" w:color="7F8C9A"/>
@@ -12324,19 +14331,20 @@
           <w:p>
             <w:pPr>
               <w:spacing w:before="20" w:after="20"/>
-            </w:pPr>
-            <w:r>
-              <w:rPr>
-                <w:rFonts w:ascii="Times New Roman" w:hAnsi="Times New Roman"/>
+              <w:jc w:val="center"/>
+            </w:pPr>
+            <w:r>
+              <w:rPr>
+                <w:rFonts w:ascii="Times New Roman" w:hAnsi="Times New Roman"/>
+                <w:b w:val="0"/>
                 <w:sz w:val="16"/>
               </w:rPr>
-              <w:t>Allocated: ______</w:t>
-            </w:r>
-          </w:p>
-        </w:tc>
-        <w:tc>
-          <w:tcPr>
-            <w:tcW w:type="dxa" w:w="2808"/>
+            </w:r>
+          </w:p>
+        </w:tc>
+        <w:tc>
+          <w:tcPr>
+            <w:tcW w:type="dxa" w:w="2203"/>
             <w:vAlign w:val="center"/>
             <w:tcBorders>
               <w:top w:val="single" w:sz="6" w:color="7F8C9A"/>
@@ -12350,330 +14358,20 @@
           <w:p>
             <w:pPr>
               <w:spacing w:before="20" w:after="20"/>
-            </w:pPr>
-            <w:r>
-              <w:rPr>
-                <w:rFonts w:ascii="Times New Roman" w:hAnsi="Times New Roman"/>
+              <w:jc w:val="center"/>
+            </w:pPr>
+            <w:r>
+              <w:rPr>
+                <w:rFonts w:ascii="Times New Roman" w:hAnsi="Times New Roman"/>
+                <w:b w:val="0"/>
                 <w:sz w:val="16"/>
               </w:rPr>
-              <w:t>Awarded: ______</w:t>
-            </w:r>
-          </w:p>
-        </w:tc>
-      </w:tr>
-    </w:tbl>
-    <w:p>
-      <w:pPr>
-        <w:spacing w:after="80"/>
-      </w:pPr>
-      <w:r>
-        <w:rPr>
-          <w:rFonts w:ascii="Times New Roman" w:hAnsi="Times New Roman"/>
-          <w:b/>
-          <w:sz w:val="22"/>
-        </w:rPr>
-        <w:t>Compile and run:</w:t>
-      </w:r>
-      <w:r>
-        <w:rPr>
-          <w:rFonts w:ascii="Times New Roman" w:hAnsi="Times New Roman"/>
-          <w:sz w:val="22"/>
-        </w:rPr>
-        <w:t xml:space="preserve"> clang++ Experiment-14/indexed_allocation.cpp -Wall -Wextra -o Experiment-14/indexed_allocation &amp;&amp; ./Experiment-14/indexed_allocation</w:t>
-      </w:r>
-    </w:p>
-    <w:p>
-      <w:pPr>
-        <w:keepNext/>
-      </w:pPr>
-      <w:r>
-        <w:rPr>
-          <w:rFonts w:ascii="Times New Roman" w:hAnsi="Times New Roman"/>
-          <w:b/>
-          <w:sz w:val="20"/>
-        </w:rPr>
-        <w:t>Illustrative output for two files with distinct index and data blocks.</w:t>
-      </w:r>
-    </w:p>
-    <w:p>
-      <w:r>
-        <w:rPr>
-          <w:rFonts w:ascii="Times New Roman" w:hAnsi="Times New Roman"/>
-          <w:i/>
-          <w:sz w:val="18"/>
-        </w:rPr>
-        <w:t>Illustrative sample output generated by running the program in the Codex workspace. This is not a screenshot from the student’s Mac.</w:t>
-      </w:r>
-    </w:p>
-    <w:p>
-      <w:pPr>
-        <w:spacing w:after="140"/>
-        <w:ind w:left="173"/>
-      </w:pPr>
-      <w:r>
-        <w:rPr>
-          <w:rFonts w:ascii="Courier New" w:hAnsi="Courier New" w:eastAsia="Courier New"/>
-          <w:sz w:val="16"/>
-        </w:rPr>
-        <w:t>File       Index block   Data blocks</w:t>
-        <w:br/>
-        <w:t>answers    0             1 2 3</w:t>
-        <w:br/>
-        <w:t>timetable  4             5 6</w:t>
-        <w:br/>
-        <w:t>Simulation assumption: each disk block holds one data block or one index block.</w:t>
-      </w:r>
-    </w:p>
-    <w:p>
-      <w:pPr>
-        <w:ind w:left="216"/>
-      </w:pPr>
-      <w:r>
-        <w:rPr>
-          <w:rFonts w:ascii="Times New Roman" w:hAnsi="Times New Roman"/>
-          <w:i/>
-          <w:sz w:val="20"/>
-        </w:rPr>
-        <w:t>Actual Mac Terminal screenshot for indexed allocation pending.</w:t>
-      </w:r>
-    </w:p>
-    <w:p>
-      <w:pPr>
-        <w:spacing w:after="80"/>
-      </w:pPr>
-      <w:r>
-        <w:rPr>
-          <w:rFonts w:ascii="Times New Roman" w:hAnsi="Times New Roman"/>
-          <w:b/>
-          <w:sz w:val="22"/>
-        </w:rPr>
-        <w:t>Result:</w:t>
-      </w:r>
-      <w:r>
-        <w:rPr>
-          <w:rFonts w:ascii="Times New Roman" w:hAnsi="Times New Roman"/>
-          <w:sz w:val="22"/>
-        </w:rPr>
-        <w:t xml:space="preserve"> The sample sequential and indexed allocations are valid under the programs’ stated block assumptions.</w:t>
-      </w:r>
-    </w:p>
-    <w:p>
-      <w:pPr>
-        <w:pStyle w:val="Heading1"/>
-        <w:keepNext/>
-        <w:pageBreakBefore/>
-      </w:pPr>
-      <w:r>
-        <w:t>Experiment No. 15  File Organization Schemes for Single-Level and Two-Level Directory</w:t>
-      </w:r>
-    </w:p>
-    <w:p>
-      <w:pPr>
-        <w:spacing w:after="80"/>
-      </w:pPr>
-      <w:r>
-        <w:rPr>
-          <w:rFonts w:ascii="Times New Roman" w:hAnsi="Times New Roman"/>
-          <w:b/>
-          <w:sz w:val="22"/>
-        </w:rPr>
-        <w:t>Aim:</w:t>
-      </w:r>
-      <w:r>
-        <w:rPr>
-          <w:rFonts w:ascii="Times New Roman" w:hAnsi="Times New Roman"/>
-          <w:sz w:val="22"/>
-        </w:rPr>
-        <w:t xml:space="preserve"> To implement single-level and two-level directory organization for student project files.</w:t>
-      </w:r>
-    </w:p>
-    <w:p>
-      <w:pPr>
-        <w:spacing w:after="80"/>
-      </w:pPr>
-      <w:r>
-        <w:rPr>
-          <w:rFonts w:ascii="Times New Roman" w:hAnsi="Times New Roman"/>
-          <w:i w:val="0"/>
-          <w:sz w:val="22"/>
-        </w:rPr>
-        <w:t>Theory: A single-level directory stores files in one shared directory. A two-level directory gives each user a separate directory under a master directory. These programs model directory entries in memory and do not modify the host file system.</w:t>
-      </w:r>
-    </w:p>
-    <w:p>
-      <w:pPr>
-        <w:spacing w:after="80"/>
-      </w:pPr>
-      <w:r>
-        <w:rPr>
-          <w:rFonts w:ascii="Times New Roman" w:hAnsi="Times New Roman"/>
-          <w:b/>
-          <w:sz w:val="22"/>
-        </w:rPr>
-        <w:t>Algorithm:</w:t>
-      </w:r>
-      <w:r>
-        <w:rPr>
-          <w:rFonts w:ascii="Times New Roman" w:hAnsi="Times New Roman"/>
-          <w:sz w:val="22"/>
-        </w:rPr>
-      </w:r>
-    </w:p>
-    <w:p>
-      <w:pPr>
-        <w:spacing w:after="40"/>
-      </w:pPr>
-      <w:r>
-        <w:rPr>
-          <w:rFonts w:ascii="Times New Roman" w:hAnsi="Times New Roman"/>
-          <w:sz w:val="22"/>
-        </w:rPr>
-        <w:t>1. Single-level: create a directory, add unique file names, list, search, and delete entries.</w:t>
-      </w:r>
-    </w:p>
-    <w:p>
-      <w:pPr>
-        <w:spacing w:after="40"/>
-      </w:pPr>
-      <w:r>
-        <w:rPr>
-          <w:rFonts w:ascii="Times New Roman" w:hAnsi="Times New Roman"/>
-          <w:sz w:val="22"/>
-        </w:rPr>
-        <w:t>2. Two-level: create user directories and perform file operations within the selected user directory.</w:t>
-      </w:r>
-    </w:p>
-    <w:p>
-      <w:pPr>
-        <w:spacing w:after="40"/>
-      </w:pPr>
-      <w:r>
-        <w:rPr>
-          <w:rFonts w:ascii="Times New Roman" w:hAnsi="Times New Roman"/>
-          <w:sz w:val="22"/>
-        </w:rPr>
-        <w:t>3. Reject duplicate file names within a directory while allowing the same name for different users.</w:t>
-      </w:r>
-    </w:p>
-    <w:p>
-      <w:pPr>
-        <w:spacing w:after="80"/>
-      </w:pPr>
-      <w:r>
-        <w:rPr>
-          <w:rFonts w:ascii="Times New Roman" w:hAnsi="Times New Roman"/>
-          <w:i w:val="0"/>
-          <w:sz w:val="22"/>
-        </w:rPr>
-        <w:t>Program A: single-level directory</w:t>
-      </w:r>
-    </w:p>
-    <w:p>
-      <w:pPr>
-        <w:spacing w:before="40" w:after="160" w:line="240" w:lineRule="auto"/>
-        <w:ind w:left="173" w:right="115"/>
-      </w:pPr>
-      <w:r>
-        <w:rPr>
-          <w:rFonts w:ascii="Courier New" w:hAnsi="Courier New" w:eastAsia="Courier New"/>
-          <w:sz w:val="15"/>
-        </w:rPr>
-        <w:t>#include &lt;stdio.h&gt;</w:t>
-        <w:br/>
-        <w:t>#include &lt;string.h&gt;</w:t>
-        <w:br/>
-        <w:br/>
-        <w:t>#define MAX_FILES 100</w:t>
-        <w:br/>
-        <w:br/>
-        <w:t>int main(void) {</w:t>
-        <w:br/>
-        <w:t xml:space="preserve">    char directory[30], files[MAX_FILES][50], name[50];</w:t>
-        <w:br/>
-        <w:t xml:space="preserve">    int count = 0, choice;</w:t>
-        <w:br/>
-        <w:t xml:space="preserve">    printf("College Student Project Management - Single-Level Directory\nDirectory name: ");</w:t>
-        <w:br/>
-        <w:t xml:space="preserve">    if (scanf("%29s", directory) != 1) return 1;</w:t>
-        <w:br/>
-        <w:t xml:space="preserve">    do {</w:t>
-        <w:br/>
-        <w:t xml:space="preserve">        printf("\n1 Add file  2 List files  3 Search  4 Delete  5 Exit\nChoice: ");</w:t>
-        <w:br/>
-        <w:t xml:space="preserve">        if (scanf("%d", &amp;choice) != 1) return 1;</w:t>
-        <w:br/>
-        <w:t xml:space="preserve">        if (choice == 1) {</w:t>
-        <w:br/>
-        <w:t xml:space="preserve">            if (count == MAX_FILES) { puts("Directory is full."); continue; }</w:t>
-        <w:br/>
-        <w:t xml:space="preserve">            printf("File name: "); if (scanf("%49s", name) != 1) return 1;</w:t>
-        <w:br/>
-        <w:t xml:space="preserve">            int duplicate = 0;</w:t>
-        <w:br/>
-        <w:t xml:space="preserve">            for (int i = 0; i &lt; count; ++i) if (strcmp(files[i], name) == 0) duplicate = 1;</w:t>
-        <w:br/>
-        <w:t xml:space="preserve">            if (duplicate) puts("That file name already exists in this directory.");</w:t>
-        <w:br/>
-        <w:t xml:space="preserve">            else { strcpy(files[count++], name); puts("File added."); }</w:t>
-        <w:br/>
-        <w:t xml:space="preserve">        } else if (choice == 2) {</w:t>
-        <w:br/>
-        <w:t xml:space="preserve">            printf("Directory %s files:", directory);</w:t>
-        <w:br/>
-        <w:t xml:space="preserve">            if (!count) printf(" (empty)");</w:t>
-        <w:br/>
-        <w:t xml:space="preserve">            for (int i = 0; i &lt; count; ++i) printf(" %s", files[i]);</w:t>
-        <w:br/>
-        <w:t xml:space="preserve">            putchar('\n');</w:t>
-        <w:br/>
-        <w:t xml:space="preserve">        } else if (choice == 3 || choice == 4) {</w:t>
-        <w:br/>
-        <w:t xml:space="preserve">            printf("File name: "); if (scanf("%49s", name) != 1) return 1;</w:t>
-        <w:br/>
-        <w:t xml:space="preserve">            int found = -1;</w:t>
-        <w:br/>
-        <w:t xml:space="preserve">            for (int i = 0; i &lt; count; ++i) if (strcmp(files[i], name) == 0) { found = i; break; }</w:t>
-        <w:br/>
-        <w:t xml:space="preserve">            if (found &lt; 0) puts("File not found.");</w:t>
-        <w:br/>
-        <w:t xml:space="preserve">            else if (choice == 3) printf("%s is in directory %s at position %d.\n", name, directory, found + 1);</w:t>
-        <w:br/>
-        <w:t xml:space="preserve">            else {</w:t>
-        <w:br/>
-        <w:t xml:space="preserve">                if (found != count - 1) strcpy(files[found], files[count - 1]);</w:t>
-        <w:br/>
-        <w:t xml:space="preserve">                --count; puts("File deleted.");</w:t>
-        <w:br/>
-        <w:t xml:space="preserve">            }</w:t>
-        <w:br/>
-        <w:t xml:space="preserve">        } else if (choice != 5) puts("Invalid choice.");</w:t>
-        <w:br/>
-        <w:t xml:space="preserve">    } while (choice != 5);</w:t>
-        <w:br/>
-        <w:t xml:space="preserve">    return 0;</w:t>
-        <w:br/>
-        <w:t>}</w:t>
-      </w:r>
-    </w:p>
-    <w:tbl>
-      <w:tblPr>
-        <w:tblW w:type="auto" w:w="0"/>
-        <w:jc w:val="center"/>
-        <w:tblLayout w:type="fixed"/>
-        <w:tblLook w:firstColumn="1" w:firstRow="1" w:lastColumn="0" w:lastRow="0" w:noHBand="0" w:noVBand="1" w:val="04A0"/>
-      </w:tblPr>
-      <w:tblGrid>
-        <w:gridCol w:w="3009"/>
-        <w:gridCol w:w="3009"/>
-        <w:gridCol w:w="3009"/>
-      </w:tblGrid>
-      <w:tr>
-        <w:trPr>
-          <w:cantSplit/>
-        </w:trPr>
-        <w:tc>
-          <w:tcPr>
-            <w:tcW w:type="dxa" w:w="3240"/>
+            </w:r>
+          </w:p>
+        </w:tc>
+        <w:tc>
+          <w:tcPr>
+            <w:tcW w:type="dxa" w:w="2203"/>
             <w:vAlign w:val="center"/>
             <w:tcBorders>
               <w:top w:val="single" w:sz="6" w:color="7F8C9A"/>
@@ -12687,20 +14385,20 @@
           <w:p>
             <w:pPr>
               <w:spacing w:before="20" w:after="20"/>
-            </w:pPr>
-            <w:r>
-              <w:rPr>
-                <w:rFonts w:ascii="Times New Roman" w:hAnsi="Times New Roman"/>
-                <w:b/>
+              <w:jc w:val="center"/>
+            </w:pPr>
+            <w:r>
+              <w:rPr>
+                <w:rFonts w:ascii="Times New Roman" w:hAnsi="Times New Roman"/>
+                <w:b w:val="0"/>
                 <w:sz w:val="16"/>
               </w:rPr>
-              <w:t>MARK ALLOCATION</w:t>
-            </w:r>
-          </w:p>
-        </w:tc>
-        <w:tc>
-          <w:tcPr>
-            <w:tcW w:type="dxa" w:w="2808"/>
+            </w:r>
+          </w:p>
+        </w:tc>
+        <w:tc>
+          <w:tcPr>
+            <w:tcW w:type="dxa" w:w="2203"/>
             <w:vAlign w:val="center"/>
             <w:tcBorders>
               <w:top w:val="single" w:sz="6" w:color="7F8C9A"/>
@@ -12714,19 +14412,231 @@
           <w:p>
             <w:pPr>
               <w:spacing w:before="20" w:after="20"/>
-            </w:pPr>
-            <w:r>
-              <w:rPr>
-                <w:rFonts w:ascii="Times New Roman" w:hAnsi="Times New Roman"/>
+              <w:jc w:val="center"/>
+            </w:pPr>
+            <w:r>
+              <w:rPr>
+                <w:rFonts w:ascii="Times New Roman" w:hAnsi="Times New Roman"/>
+                <w:b w:val="0"/>
                 <w:sz w:val="16"/>
               </w:rPr>
-              <w:t>Allocated: ______</w:t>
-            </w:r>
-          </w:p>
-        </w:tc>
-        <w:tc>
-          <w:tcPr>
-            <w:tcW w:type="dxa" w:w="2808"/>
+            </w:r>
+          </w:p>
+        </w:tc>
+      </w:tr>
+    </w:tbl>
+    <w:p>
+      <w:pPr>
+        <w:spacing w:after="80"/>
+      </w:pPr>
+      <w:r>
+        <w:rPr>
+          <w:rFonts w:ascii="Times New Roman" w:hAnsi="Times New Roman"/>
+          <w:b/>
+          <w:sz w:val="22"/>
+        </w:rPr>
+        <w:t>Compile and run:</w:t>
+      </w:r>
+      <w:r>
+        <w:rPr>
+          <w:rFonts w:ascii="Times New Roman" w:hAnsi="Times New Roman"/>
+          <w:sz w:val="22"/>
+        </w:rPr>
+        <w:t xml:space="preserve"> clang Experiment-14/sequential_allocation.c -Wall -Wextra -o Experiment-14/sequential_allocation &amp;&amp; ./Experiment-14/sequential_allocation</w:t>
+      </w:r>
+    </w:p>
+    <w:p>
+      <w:pPr>
+        <w:keepNext/>
+      </w:pPr>
+      <w:r>
+        <w:rPr>
+          <w:rFonts w:ascii="Times New Roman" w:hAnsi="Times New Roman"/>
+          <w:b/>
+          <w:sz w:val="20"/>
+        </w:rPr>
+        <w:t>Illustrative output for inputs: 2 files; exam1 needs 3 blocks; exam2 needs 2 blocks.</w:t>
+      </w:r>
+    </w:p>
+    <w:p>
+      <w:r>
+        <w:rPr>
+          <w:rFonts w:ascii="Times New Roman" w:hAnsi="Times New Roman"/>
+          <w:i/>
+          <w:sz w:val="18"/>
+        </w:rPr>
+        <w:t>Illustrative sample output generated by running the program in the Codex workspace. This is not a screenshot from the student’s Mac.</w:t>
+      </w:r>
+    </w:p>
+    <w:p>
+      <w:pPr>
+        <w:spacing w:after="140"/>
+        <w:ind w:left="173"/>
+      </w:pPr>
+      <w:r>
+        <w:rPr>
+          <w:rFonts w:ascii="Courier New" w:hAnsi="Courier New" w:eastAsia="Courier New"/>
+          <w:sz w:val="16"/>
+        </w:rPr>
+        <w:t>File   Size   Starting block   Allocated blocks</w:t>
+        <w:br/>
+        <w:t>exam1  3      8                8 9 10</w:t>
+        <w:br/>
+        <w:t>exam2  2      11               11 12</w:t>
+        <w:br/>
+        <w:t>Simulation assumption: blocks 0-7 are reserved; each file receives one contiguous run.</w:t>
+      </w:r>
+    </w:p>
+    <w:p>
+      <w:pPr>
+        <w:ind w:left="216"/>
+      </w:pPr>
+      <w:r>
+        <w:rPr>
+          <w:rFonts w:ascii="Times New Roman" w:hAnsi="Times New Roman"/>
+          <w:i/>
+          <w:sz w:val="20"/>
+        </w:rPr>
+        <w:t>Actual Mac Terminal screenshot for sequential allocation pending.</w:t>
+      </w:r>
+    </w:p>
+    <w:p>
+      <w:pPr>
+        <w:spacing w:after="80"/>
+      </w:pPr>
+      <w:r>
+        <w:rPr>
+          <w:rFonts w:ascii="Times New Roman" w:hAnsi="Times New Roman"/>
+          <w:i w:val="0"/>
+          <w:sz w:val="22"/>
+        </w:rPr>
+        <w:t>Program B: indexed allocation</w:t>
+      </w:r>
+    </w:p>
+    <w:p>
+      <w:pPr>
+        <w:spacing w:before="40" w:after="160" w:line="240" w:lineRule="auto"/>
+        <w:ind w:left="173" w:right="115"/>
+      </w:pPr>
+      <w:r>
+        <w:rPr>
+          <w:rFonts w:ascii="Courier New" w:hAnsi="Courier New" w:eastAsia="Courier New"/>
+          <w:sz w:val="15"/>
+        </w:rPr>
+        <w:t>#include &lt;iostream&gt;</w:t>
+        <w:br/>
+        <w:t>#include &lt;string&gt;</w:t>
+        <w:br/>
+        <w:t>#include &lt;vector&gt;</w:t>
+        <w:br/>
+        <w:br/>
+        <w:t>int main() {</w:t>
+        <w:br/>
+        <w:t xml:space="preserve">    constexpr int disk_blocks = 12;</w:t>
+        <w:br/>
+        <w:t xml:space="preserve">    std::vector&lt;bool&gt; used(disk_blocks, false);</w:t>
+        <w:br/>
+        <w:t xml:space="preserve">    std::vector&lt;std::string&gt; names;</w:t>
+        <w:br/>
+        <w:t xml:space="preserve">    std::vector&lt;int&gt; indexes;</w:t>
+        <w:br/>
+        <w:t xml:space="preserve">    std::vector&lt;std::vector&lt;int&gt;&gt; data_blocks;</w:t>
+        <w:br/>
+        <w:t xml:space="preserve">    std::cout &lt;&lt; "College Examination Document Storage - Indexed File Allocation\n";</w:t>
+        <w:br/>
+        <w:t xml:space="preserve">    int count;</w:t>
+        <w:br/>
+        <w:t xml:space="preserve">    std::cout &lt;&lt; "Number of files (1-12): ";</w:t>
+        <w:br/>
+        <w:t xml:space="preserve">    if (!(std::cin &gt;&gt; count) || count &lt; 1 || count &gt; disk_blocks) {</w:t>
+        <w:br/>
+        <w:t xml:space="preserve">        std::cerr &lt;&lt; "Invalid file count.\n"; return 1;</w:t>
+        <w:br/>
+        <w:t xml:space="preserve">    }</w:t>
+        <w:br/>
+        <w:t xml:space="preserve">    for (int f = 0; f &lt; count; ++f) {</w:t>
+        <w:br/>
+        <w:t xml:space="preserve">        std::string name; int index, n;</w:t>
+        <w:br/>
+        <w:t xml:space="preserve">        std::cout &lt;&lt; "File name, index block, and data-block count: ";</w:t>
+        <w:br/>
+        <w:t xml:space="preserve">        if (!(std::cin &gt;&gt; name &gt;&gt; index &gt;&gt; n) || index &lt; 0 || index &gt;= disk_blocks || n &lt; 1 || n &gt;= disk_blocks) {</w:t>
+        <w:br/>
+        <w:t xml:space="preserve">            std::cerr &lt;&lt; "Invalid file details.\n"; return 1;</w:t>
+        <w:br/>
+        <w:t xml:space="preserve">        }</w:t>
+        <w:br/>
+        <w:t xml:space="preserve">        if (used[index]) { std::cerr &lt;&lt; "Index block is already allocated.\n"; return 1; }</w:t>
+        <w:br/>
+        <w:t xml:space="preserve">        std::vector&lt;int&gt; blocks(n);</w:t>
+        <w:br/>
+        <w:t xml:space="preserve">        std::cout &lt;&lt; "Enter " &lt;&lt; n &lt;&lt; " data block numbers: ";</w:t>
+        <w:br/>
+        <w:t xml:space="preserve">        for (int &amp;b : blocks) {</w:t>
+        <w:br/>
+        <w:t xml:space="preserve">            if (!(std::cin &gt;&gt; b) || b &lt; 0 || b &gt;= disk_blocks || b == index || used[b]) {</w:t>
+        <w:br/>
+        <w:t xml:space="preserve">                std::cerr &lt;&lt; "Data blocks must be valid, free, and different from the index block.\n"; return 1;</w:t>
+        <w:br/>
+        <w:t xml:space="preserve">            }</w:t>
+        <w:br/>
+        <w:t xml:space="preserve">        }</w:t>
+        <w:br/>
+        <w:t xml:space="preserve">        for (int i = 0; i &lt; n; ++i)</w:t>
+        <w:br/>
+        <w:t xml:space="preserve">            for (int j = 0; j &lt; i; ++j)</w:t>
+        <w:br/>
+        <w:t xml:space="preserve">                if (blocks[i] == blocks[j]) { std::cerr &lt;&lt; "Duplicate data block in one file.\n"; return 1; }</w:t>
+        <w:br/>
+        <w:t xml:space="preserve">        used[index] = true;</w:t>
+        <w:br/>
+        <w:t xml:space="preserve">        for (int b : blocks) used[b] = true;</w:t>
+        <w:br/>
+        <w:t xml:space="preserve">        names.push_back(name); indexes.push_back(index); data_blocks.push_back(blocks);</w:t>
+        <w:br/>
+        <w:t xml:space="preserve">    }</w:t>
+        <w:br/>
+        <w:t xml:space="preserve">    puts("\nFile\tIndex block\tData blocks");</w:t>
+        <w:br/>
+        <w:t xml:space="preserve">    for (int f = 0; f &lt; count; ++f) {</w:t>
+        <w:br/>
+        <w:t xml:space="preserve">        std::cout &lt;&lt; names[f] &lt;&lt; '\t' &lt;&lt; indexes[f] &lt;&lt; "\t\t";</w:t>
+        <w:br/>
+        <w:t xml:space="preserve">        for (std::size_t i = 0; i &lt; data_blocks[f].size(); ++i)</w:t>
+        <w:br/>
+        <w:t xml:space="preserve">            std::cout &lt;&lt; data_blocks[f][i] &lt;&lt; (i + 1 == data_blocks[f].size() ? "" : " ");</w:t>
+        <w:br/>
+        <w:t xml:space="preserve">        std::cout &lt;&lt; '\n';</w:t>
+        <w:br/>
+        <w:t xml:space="preserve">    }</w:t>
+        <w:br/>
+        <w:t xml:space="preserve">    std::cout &lt;&lt; "Simulation assumption: each disk block holds one data block or one index block.\n";</w:t>
+        <w:br/>
+        <w:t xml:space="preserve">    return 0;</w:t>
+        <w:br/>
+        <w:t>}</w:t>
+      </w:r>
+    </w:p>
+    <w:tbl>
+      <w:tblPr>
+        <w:tblW w:type="auto" w:w="0"/>
+        <w:jc w:val="center"/>
+        <w:tblLayout w:type="fixed"/>
+        <w:tblLook w:firstColumn="1" w:firstRow="1" w:lastColumn="0" w:lastRow="0" w:noHBand="0" w:noVBand="1" w:val="04A0"/>
+      </w:tblPr>
+      <w:tblGrid>
+        <w:gridCol w:w="2256"/>
+        <w:gridCol w:w="2256"/>
+        <w:gridCol w:w="2256"/>
+        <w:gridCol w:w="2256"/>
+      </w:tblGrid>
+      <w:tr>
+        <w:trPr>
+          <w:cantSplit/>
+        </w:trPr>
+        <w:tc>
+          <w:tcPr>
+            <w:tcW w:type="dxa" w:w="2203"/>
             <w:vAlign w:val="center"/>
             <w:tcBorders>
               <w:top w:val="single" w:sz="6" w:color="7F8C9A"/>
@@ -12740,231 +14650,21 @@
           <w:p>
             <w:pPr>
               <w:spacing w:before="20" w:after="20"/>
-            </w:pPr>
-            <w:r>
-              <w:rPr>
-                <w:rFonts w:ascii="Times New Roman" w:hAnsi="Times New Roman"/>
+              <w:jc w:val="center"/>
+            </w:pPr>
+            <w:r>
+              <w:rPr>
+                <w:rFonts w:ascii="Times New Roman" w:hAnsi="Times New Roman"/>
+                <w:b/>
                 <w:sz w:val="16"/>
               </w:rPr>
-              <w:t>Awarded: ______</w:t>
-            </w:r>
-          </w:p>
-        </w:tc>
-      </w:tr>
-    </w:tbl>
-    <w:p>
-      <w:pPr>
-        <w:spacing w:after="80"/>
-      </w:pPr>
-      <w:r>
-        <w:rPr>
-          <w:rFonts w:ascii="Times New Roman" w:hAnsi="Times New Roman"/>
-          <w:b/>
-          <w:sz w:val="22"/>
-        </w:rPr>
-        <w:t>Compile and run:</w:t>
-      </w:r>
-      <w:r>
-        <w:rPr>
-          <w:rFonts w:ascii="Times New Roman" w:hAnsi="Times New Roman"/>
-          <w:sz w:val="22"/>
-        </w:rPr>
-        <w:t xml:space="preserve"> clang Experiment-15/single_level_directory.c -Wall -Wextra -o Experiment-15/single_level_directory &amp;&amp; ./Experiment-15/single_level_directory</w:t>
-      </w:r>
-    </w:p>
-    <w:p>
-      <w:pPr>
-        <w:keepNext/>
-      </w:pPr>
-      <w:r>
-        <w:rPr>
-          <w:rFonts w:ascii="Times New Roman" w:hAnsi="Times New Roman"/>
-          <w:b/>
-          <w:sz w:val="20"/>
-        </w:rPr>
-        <w:t>Illustrative output for the sample directory operations.</w:t>
-      </w:r>
-    </w:p>
-    <w:p>
-      <w:r>
-        <w:rPr>
-          <w:rFonts w:ascii="Times New Roman" w:hAnsi="Times New Roman"/>
-          <w:i/>
-          <w:sz w:val="18"/>
-        </w:rPr>
-        <w:t>Illustrative sample output generated by running the program in the Codex workspace. This is not a screenshot from the student’s Mac.</w:t>
-      </w:r>
-    </w:p>
-    <w:p>
-      <w:pPr>
-        <w:spacing w:after="140"/>
-        <w:ind w:left="173"/>
-      </w:pPr>
-      <w:r>
-        <w:rPr>
-          <w:rFonts w:ascii="Courier New" w:hAnsi="Courier New" w:eastAsia="Courier New"/>
-          <w:sz w:val="16"/>
-        </w:rPr>
-        <w:t>Directory projects files: report.pdf code.c</w:t>
-        <w:br/>
-        <w:t>report.pdf is in directory projects at position 1</w:t>
-      </w:r>
-    </w:p>
-    <w:p>
-      <w:pPr>
-        <w:ind w:left="216"/>
-      </w:pPr>
-      <w:r>
-        <w:rPr>
-          <w:rFonts w:ascii="Times New Roman" w:hAnsi="Times New Roman"/>
-          <w:i/>
-          <w:sz w:val="20"/>
-        </w:rPr>
-        <w:t>Actual Mac Terminal screenshot for the single-level directory program pending.</w:t>
-      </w:r>
-    </w:p>
-    <w:p>
-      <w:pPr>
-        <w:spacing w:after="80"/>
-      </w:pPr>
-      <w:r>
-        <w:rPr>
-          <w:rFonts w:ascii="Times New Roman" w:hAnsi="Times New Roman"/>
-          <w:i w:val="0"/>
-          <w:sz w:val="22"/>
-        </w:rPr>
-        <w:t>Program B: two-level directory</w:t>
-      </w:r>
-    </w:p>
-    <w:p>
-      <w:pPr>
-        <w:spacing w:before="40" w:after="160" w:line="240" w:lineRule="auto"/>
-        <w:ind w:left="173" w:right="115"/>
-      </w:pPr>
-      <w:r>
-        <w:rPr>
-          <w:rFonts w:ascii="Courier New" w:hAnsi="Courier New" w:eastAsia="Courier New"/>
-          <w:sz w:val="15"/>
-        </w:rPr>
-        <w:t>#include &lt;stdio.h&gt;</w:t>
-        <w:br/>
-        <w:t>#include &lt;string.h&gt;</w:t>
-        <w:br/>
-        <w:br/>
-        <w:t>#define MAX_USERS 20</w:t>
-        <w:br/>
-        <w:t>#define MAX_FILES 50</w:t>
-        <w:br/>
-        <w:br/>
-        <w:t>typedef struct { char name[30]; char files[MAX_FILES][50]; int count; } UserDirectory;</w:t>
-        <w:br/>
-        <w:br/>
-        <w:t>int main(void) {</w:t>
-        <w:br/>
-        <w:t xml:space="preserve">    UserDirectory users[MAX_USERS] = {0};</w:t>
-        <w:br/>
-        <w:t xml:space="preserve">    int user_count = 0, choice;</w:t>
-        <w:br/>
-        <w:t xml:space="preserve">    char user[30], file[50];</w:t>
-        <w:br/>
-        <w:t xml:space="preserve">    puts("College Student Project Management - Two-Level Directory");</w:t>
-        <w:br/>
-        <w:t xml:space="preserve">    do {</w:t>
-        <w:br/>
-        <w:t xml:space="preserve">        printf("\n1 Create user directory  2 Add file  3 List  4 Search  5 Delete file  6 Exit\nChoice: ");</w:t>
-        <w:br/>
-        <w:t xml:space="preserve">        if (scanf("%d", &amp;choice) != 1) return 1;</w:t>
-        <w:br/>
-        <w:t xml:space="preserve">        if (choice == 1) {</w:t>
-        <w:br/>
-        <w:t xml:space="preserve">            if (user_count == MAX_USERS) { puts("Directory table is full."); continue; }</w:t>
-        <w:br/>
-        <w:t xml:space="preserve">            printf("User directory name: "); if (scanf("%29s", user) != 1) return 1;</w:t>
-        <w:br/>
-        <w:t xml:space="preserve">            int duplicate = 0;</w:t>
-        <w:br/>
-        <w:t xml:space="preserve">            for (int i = 0; i &lt; user_count; ++i) if (strcmp(users[i].name, user) == 0) duplicate = 1;</w:t>
-        <w:br/>
-        <w:t xml:space="preserve">            if (duplicate) puts("User directory already exists.");</w:t>
-        <w:br/>
-        <w:t xml:space="preserve">            else { strcpy(users[user_count].name, user); users[user_count++].count = 0; puts("Directory created."); }</w:t>
-        <w:br/>
-        <w:t xml:space="preserve">        } else if (choice &gt;= 2 &amp;&amp; choice &lt;= 5) {</w:t>
-        <w:br/>
-        <w:t xml:space="preserve">            printf("User directory: "); if (scanf("%29s", user) != 1) return 1;</w:t>
-        <w:br/>
-        <w:t xml:space="preserve">            int u = -1;</w:t>
-        <w:br/>
-        <w:t xml:space="preserve">            for (int i = 0; i &lt; user_count; ++i) if (strcmp(users[i].name, user) == 0) { u = i; break; }</w:t>
-        <w:br/>
-        <w:t xml:space="preserve">            if (u &lt; 0) { puts("Directory not found."); continue; }</w:t>
-        <w:br/>
-        <w:t xml:space="preserve">            if (choice == 3) {</w:t>
-        <w:br/>
-        <w:t xml:space="preserve">                printf("Files in %s:", user);</w:t>
-        <w:br/>
-        <w:t xml:space="preserve">                if (!users[u].count) printf(" (empty)");</w:t>
-        <w:br/>
-        <w:t xml:space="preserve">                for (int i = 0; i &lt; users[u].count; ++i) printf(" %s", users[u].files[i]);</w:t>
-        <w:br/>
-        <w:t xml:space="preserve">                putchar('\n'); continue;</w:t>
-        <w:br/>
-        <w:t xml:space="preserve">            }</w:t>
-        <w:br/>
-        <w:t xml:space="preserve">            printf("File name: "); if (scanf("%49s", file) != 1) return 1;</w:t>
-        <w:br/>
-        <w:t xml:space="preserve">            int f = -1;</w:t>
-        <w:br/>
-        <w:t xml:space="preserve">            for (int i = 0; i &lt; users[u].count; ++i) if (strcmp(users[u].files[i], file) == 0) { f = i; break; }</w:t>
-        <w:br/>
-        <w:t xml:space="preserve">            if (choice == 2) {</w:t>
-        <w:br/>
-        <w:t xml:space="preserve">                if (users[u].count == MAX_FILES) puts("User directory is full.");</w:t>
-        <w:br/>
-        <w:t xml:space="preserve">                else if (f &gt;= 0) puts("That file already exists for this user.");</w:t>
-        <w:br/>
-        <w:t xml:space="preserve">                else { strcpy(users[u].files[users[u].count++], file); puts("File added."); }</w:t>
-        <w:br/>
-        <w:t xml:space="preserve">            } else if (f &lt; 0) puts("File not found.");</w:t>
-        <w:br/>
-        <w:t xml:space="preserve">            else if (choice == 4) printf("%s/%s exists.\n", user, file);</w:t>
-        <w:br/>
-        <w:t xml:space="preserve">            else {</w:t>
-        <w:br/>
-        <w:t xml:space="preserve">                if (f != users[u].count - 1) strcpy(users[u].files[f], users[u].files[users[u].count - 1]);</w:t>
-        <w:br/>
-        <w:t xml:space="preserve">                --users[u].count; puts("File deleted.");</w:t>
-        <w:br/>
-        <w:t xml:space="preserve">            }</w:t>
-        <w:br/>
-        <w:t xml:space="preserve">        } else if (choice != 6) puts("Invalid choice.");</w:t>
-        <w:br/>
-        <w:t xml:space="preserve">    } while (choice != 6);</w:t>
-        <w:br/>
-        <w:t xml:space="preserve">    return 0;</w:t>
-        <w:br/>
-        <w:t>}</w:t>
-      </w:r>
-    </w:p>
-    <w:tbl>
-      <w:tblPr>
-        <w:tblW w:type="auto" w:w="0"/>
-        <w:jc w:val="center"/>
-        <w:tblLayout w:type="fixed"/>
-        <w:tblLook w:firstColumn="1" w:firstRow="1" w:lastColumn="0" w:lastRow="0" w:noHBand="0" w:noVBand="1" w:val="04A0"/>
-      </w:tblPr>
-      <w:tblGrid>
-        <w:gridCol w:w="3009"/>
-        <w:gridCol w:w="3009"/>
-        <w:gridCol w:w="3009"/>
-      </w:tblGrid>
-      <w:tr>
-        <w:trPr>
-          <w:cantSplit/>
-        </w:trPr>
-        <w:tc>
-          <w:tcPr>
-            <w:tcW w:type="dxa" w:w="3240"/>
+              <w:t>Program (4)</w:t>
+            </w:r>
+          </w:p>
+        </w:tc>
+        <w:tc>
+          <w:tcPr>
+            <w:tcW w:type="dxa" w:w="2203"/>
             <w:vAlign w:val="center"/>
             <w:tcBorders>
               <w:top w:val="single" w:sz="6" w:color="7F8C9A"/>
@@ -12978,6 +14678,7 @@
           <w:p>
             <w:pPr>
               <w:spacing w:before="20" w:after="20"/>
+              <w:jc w:val="center"/>
             </w:pPr>
             <w:r>
               <w:rPr>
@@ -12985,13 +14686,13 @@
                 <w:b/>
                 <w:sz w:val="16"/>
               </w:rPr>
-              <w:t>MARK ALLOCATION</w:t>
-            </w:r>
-          </w:p>
-        </w:tc>
-        <w:tc>
-          <w:tcPr>
-            <w:tcW w:type="dxa" w:w="2808"/>
+              <w:t>Output (3)</w:t>
+            </w:r>
+          </w:p>
+        </w:tc>
+        <w:tc>
+          <w:tcPr>
+            <w:tcW w:type="dxa" w:w="2203"/>
             <w:vAlign w:val="center"/>
             <w:tcBorders>
               <w:top w:val="single" w:sz="6" w:color="7F8C9A"/>
@@ -13005,19 +14706,21 @@
           <w:p>
             <w:pPr>
               <w:spacing w:before="20" w:after="20"/>
-            </w:pPr>
-            <w:r>
-              <w:rPr>
-                <w:rFonts w:ascii="Times New Roman" w:hAnsi="Times New Roman"/>
+              <w:jc w:val="center"/>
+            </w:pPr>
+            <w:r>
+              <w:rPr>
+                <w:rFonts w:ascii="Times New Roman" w:hAnsi="Times New Roman"/>
+                <w:b/>
                 <w:sz w:val="16"/>
               </w:rPr>
-              <w:t>Allocated: ______</w:t>
-            </w:r>
-          </w:p>
-        </w:tc>
-        <w:tc>
-          <w:tcPr>
-            <w:tcW w:type="dxa" w:w="2808"/>
+              <w:t>Viva (3)</w:t>
+            </w:r>
+          </w:p>
+        </w:tc>
+        <w:tc>
+          <w:tcPr>
+            <w:tcW w:type="dxa" w:w="2203"/>
             <w:vAlign w:val="center"/>
             <w:tcBorders>
               <w:top w:val="single" w:sz="6" w:color="7F8C9A"/>
@@ -13031,13 +14734,1103 @@
           <w:p>
             <w:pPr>
               <w:spacing w:before="20" w:after="20"/>
-            </w:pPr>
-            <w:r>
-              <w:rPr>
-                <w:rFonts w:ascii="Times New Roman" w:hAnsi="Times New Roman"/>
+              <w:jc w:val="center"/>
+            </w:pPr>
+            <w:r>
+              <w:rPr>
+                <w:rFonts w:ascii="Times New Roman" w:hAnsi="Times New Roman"/>
+                <w:b/>
                 <w:sz w:val="16"/>
               </w:rPr>
-              <w:t>Awarded: ______</w:t>
+              <w:t>Result (10)</w:t>
+            </w:r>
+          </w:p>
+        </w:tc>
+      </w:tr>
+      <w:tr>
+        <w:trPr>
+          <w:cantSplit/>
+        </w:trPr>
+        <w:tc>
+          <w:tcPr>
+            <w:tcW w:type="dxa" w:w="2203"/>
+            <w:vAlign w:val="center"/>
+            <w:tcBorders>
+              <w:top w:val="single" w:sz="6" w:color="7F8C9A"/>
+              <w:left w:val="single" w:sz="6" w:color="7F8C9A"/>
+              <w:bottom w:val="single" w:sz="6" w:color="7F8C9A"/>
+              <w:right w:val="single" w:sz="6" w:color="7F8C9A"/>
+              <w:insideH w:val="single" w:sz="6" w:color="7F8C9A"/>
+              <w:insideV w:val="single" w:sz="6" w:color="7F8C9A"/>
+            </w:tcBorders>
+          </w:tcPr>
+          <w:p>
+            <w:pPr>
+              <w:spacing w:before="20" w:after="20"/>
+              <w:jc w:val="center"/>
+            </w:pPr>
+            <w:r>
+              <w:rPr>
+                <w:rFonts w:ascii="Times New Roman" w:hAnsi="Times New Roman"/>
+                <w:b w:val="0"/>
+                <w:sz w:val="16"/>
+              </w:rPr>
+            </w:r>
+          </w:p>
+        </w:tc>
+        <w:tc>
+          <w:tcPr>
+            <w:tcW w:type="dxa" w:w="2203"/>
+            <w:vAlign w:val="center"/>
+            <w:tcBorders>
+              <w:top w:val="single" w:sz="6" w:color="7F8C9A"/>
+              <w:left w:val="single" w:sz="6" w:color="7F8C9A"/>
+              <w:bottom w:val="single" w:sz="6" w:color="7F8C9A"/>
+              <w:right w:val="single" w:sz="6" w:color="7F8C9A"/>
+              <w:insideH w:val="single" w:sz="6" w:color="7F8C9A"/>
+              <w:insideV w:val="single" w:sz="6" w:color="7F8C9A"/>
+            </w:tcBorders>
+          </w:tcPr>
+          <w:p>
+            <w:pPr>
+              <w:spacing w:before="20" w:after="20"/>
+              <w:jc w:val="center"/>
+            </w:pPr>
+            <w:r>
+              <w:rPr>
+                <w:rFonts w:ascii="Times New Roman" w:hAnsi="Times New Roman"/>
+                <w:b w:val="0"/>
+                <w:sz w:val="16"/>
+              </w:rPr>
+            </w:r>
+          </w:p>
+        </w:tc>
+        <w:tc>
+          <w:tcPr>
+            <w:tcW w:type="dxa" w:w="2203"/>
+            <w:vAlign w:val="center"/>
+            <w:tcBorders>
+              <w:top w:val="single" w:sz="6" w:color="7F8C9A"/>
+              <w:left w:val="single" w:sz="6" w:color="7F8C9A"/>
+              <w:bottom w:val="single" w:sz="6" w:color="7F8C9A"/>
+              <w:right w:val="single" w:sz="6" w:color="7F8C9A"/>
+              <w:insideH w:val="single" w:sz="6" w:color="7F8C9A"/>
+              <w:insideV w:val="single" w:sz="6" w:color="7F8C9A"/>
+            </w:tcBorders>
+          </w:tcPr>
+          <w:p>
+            <w:pPr>
+              <w:spacing w:before="20" w:after="20"/>
+              <w:jc w:val="center"/>
+            </w:pPr>
+            <w:r>
+              <w:rPr>
+                <w:rFonts w:ascii="Times New Roman" w:hAnsi="Times New Roman"/>
+                <w:b w:val="0"/>
+                <w:sz w:val="16"/>
+              </w:rPr>
+            </w:r>
+          </w:p>
+        </w:tc>
+        <w:tc>
+          <w:tcPr>
+            <w:tcW w:type="dxa" w:w="2203"/>
+            <w:vAlign w:val="center"/>
+            <w:tcBorders>
+              <w:top w:val="single" w:sz="6" w:color="7F8C9A"/>
+              <w:left w:val="single" w:sz="6" w:color="7F8C9A"/>
+              <w:bottom w:val="single" w:sz="6" w:color="7F8C9A"/>
+              <w:right w:val="single" w:sz="6" w:color="7F8C9A"/>
+              <w:insideH w:val="single" w:sz="6" w:color="7F8C9A"/>
+              <w:insideV w:val="single" w:sz="6" w:color="7F8C9A"/>
+            </w:tcBorders>
+          </w:tcPr>
+          <w:p>
+            <w:pPr>
+              <w:spacing w:before="20" w:after="20"/>
+              <w:jc w:val="center"/>
+            </w:pPr>
+            <w:r>
+              <w:rPr>
+                <w:rFonts w:ascii="Times New Roman" w:hAnsi="Times New Roman"/>
+                <w:b w:val="0"/>
+                <w:sz w:val="16"/>
+              </w:rPr>
+            </w:r>
+          </w:p>
+        </w:tc>
+      </w:tr>
+    </w:tbl>
+    <w:p>
+      <w:pPr>
+        <w:spacing w:after="80"/>
+      </w:pPr>
+      <w:r>
+        <w:rPr>
+          <w:rFonts w:ascii="Times New Roman" w:hAnsi="Times New Roman"/>
+          <w:b/>
+          <w:sz w:val="22"/>
+        </w:rPr>
+        <w:t>Compile and run:</w:t>
+      </w:r>
+      <w:r>
+        <w:rPr>
+          <w:rFonts w:ascii="Times New Roman" w:hAnsi="Times New Roman"/>
+          <w:sz w:val="22"/>
+        </w:rPr>
+        <w:t xml:space="preserve"> clang++ Experiment-14/indexed_allocation.cpp -Wall -Wextra -o Experiment-14/indexed_allocation &amp;&amp; ./Experiment-14/indexed_allocation</w:t>
+      </w:r>
+    </w:p>
+    <w:p>
+      <w:pPr>
+        <w:keepNext/>
+      </w:pPr>
+      <w:r>
+        <w:rPr>
+          <w:rFonts w:ascii="Times New Roman" w:hAnsi="Times New Roman"/>
+          <w:b/>
+          <w:sz w:val="20"/>
+        </w:rPr>
+        <w:t>Illustrative output for two files with distinct index and data blocks.</w:t>
+      </w:r>
+    </w:p>
+    <w:p>
+      <w:r>
+        <w:rPr>
+          <w:rFonts w:ascii="Times New Roman" w:hAnsi="Times New Roman"/>
+          <w:i/>
+          <w:sz w:val="18"/>
+        </w:rPr>
+        <w:t>Illustrative sample output generated by running the program in the Codex workspace. This is not a screenshot from the student’s Mac.</w:t>
+      </w:r>
+    </w:p>
+    <w:p>
+      <w:pPr>
+        <w:spacing w:after="140"/>
+        <w:ind w:left="173"/>
+      </w:pPr>
+      <w:r>
+        <w:rPr>
+          <w:rFonts w:ascii="Courier New" w:hAnsi="Courier New" w:eastAsia="Courier New"/>
+          <w:sz w:val="16"/>
+        </w:rPr>
+        <w:t>File       Index block   Data blocks</w:t>
+        <w:br/>
+        <w:t>answers    0             1 2 3</w:t>
+        <w:br/>
+        <w:t>timetable  4             5 6</w:t>
+        <w:br/>
+        <w:t>Simulation assumption: each disk block holds one data block or one index block.</w:t>
+      </w:r>
+    </w:p>
+    <w:p>
+      <w:pPr>
+        <w:ind w:left="216"/>
+      </w:pPr>
+      <w:r>
+        <w:rPr>
+          <w:rFonts w:ascii="Times New Roman" w:hAnsi="Times New Roman"/>
+          <w:i/>
+          <w:sz w:val="20"/>
+        </w:rPr>
+        <w:t>Actual Mac Terminal screenshot for indexed allocation pending.</w:t>
+      </w:r>
+    </w:p>
+    <w:p>
+      <w:pPr>
+        <w:spacing w:after="80"/>
+      </w:pPr>
+      <w:r>
+        <w:rPr>
+          <w:rFonts w:ascii="Times New Roman" w:hAnsi="Times New Roman"/>
+          <w:b/>
+          <w:sz w:val="22"/>
+        </w:rPr>
+        <w:t>Result:</w:t>
+      </w:r>
+      <w:r>
+        <w:rPr>
+          <w:rFonts w:ascii="Times New Roman" w:hAnsi="Times New Roman"/>
+          <w:sz w:val="22"/>
+        </w:rPr>
+        <w:t xml:space="preserve"> The sample sequential and indexed allocations are valid under the programs’ stated block assumptions.</w:t>
+      </w:r>
+    </w:p>
+    <w:p>
+      <w:pPr>
+        <w:pStyle w:val="Heading1"/>
+        <w:keepNext/>
+        <w:pageBreakBefore/>
+      </w:pPr>
+      <w:r>
+        <w:t>Experiment No. 15  File Organization Schemes for Single-Level and Two-Level Directory</w:t>
+      </w:r>
+    </w:p>
+    <w:p>
+      <w:pPr>
+        <w:spacing w:after="80"/>
+      </w:pPr>
+      <w:r>
+        <w:rPr>
+          <w:rFonts w:ascii="Times New Roman" w:hAnsi="Times New Roman"/>
+          <w:b/>
+          <w:sz w:val="22"/>
+        </w:rPr>
+        <w:t>Aim:</w:t>
+      </w:r>
+      <w:r>
+        <w:rPr>
+          <w:rFonts w:ascii="Times New Roman" w:hAnsi="Times New Roman"/>
+          <w:sz w:val="22"/>
+        </w:rPr>
+        <w:t xml:space="preserve"> To implement single-level and two-level directory organization for student project files.</w:t>
+      </w:r>
+    </w:p>
+    <w:p>
+      <w:pPr>
+        <w:spacing w:after="80"/>
+      </w:pPr>
+      <w:r>
+        <w:rPr>
+          <w:rFonts w:ascii="Times New Roman" w:hAnsi="Times New Roman"/>
+          <w:i w:val="0"/>
+          <w:sz w:val="22"/>
+        </w:rPr>
+        <w:t>Theory: A single-level directory stores files in one shared directory. A two-level directory gives each user a separate directory under a master directory. These programs model directory entries in memory and do not modify the host file system.</w:t>
+      </w:r>
+    </w:p>
+    <w:p>
+      <w:pPr>
+        <w:spacing w:after="80"/>
+      </w:pPr>
+      <w:r>
+        <w:rPr>
+          <w:rFonts w:ascii="Times New Roman" w:hAnsi="Times New Roman"/>
+          <w:b/>
+          <w:sz w:val="22"/>
+        </w:rPr>
+        <w:t>Algorithm:</w:t>
+      </w:r>
+      <w:r>
+        <w:rPr>
+          <w:rFonts w:ascii="Times New Roman" w:hAnsi="Times New Roman"/>
+          <w:sz w:val="22"/>
+        </w:rPr>
+      </w:r>
+    </w:p>
+    <w:p>
+      <w:pPr>
+        <w:spacing w:after="40"/>
+      </w:pPr>
+      <w:r>
+        <w:rPr>
+          <w:rFonts w:ascii="Times New Roman" w:hAnsi="Times New Roman"/>
+          <w:sz w:val="22"/>
+        </w:rPr>
+        <w:t>1. Single-level: create a directory, add unique file names, list, search, and delete entries.</w:t>
+      </w:r>
+    </w:p>
+    <w:p>
+      <w:pPr>
+        <w:spacing w:after="40"/>
+      </w:pPr>
+      <w:r>
+        <w:rPr>
+          <w:rFonts w:ascii="Times New Roman" w:hAnsi="Times New Roman"/>
+          <w:sz w:val="22"/>
+        </w:rPr>
+        <w:t>2. Two-level: create user directories and perform file operations within the selected user directory.</w:t>
+      </w:r>
+    </w:p>
+    <w:p>
+      <w:pPr>
+        <w:spacing w:after="40"/>
+      </w:pPr>
+      <w:r>
+        <w:rPr>
+          <w:rFonts w:ascii="Times New Roman" w:hAnsi="Times New Roman"/>
+          <w:sz w:val="22"/>
+        </w:rPr>
+        <w:t>3. Reject duplicate file names within a directory while allowing the same name for different users.</w:t>
+      </w:r>
+    </w:p>
+    <w:p>
+      <w:pPr>
+        <w:spacing w:after="80"/>
+      </w:pPr>
+      <w:r>
+        <w:rPr>
+          <w:rFonts w:ascii="Times New Roman" w:hAnsi="Times New Roman"/>
+          <w:i w:val="0"/>
+          <w:sz w:val="22"/>
+        </w:rPr>
+        <w:t>Program A: single-level directory</w:t>
+      </w:r>
+    </w:p>
+    <w:p>
+      <w:pPr>
+        <w:spacing w:before="40" w:after="160" w:line="240" w:lineRule="auto"/>
+        <w:ind w:left="173" w:right="115"/>
+      </w:pPr>
+      <w:r>
+        <w:rPr>
+          <w:rFonts w:ascii="Courier New" w:hAnsi="Courier New" w:eastAsia="Courier New"/>
+          <w:sz w:val="15"/>
+        </w:rPr>
+        <w:t>#include &lt;stdio.h&gt;</w:t>
+        <w:br/>
+        <w:t>#include &lt;string.h&gt;</w:t>
+        <w:br/>
+        <w:br/>
+        <w:t>#define MAX_FILES 100</w:t>
+        <w:br/>
+        <w:br/>
+        <w:t>int main(void) {</w:t>
+        <w:br/>
+        <w:t xml:space="preserve">    char directory[30], files[MAX_FILES][50], name[50];</w:t>
+        <w:br/>
+        <w:t xml:space="preserve">    int count = 0, choice;</w:t>
+        <w:br/>
+        <w:t xml:space="preserve">    printf("College Student Project Management - Single-Level Directory\nDirectory name: ");</w:t>
+        <w:br/>
+        <w:t xml:space="preserve">    if (scanf("%29s", directory) != 1) return 1;</w:t>
+        <w:br/>
+        <w:t xml:space="preserve">    do {</w:t>
+        <w:br/>
+        <w:t xml:space="preserve">        printf("\n1 Add file  2 List files  3 Search  4 Delete  5 Exit\nChoice: ");</w:t>
+        <w:br/>
+        <w:t xml:space="preserve">        if (scanf("%d", &amp;choice) != 1) return 1;</w:t>
+        <w:br/>
+        <w:t xml:space="preserve">        if (choice == 1) {</w:t>
+        <w:br/>
+        <w:t xml:space="preserve">            if (count == MAX_FILES) { puts("Directory is full."); continue; }</w:t>
+        <w:br/>
+        <w:t xml:space="preserve">            printf("File name: "); if (scanf("%49s", name) != 1) return 1;</w:t>
+        <w:br/>
+        <w:t xml:space="preserve">            int duplicate = 0;</w:t>
+        <w:br/>
+        <w:t xml:space="preserve">            for (int i = 0; i &lt; count; ++i) if (strcmp(files[i], name) == 0) duplicate = 1;</w:t>
+        <w:br/>
+        <w:t xml:space="preserve">            if (duplicate) puts("That file name already exists in this directory.");</w:t>
+        <w:br/>
+        <w:t xml:space="preserve">            else { strcpy(files[count++], name); puts("File added."); }</w:t>
+        <w:br/>
+        <w:t xml:space="preserve">        } else if (choice == 2) {</w:t>
+        <w:br/>
+        <w:t xml:space="preserve">            printf("Directory %s files:", directory);</w:t>
+        <w:br/>
+        <w:t xml:space="preserve">            if (!count) printf(" (empty)");</w:t>
+        <w:br/>
+        <w:t xml:space="preserve">            for (int i = 0; i &lt; count; ++i) printf(" %s", files[i]);</w:t>
+        <w:br/>
+        <w:t xml:space="preserve">            putchar('\n');</w:t>
+        <w:br/>
+        <w:t xml:space="preserve">        } else if (choice == 3 || choice == 4) {</w:t>
+        <w:br/>
+        <w:t xml:space="preserve">            printf("File name: "); if (scanf("%49s", name) != 1) return 1;</w:t>
+        <w:br/>
+        <w:t xml:space="preserve">            int found = -1;</w:t>
+        <w:br/>
+        <w:t xml:space="preserve">            for (int i = 0; i &lt; count; ++i) if (strcmp(files[i], name) == 0) { found = i; break; }</w:t>
+        <w:br/>
+        <w:t xml:space="preserve">            if (found &lt; 0) puts("File not found.");</w:t>
+        <w:br/>
+        <w:t xml:space="preserve">            else if (choice == 3) printf("%s is in directory %s at position %d.\n", name, directory, found + 1);</w:t>
+        <w:br/>
+        <w:t xml:space="preserve">            else {</w:t>
+        <w:br/>
+        <w:t xml:space="preserve">                if (found != count - 1) strcpy(files[found], files[count - 1]);</w:t>
+        <w:br/>
+        <w:t xml:space="preserve">                --count; puts("File deleted.");</w:t>
+        <w:br/>
+        <w:t xml:space="preserve">            }</w:t>
+        <w:br/>
+        <w:t xml:space="preserve">        } else if (choice != 5) puts("Invalid choice.");</w:t>
+        <w:br/>
+        <w:t xml:space="preserve">    } while (choice != 5);</w:t>
+        <w:br/>
+        <w:t xml:space="preserve">    return 0;</w:t>
+        <w:br/>
+        <w:t>}</w:t>
+      </w:r>
+    </w:p>
+    <w:tbl>
+      <w:tblPr>
+        <w:tblW w:type="auto" w:w="0"/>
+        <w:jc w:val="center"/>
+        <w:tblLayout w:type="fixed"/>
+        <w:tblLook w:firstColumn="1" w:firstRow="1" w:lastColumn="0" w:lastRow="0" w:noHBand="0" w:noVBand="1" w:val="04A0"/>
+      </w:tblPr>
+      <w:tblGrid>
+        <w:gridCol w:w="2256"/>
+        <w:gridCol w:w="2256"/>
+        <w:gridCol w:w="2256"/>
+        <w:gridCol w:w="2256"/>
+      </w:tblGrid>
+      <w:tr>
+        <w:trPr>
+          <w:cantSplit/>
+        </w:trPr>
+        <w:tc>
+          <w:tcPr>
+            <w:tcW w:type="dxa" w:w="2203"/>
+            <w:vAlign w:val="center"/>
+            <w:tcBorders>
+              <w:top w:val="single" w:sz="6" w:color="7F8C9A"/>
+              <w:left w:val="single" w:sz="6" w:color="7F8C9A"/>
+              <w:bottom w:val="single" w:sz="6" w:color="7F8C9A"/>
+              <w:right w:val="single" w:sz="6" w:color="7F8C9A"/>
+              <w:insideH w:val="single" w:sz="6" w:color="7F8C9A"/>
+              <w:insideV w:val="single" w:sz="6" w:color="7F8C9A"/>
+            </w:tcBorders>
+          </w:tcPr>
+          <w:p>
+            <w:pPr>
+              <w:spacing w:before="20" w:after="20"/>
+              <w:jc w:val="center"/>
+            </w:pPr>
+            <w:r>
+              <w:rPr>
+                <w:rFonts w:ascii="Times New Roman" w:hAnsi="Times New Roman"/>
+                <w:b/>
+                <w:sz w:val="16"/>
+              </w:rPr>
+              <w:t>Program (4)</w:t>
+            </w:r>
+          </w:p>
+        </w:tc>
+        <w:tc>
+          <w:tcPr>
+            <w:tcW w:type="dxa" w:w="2203"/>
+            <w:vAlign w:val="center"/>
+            <w:tcBorders>
+              <w:top w:val="single" w:sz="6" w:color="7F8C9A"/>
+              <w:left w:val="single" w:sz="6" w:color="7F8C9A"/>
+              <w:bottom w:val="single" w:sz="6" w:color="7F8C9A"/>
+              <w:right w:val="single" w:sz="6" w:color="7F8C9A"/>
+              <w:insideH w:val="single" w:sz="6" w:color="7F8C9A"/>
+              <w:insideV w:val="single" w:sz="6" w:color="7F8C9A"/>
+            </w:tcBorders>
+          </w:tcPr>
+          <w:p>
+            <w:pPr>
+              <w:spacing w:before="20" w:after="20"/>
+              <w:jc w:val="center"/>
+            </w:pPr>
+            <w:r>
+              <w:rPr>
+                <w:rFonts w:ascii="Times New Roman" w:hAnsi="Times New Roman"/>
+                <w:b/>
+                <w:sz w:val="16"/>
+              </w:rPr>
+              <w:t>Output (3)</w:t>
+            </w:r>
+          </w:p>
+        </w:tc>
+        <w:tc>
+          <w:tcPr>
+            <w:tcW w:type="dxa" w:w="2203"/>
+            <w:vAlign w:val="center"/>
+            <w:tcBorders>
+              <w:top w:val="single" w:sz="6" w:color="7F8C9A"/>
+              <w:left w:val="single" w:sz="6" w:color="7F8C9A"/>
+              <w:bottom w:val="single" w:sz="6" w:color="7F8C9A"/>
+              <w:right w:val="single" w:sz="6" w:color="7F8C9A"/>
+              <w:insideH w:val="single" w:sz="6" w:color="7F8C9A"/>
+              <w:insideV w:val="single" w:sz="6" w:color="7F8C9A"/>
+            </w:tcBorders>
+          </w:tcPr>
+          <w:p>
+            <w:pPr>
+              <w:spacing w:before="20" w:after="20"/>
+              <w:jc w:val="center"/>
+            </w:pPr>
+            <w:r>
+              <w:rPr>
+                <w:rFonts w:ascii="Times New Roman" w:hAnsi="Times New Roman"/>
+                <w:b/>
+                <w:sz w:val="16"/>
+              </w:rPr>
+              <w:t>Viva (3)</w:t>
+            </w:r>
+          </w:p>
+        </w:tc>
+        <w:tc>
+          <w:tcPr>
+            <w:tcW w:type="dxa" w:w="2203"/>
+            <w:vAlign w:val="center"/>
+            <w:tcBorders>
+              <w:top w:val="single" w:sz="6" w:color="7F8C9A"/>
+              <w:left w:val="single" w:sz="6" w:color="7F8C9A"/>
+              <w:bottom w:val="single" w:sz="6" w:color="7F8C9A"/>
+              <w:right w:val="single" w:sz="6" w:color="7F8C9A"/>
+              <w:insideH w:val="single" w:sz="6" w:color="7F8C9A"/>
+              <w:insideV w:val="single" w:sz="6" w:color="7F8C9A"/>
+            </w:tcBorders>
+          </w:tcPr>
+          <w:p>
+            <w:pPr>
+              <w:spacing w:before="20" w:after="20"/>
+              <w:jc w:val="center"/>
+            </w:pPr>
+            <w:r>
+              <w:rPr>
+                <w:rFonts w:ascii="Times New Roman" w:hAnsi="Times New Roman"/>
+                <w:b/>
+                <w:sz w:val="16"/>
+              </w:rPr>
+              <w:t>Result (10)</w:t>
+            </w:r>
+          </w:p>
+        </w:tc>
+      </w:tr>
+      <w:tr>
+        <w:trPr>
+          <w:cantSplit/>
+        </w:trPr>
+        <w:tc>
+          <w:tcPr>
+            <w:tcW w:type="dxa" w:w="2203"/>
+            <w:vAlign w:val="center"/>
+            <w:tcBorders>
+              <w:top w:val="single" w:sz="6" w:color="7F8C9A"/>
+              <w:left w:val="single" w:sz="6" w:color="7F8C9A"/>
+              <w:bottom w:val="single" w:sz="6" w:color="7F8C9A"/>
+              <w:right w:val="single" w:sz="6" w:color="7F8C9A"/>
+              <w:insideH w:val="single" w:sz="6" w:color="7F8C9A"/>
+              <w:insideV w:val="single" w:sz="6" w:color="7F8C9A"/>
+            </w:tcBorders>
+          </w:tcPr>
+          <w:p>
+            <w:pPr>
+              <w:spacing w:before="20" w:after="20"/>
+              <w:jc w:val="center"/>
+            </w:pPr>
+            <w:r>
+              <w:rPr>
+                <w:rFonts w:ascii="Times New Roman" w:hAnsi="Times New Roman"/>
+                <w:b w:val="0"/>
+                <w:sz w:val="16"/>
+              </w:rPr>
+            </w:r>
+          </w:p>
+        </w:tc>
+        <w:tc>
+          <w:tcPr>
+            <w:tcW w:type="dxa" w:w="2203"/>
+            <w:vAlign w:val="center"/>
+            <w:tcBorders>
+              <w:top w:val="single" w:sz="6" w:color="7F8C9A"/>
+              <w:left w:val="single" w:sz="6" w:color="7F8C9A"/>
+              <w:bottom w:val="single" w:sz="6" w:color="7F8C9A"/>
+              <w:right w:val="single" w:sz="6" w:color="7F8C9A"/>
+              <w:insideH w:val="single" w:sz="6" w:color="7F8C9A"/>
+              <w:insideV w:val="single" w:sz="6" w:color="7F8C9A"/>
+            </w:tcBorders>
+          </w:tcPr>
+          <w:p>
+            <w:pPr>
+              <w:spacing w:before="20" w:after="20"/>
+              <w:jc w:val="center"/>
+            </w:pPr>
+            <w:r>
+              <w:rPr>
+                <w:rFonts w:ascii="Times New Roman" w:hAnsi="Times New Roman"/>
+                <w:b w:val="0"/>
+                <w:sz w:val="16"/>
+              </w:rPr>
+            </w:r>
+          </w:p>
+        </w:tc>
+        <w:tc>
+          <w:tcPr>
+            <w:tcW w:type="dxa" w:w="2203"/>
+            <w:vAlign w:val="center"/>
+            <w:tcBorders>
+              <w:top w:val="single" w:sz="6" w:color="7F8C9A"/>
+              <w:left w:val="single" w:sz="6" w:color="7F8C9A"/>
+              <w:bottom w:val="single" w:sz="6" w:color="7F8C9A"/>
+              <w:right w:val="single" w:sz="6" w:color="7F8C9A"/>
+              <w:insideH w:val="single" w:sz="6" w:color="7F8C9A"/>
+              <w:insideV w:val="single" w:sz="6" w:color="7F8C9A"/>
+            </w:tcBorders>
+          </w:tcPr>
+          <w:p>
+            <w:pPr>
+              <w:spacing w:before="20" w:after="20"/>
+              <w:jc w:val="center"/>
+            </w:pPr>
+            <w:r>
+              <w:rPr>
+                <w:rFonts w:ascii="Times New Roman" w:hAnsi="Times New Roman"/>
+                <w:b w:val="0"/>
+                <w:sz w:val="16"/>
+              </w:rPr>
+            </w:r>
+          </w:p>
+        </w:tc>
+        <w:tc>
+          <w:tcPr>
+            <w:tcW w:type="dxa" w:w="2203"/>
+            <w:vAlign w:val="center"/>
+            <w:tcBorders>
+              <w:top w:val="single" w:sz="6" w:color="7F8C9A"/>
+              <w:left w:val="single" w:sz="6" w:color="7F8C9A"/>
+              <w:bottom w:val="single" w:sz="6" w:color="7F8C9A"/>
+              <w:right w:val="single" w:sz="6" w:color="7F8C9A"/>
+              <w:insideH w:val="single" w:sz="6" w:color="7F8C9A"/>
+              <w:insideV w:val="single" w:sz="6" w:color="7F8C9A"/>
+            </w:tcBorders>
+          </w:tcPr>
+          <w:p>
+            <w:pPr>
+              <w:spacing w:before="20" w:after="20"/>
+              <w:jc w:val="center"/>
+            </w:pPr>
+            <w:r>
+              <w:rPr>
+                <w:rFonts w:ascii="Times New Roman" w:hAnsi="Times New Roman"/>
+                <w:b w:val="0"/>
+                <w:sz w:val="16"/>
+              </w:rPr>
+            </w:r>
+          </w:p>
+        </w:tc>
+      </w:tr>
+    </w:tbl>
+    <w:p>
+      <w:pPr>
+        <w:spacing w:after="80"/>
+      </w:pPr>
+      <w:r>
+        <w:rPr>
+          <w:rFonts w:ascii="Times New Roman" w:hAnsi="Times New Roman"/>
+          <w:b/>
+          <w:sz w:val="22"/>
+        </w:rPr>
+        <w:t>Compile and run:</w:t>
+      </w:r>
+      <w:r>
+        <w:rPr>
+          <w:rFonts w:ascii="Times New Roman" w:hAnsi="Times New Roman"/>
+          <w:sz w:val="22"/>
+        </w:rPr>
+        <w:t xml:space="preserve"> clang Experiment-15/single_level_directory.c -Wall -Wextra -o Experiment-15/single_level_directory &amp;&amp; ./Experiment-15/single_level_directory</w:t>
+      </w:r>
+    </w:p>
+    <w:p>
+      <w:pPr>
+        <w:keepNext/>
+      </w:pPr>
+      <w:r>
+        <w:rPr>
+          <w:rFonts w:ascii="Times New Roman" w:hAnsi="Times New Roman"/>
+          <w:b/>
+          <w:sz w:val="20"/>
+        </w:rPr>
+        <w:t>Illustrative output for the sample directory operations.</w:t>
+      </w:r>
+    </w:p>
+    <w:p>
+      <w:r>
+        <w:rPr>
+          <w:rFonts w:ascii="Times New Roman" w:hAnsi="Times New Roman"/>
+          <w:i/>
+          <w:sz w:val="18"/>
+        </w:rPr>
+        <w:t>Illustrative sample output generated by running the program in the Codex workspace. This is not a screenshot from the student’s Mac.</w:t>
+      </w:r>
+    </w:p>
+    <w:p>
+      <w:pPr>
+        <w:spacing w:after="140"/>
+        <w:ind w:left="173"/>
+      </w:pPr>
+      <w:r>
+        <w:rPr>
+          <w:rFonts w:ascii="Courier New" w:hAnsi="Courier New" w:eastAsia="Courier New"/>
+          <w:sz w:val="16"/>
+        </w:rPr>
+        <w:t>Directory projects files: report.pdf code.c</w:t>
+        <w:br/>
+        <w:t>report.pdf is in directory projects at position 1</w:t>
+      </w:r>
+    </w:p>
+    <w:p>
+      <w:pPr>
+        <w:ind w:left="216"/>
+      </w:pPr>
+      <w:r>
+        <w:rPr>
+          <w:rFonts w:ascii="Times New Roman" w:hAnsi="Times New Roman"/>
+          <w:i/>
+          <w:sz w:val="20"/>
+        </w:rPr>
+        <w:t>Actual Mac Terminal screenshot for the single-level directory program pending.</w:t>
+      </w:r>
+    </w:p>
+    <w:p>
+      <w:pPr>
+        <w:spacing w:after="80"/>
+      </w:pPr>
+      <w:r>
+        <w:rPr>
+          <w:rFonts w:ascii="Times New Roman" w:hAnsi="Times New Roman"/>
+          <w:i w:val="0"/>
+          <w:sz w:val="22"/>
+        </w:rPr>
+        <w:t>Program B: two-level directory</w:t>
+      </w:r>
+    </w:p>
+    <w:p>
+      <w:pPr>
+        <w:spacing w:before="40" w:after="160" w:line="240" w:lineRule="auto"/>
+        <w:ind w:left="173" w:right="115"/>
+      </w:pPr>
+      <w:r>
+        <w:rPr>
+          <w:rFonts w:ascii="Courier New" w:hAnsi="Courier New" w:eastAsia="Courier New"/>
+          <w:sz w:val="15"/>
+        </w:rPr>
+        <w:t>#include &lt;stdio.h&gt;</w:t>
+        <w:br/>
+        <w:t>#include &lt;string.h&gt;</w:t>
+        <w:br/>
+        <w:br/>
+        <w:t>#define MAX_USERS 20</w:t>
+        <w:br/>
+        <w:t>#define MAX_FILES 50</w:t>
+        <w:br/>
+        <w:br/>
+        <w:t>typedef struct { char name[30]; char files[MAX_FILES][50]; int count; } UserDirectory;</w:t>
+        <w:br/>
+        <w:br/>
+        <w:t>int main(void) {</w:t>
+        <w:br/>
+        <w:t xml:space="preserve">    UserDirectory users[MAX_USERS] = {0};</w:t>
+        <w:br/>
+        <w:t xml:space="preserve">    int user_count = 0, choice;</w:t>
+        <w:br/>
+        <w:t xml:space="preserve">    char user[30], file[50];</w:t>
+        <w:br/>
+        <w:t xml:space="preserve">    puts("College Student Project Management - Two-Level Directory");</w:t>
+        <w:br/>
+        <w:t xml:space="preserve">    do {</w:t>
+        <w:br/>
+        <w:t xml:space="preserve">        printf("\n1 Create user directory  2 Add file  3 List  4 Search  5 Delete file  6 Exit\nChoice: ");</w:t>
+        <w:br/>
+        <w:t xml:space="preserve">        if (scanf("%d", &amp;choice) != 1) return 1;</w:t>
+        <w:br/>
+        <w:t xml:space="preserve">        if (choice == 1) {</w:t>
+        <w:br/>
+        <w:t xml:space="preserve">            if (user_count == MAX_USERS) { puts("Directory table is full."); continue; }</w:t>
+        <w:br/>
+        <w:t xml:space="preserve">            printf("User directory name: "); if (scanf("%29s", user) != 1) return 1;</w:t>
+        <w:br/>
+        <w:t xml:space="preserve">            int duplicate = 0;</w:t>
+        <w:br/>
+        <w:t xml:space="preserve">            for (int i = 0; i &lt; user_count; ++i) if (strcmp(users[i].name, user) == 0) duplicate = 1;</w:t>
+        <w:br/>
+        <w:t xml:space="preserve">            if (duplicate) puts("User directory already exists.");</w:t>
+        <w:br/>
+        <w:t xml:space="preserve">            else { strcpy(users[user_count].name, user); users[user_count++].count = 0; puts("Directory created."); }</w:t>
+        <w:br/>
+        <w:t xml:space="preserve">        } else if (choice &gt;= 2 &amp;&amp; choice &lt;= 5) {</w:t>
+        <w:br/>
+        <w:t xml:space="preserve">            printf("User directory: "); if (scanf("%29s", user) != 1) return 1;</w:t>
+        <w:br/>
+        <w:t xml:space="preserve">            int u = -1;</w:t>
+        <w:br/>
+        <w:t xml:space="preserve">            for (int i = 0; i &lt; user_count; ++i) if (strcmp(users[i].name, user) == 0) { u = i; break; }</w:t>
+        <w:br/>
+        <w:t xml:space="preserve">            if (u &lt; 0) { puts("Directory not found."); continue; }</w:t>
+        <w:br/>
+        <w:t xml:space="preserve">            if (choice == 3) {</w:t>
+        <w:br/>
+        <w:t xml:space="preserve">                printf("Files in %s:", user);</w:t>
+        <w:br/>
+        <w:t xml:space="preserve">                if (!users[u].count) printf(" (empty)");</w:t>
+        <w:br/>
+        <w:t xml:space="preserve">                for (int i = 0; i &lt; users[u].count; ++i) printf(" %s", users[u].files[i]);</w:t>
+        <w:br/>
+        <w:t xml:space="preserve">                putchar('\n'); continue;</w:t>
+        <w:br/>
+        <w:t xml:space="preserve">            }</w:t>
+        <w:br/>
+        <w:t xml:space="preserve">            printf("File name: "); if (scanf("%49s", file) != 1) return 1;</w:t>
+        <w:br/>
+        <w:t xml:space="preserve">            int f = -1;</w:t>
+        <w:br/>
+        <w:t xml:space="preserve">            for (int i = 0; i &lt; users[u].count; ++i) if (strcmp(users[u].files[i], file) == 0) { f = i; break; }</w:t>
+        <w:br/>
+        <w:t xml:space="preserve">            if (choice == 2) {</w:t>
+        <w:br/>
+        <w:t xml:space="preserve">                if (users[u].count == MAX_FILES) puts("User directory is full.");</w:t>
+        <w:br/>
+        <w:t xml:space="preserve">                else if (f &gt;= 0) puts("That file already exists for this user.");</w:t>
+        <w:br/>
+        <w:t xml:space="preserve">                else { strcpy(users[u].files[users[u].count++], file); puts("File added."); }</w:t>
+        <w:br/>
+        <w:t xml:space="preserve">            } else if (f &lt; 0) puts("File not found.");</w:t>
+        <w:br/>
+        <w:t xml:space="preserve">            else if (choice == 4) printf("%s/%s exists.\n", user, file);</w:t>
+        <w:br/>
+        <w:t xml:space="preserve">            else {</w:t>
+        <w:br/>
+        <w:t xml:space="preserve">                if (f != users[u].count - 1) strcpy(users[u].files[f], users[u].files[users[u].count - 1]);</w:t>
+        <w:br/>
+        <w:t xml:space="preserve">                --users[u].count; puts("File deleted.");</w:t>
+        <w:br/>
+        <w:t xml:space="preserve">            }</w:t>
+        <w:br/>
+        <w:t xml:space="preserve">        } else if (choice != 6) puts("Invalid choice.");</w:t>
+        <w:br/>
+        <w:t xml:space="preserve">    } while (choice != 6);</w:t>
+        <w:br/>
+        <w:t xml:space="preserve">    return 0;</w:t>
+        <w:br/>
+        <w:t>}</w:t>
+      </w:r>
+    </w:p>
+    <w:tbl>
+      <w:tblPr>
+        <w:tblW w:type="auto" w:w="0"/>
+        <w:jc w:val="center"/>
+        <w:tblLayout w:type="fixed"/>
+        <w:tblLook w:firstColumn="1" w:firstRow="1" w:lastColumn="0" w:lastRow="0" w:noHBand="0" w:noVBand="1" w:val="04A0"/>
+      </w:tblPr>
+      <w:tblGrid>
+        <w:gridCol w:w="2256"/>
+        <w:gridCol w:w="2256"/>
+        <w:gridCol w:w="2256"/>
+        <w:gridCol w:w="2256"/>
+      </w:tblGrid>
+      <w:tr>
+        <w:trPr>
+          <w:cantSplit/>
+        </w:trPr>
+        <w:tc>
+          <w:tcPr>
+            <w:tcW w:type="dxa" w:w="2203"/>
+            <w:vAlign w:val="center"/>
+            <w:tcBorders>
+              <w:top w:val="single" w:sz="6" w:color="7F8C9A"/>
+              <w:left w:val="single" w:sz="6" w:color="7F8C9A"/>
+              <w:bottom w:val="single" w:sz="6" w:color="7F8C9A"/>
+              <w:right w:val="single" w:sz="6" w:color="7F8C9A"/>
+              <w:insideH w:val="single" w:sz="6" w:color="7F8C9A"/>
+              <w:insideV w:val="single" w:sz="6" w:color="7F8C9A"/>
+            </w:tcBorders>
+          </w:tcPr>
+          <w:p>
+            <w:pPr>
+              <w:spacing w:before="20" w:after="20"/>
+              <w:jc w:val="center"/>
+            </w:pPr>
+            <w:r>
+              <w:rPr>
+                <w:rFonts w:ascii="Times New Roman" w:hAnsi="Times New Roman"/>
+                <w:b/>
+                <w:sz w:val="16"/>
+              </w:rPr>
+              <w:t>Program (4)</w:t>
+            </w:r>
+          </w:p>
+        </w:tc>
+        <w:tc>
+          <w:tcPr>
+            <w:tcW w:type="dxa" w:w="2203"/>
+            <w:vAlign w:val="center"/>
+            <w:tcBorders>
+              <w:top w:val="single" w:sz="6" w:color="7F8C9A"/>
+              <w:left w:val="single" w:sz="6" w:color="7F8C9A"/>
+              <w:bottom w:val="single" w:sz="6" w:color="7F8C9A"/>
+              <w:right w:val="single" w:sz="6" w:color="7F8C9A"/>
+              <w:insideH w:val="single" w:sz="6" w:color="7F8C9A"/>
+              <w:insideV w:val="single" w:sz="6" w:color="7F8C9A"/>
+            </w:tcBorders>
+          </w:tcPr>
+          <w:p>
+            <w:pPr>
+              <w:spacing w:before="20" w:after="20"/>
+              <w:jc w:val="center"/>
+            </w:pPr>
+            <w:r>
+              <w:rPr>
+                <w:rFonts w:ascii="Times New Roman" w:hAnsi="Times New Roman"/>
+                <w:b/>
+                <w:sz w:val="16"/>
+              </w:rPr>
+              <w:t>Output (3)</w:t>
+            </w:r>
+          </w:p>
+        </w:tc>
+        <w:tc>
+          <w:tcPr>
+            <w:tcW w:type="dxa" w:w="2203"/>
+            <w:vAlign w:val="center"/>
+            <w:tcBorders>
+              <w:top w:val="single" w:sz="6" w:color="7F8C9A"/>
+              <w:left w:val="single" w:sz="6" w:color="7F8C9A"/>
+              <w:bottom w:val="single" w:sz="6" w:color="7F8C9A"/>
+              <w:right w:val="single" w:sz="6" w:color="7F8C9A"/>
+              <w:insideH w:val="single" w:sz="6" w:color="7F8C9A"/>
+              <w:insideV w:val="single" w:sz="6" w:color="7F8C9A"/>
+            </w:tcBorders>
+          </w:tcPr>
+          <w:p>
+            <w:pPr>
+              <w:spacing w:before="20" w:after="20"/>
+              <w:jc w:val="center"/>
+            </w:pPr>
+            <w:r>
+              <w:rPr>
+                <w:rFonts w:ascii="Times New Roman" w:hAnsi="Times New Roman"/>
+                <w:b/>
+                <w:sz w:val="16"/>
+              </w:rPr>
+              <w:t>Viva (3)</w:t>
+            </w:r>
+          </w:p>
+        </w:tc>
+        <w:tc>
+          <w:tcPr>
+            <w:tcW w:type="dxa" w:w="2203"/>
+            <w:vAlign w:val="center"/>
+            <w:tcBorders>
+              <w:top w:val="single" w:sz="6" w:color="7F8C9A"/>
+              <w:left w:val="single" w:sz="6" w:color="7F8C9A"/>
+              <w:bottom w:val="single" w:sz="6" w:color="7F8C9A"/>
+              <w:right w:val="single" w:sz="6" w:color="7F8C9A"/>
+              <w:insideH w:val="single" w:sz="6" w:color="7F8C9A"/>
+              <w:insideV w:val="single" w:sz="6" w:color="7F8C9A"/>
+            </w:tcBorders>
+          </w:tcPr>
+          <w:p>
+            <w:pPr>
+              <w:spacing w:before="20" w:after="20"/>
+              <w:jc w:val="center"/>
+            </w:pPr>
+            <w:r>
+              <w:rPr>
+                <w:rFonts w:ascii="Times New Roman" w:hAnsi="Times New Roman"/>
+                <w:b/>
+                <w:sz w:val="16"/>
+              </w:rPr>
+              <w:t>Result (10)</w:t>
+            </w:r>
+          </w:p>
+        </w:tc>
+      </w:tr>
+      <w:tr>
+        <w:trPr>
+          <w:cantSplit/>
+        </w:trPr>
+        <w:tc>
+          <w:tcPr>
+            <w:tcW w:type="dxa" w:w="2203"/>
+            <w:vAlign w:val="center"/>
+            <w:tcBorders>
+              <w:top w:val="single" w:sz="6" w:color="7F8C9A"/>
+              <w:left w:val="single" w:sz="6" w:color="7F8C9A"/>
+              <w:bottom w:val="single" w:sz="6" w:color="7F8C9A"/>
+              <w:right w:val="single" w:sz="6" w:color="7F8C9A"/>
+              <w:insideH w:val="single" w:sz="6" w:color="7F8C9A"/>
+              <w:insideV w:val="single" w:sz="6" w:color="7F8C9A"/>
+            </w:tcBorders>
+          </w:tcPr>
+          <w:p>
+            <w:pPr>
+              <w:spacing w:before="20" w:after="20"/>
+              <w:jc w:val="center"/>
+            </w:pPr>
+            <w:r>
+              <w:rPr>
+                <w:rFonts w:ascii="Times New Roman" w:hAnsi="Times New Roman"/>
+                <w:b w:val="0"/>
+                <w:sz w:val="16"/>
+              </w:rPr>
+            </w:r>
+          </w:p>
+        </w:tc>
+        <w:tc>
+          <w:tcPr>
+            <w:tcW w:type="dxa" w:w="2203"/>
+            <w:vAlign w:val="center"/>
+            <w:tcBorders>
+              <w:top w:val="single" w:sz="6" w:color="7F8C9A"/>
+              <w:left w:val="single" w:sz="6" w:color="7F8C9A"/>
+              <w:bottom w:val="single" w:sz="6" w:color="7F8C9A"/>
+              <w:right w:val="single" w:sz="6" w:color="7F8C9A"/>
+              <w:insideH w:val="single" w:sz="6" w:color="7F8C9A"/>
+              <w:insideV w:val="single" w:sz="6" w:color="7F8C9A"/>
+            </w:tcBorders>
+          </w:tcPr>
+          <w:p>
+            <w:pPr>
+              <w:spacing w:before="20" w:after="20"/>
+              <w:jc w:val="center"/>
+            </w:pPr>
+            <w:r>
+              <w:rPr>
+                <w:rFonts w:ascii="Times New Roman" w:hAnsi="Times New Roman"/>
+                <w:b w:val="0"/>
+                <w:sz w:val="16"/>
+              </w:rPr>
+            </w:r>
+          </w:p>
+        </w:tc>
+        <w:tc>
+          <w:tcPr>
+            <w:tcW w:type="dxa" w:w="2203"/>
+            <w:vAlign w:val="center"/>
+            <w:tcBorders>
+              <w:top w:val="single" w:sz="6" w:color="7F8C9A"/>
+              <w:left w:val="single" w:sz="6" w:color="7F8C9A"/>
+              <w:bottom w:val="single" w:sz="6" w:color="7F8C9A"/>
+              <w:right w:val="single" w:sz="6" w:color="7F8C9A"/>
+              <w:insideH w:val="single" w:sz="6" w:color="7F8C9A"/>
+              <w:insideV w:val="single" w:sz="6" w:color="7F8C9A"/>
+            </w:tcBorders>
+          </w:tcPr>
+          <w:p>
+            <w:pPr>
+              <w:spacing w:before="20" w:after="20"/>
+              <w:jc w:val="center"/>
+            </w:pPr>
+            <w:r>
+              <w:rPr>
+                <w:rFonts w:ascii="Times New Roman" w:hAnsi="Times New Roman"/>
+                <w:b w:val="0"/>
+                <w:sz w:val="16"/>
+              </w:rPr>
+            </w:r>
+          </w:p>
+        </w:tc>
+        <w:tc>
+          <w:tcPr>
+            <w:tcW w:type="dxa" w:w="2203"/>
+            <w:vAlign w:val="center"/>
+            <w:tcBorders>
+              <w:top w:val="single" w:sz="6" w:color="7F8C9A"/>
+              <w:left w:val="single" w:sz="6" w:color="7F8C9A"/>
+              <w:bottom w:val="single" w:sz="6" w:color="7F8C9A"/>
+              <w:right w:val="single" w:sz="6" w:color="7F8C9A"/>
+              <w:insideH w:val="single" w:sz="6" w:color="7F8C9A"/>
+              <w:insideV w:val="single" w:sz="6" w:color="7F8C9A"/>
+            </w:tcBorders>
+          </w:tcPr>
+          <w:p>
+            <w:pPr>
+              <w:spacing w:before="20" w:after="20"/>
+              <w:jc w:val="center"/>
+            </w:pPr>
+            <w:r>
+              <w:rPr>
+                <w:rFonts w:ascii="Times New Roman" w:hAnsi="Times New Roman"/>
+                <w:b w:val="0"/>
+                <w:sz w:val="16"/>
+              </w:rPr>
             </w:r>
           </w:p>
         </w:tc>
